--- a/DQ_ENGINE/review_results/RDS/2026-10-27/RDS_account_level_findings.docx
+++ b/DQ_ENGINE/review_results/RDS/2026-10-27/RDS_account_level_findings.docx
@@ -85,262 +85,528 @@
       <w:tblPr>
         <w:tblStyle w:val="Table"/>
         <w:tblW w:type="auto" w:w="0"/>
-        <w:jc w:val="left"/>
+        <w:jc w:val="center"/>
+        <w:tblLayout w:type="fixed"/>
         <w:tblLook w:firstRow="1" w:lastRow="0" w:firstColumn="0" w:lastColumn="0" w:noHBand="0" w:noVBand="0" w:val="0020"/>
+        <w:tblBorders>
+          <w:top w:val="single" w:sz="6" w:color="1D252C"/>
+          <w:left w:val="single" w:sz="6" w:color="1D252C"/>
+          <w:bottom w:val="single" w:sz="6" w:color="1D252C"/>
+          <w:right w:val="single" w:sz="6" w:color="1D252C"/>
+          <w:insideH w:val="single" w:sz="6" w:color="1D252C"/>
+          <w:insideV w:val="single" w:sz="6" w:color="1D252C"/>
+        </w:tblBorders>
+        <w:tblCellMar>
+          <w:top w:w="80" w:type="dxa"/>
+          <w:bottom w:w="80" w:type="dxa"/>
+          <w:left w:w="80" w:type="dxa"/>
+          <w:right w:w="80" w:type="dxa"/>
+        </w:tblCellMar>
       </w:tblPr>
       <w:tblGrid>
-        <w:gridCol w:w="1584"/>
-        <w:gridCol w:w="1584"/>
-        <w:gridCol w:w="1584"/>
-        <w:gridCol w:w="1584"/>
-        <w:gridCol w:w="1584"/>
+        <w:gridCol w:w="1512"/>
+        <w:gridCol w:w="2203"/>
+        <w:gridCol w:w="2203"/>
+        <w:gridCol w:w="2203"/>
+        <w:gridCol w:w="2203"/>
       </w:tblGrid>
       <w:tr>
         <w:trPr>
           <w:tblHeader w:val="on"/>
+          <w:cantSplit/>
+          <w:tblHeader/>
         </w:trPr>
         <w:tc>
-          <w:tcPr/>
-          <w:p>
-            <w:pPr>
-              <w:pStyle w:val="Compact"/>
+          <w:tcPr>
+            <w:tcW w:type="dxa" w:w="1512"/>
+            <w:vAlign w:val="center"/>
+            <w:shd w:fill="FC4C02"/>
+          </w:tcPr>
+          <w:p>
+            <w:pPr>
+              <w:pStyle w:val="Compact"/>
+              <w:keepNext/>
+              <w:spacing w:before="0" w:after="0"/>
               <w:jc w:val="left"/>
             </w:pPr>
             <w:r>
+              <w:rPr>
+                <w:rFonts w:ascii="Calibri" w:hAnsi="Calibri"/>
+                <w:b/>
+                <w:color w:val="1D252C"/>
+                <w:sz w:val="16"/>
+              </w:rPr>
               <w:t xml:space="preserve">Month</w:t>
             </w:r>
           </w:p>
         </w:tc>
         <w:tc>
-          <w:tcPr/>
-          <w:p>
-            <w:pPr>
-              <w:pStyle w:val="Compact"/>
+          <w:tcPr>
+            <w:tcW w:type="dxa" w:w="2203"/>
+            <w:vAlign w:val="center"/>
+            <w:shd w:fill="FC4C02"/>
+          </w:tcPr>
+          <w:p>
+            <w:pPr>
+              <w:pStyle w:val="Compact"/>
+              <w:keepNext/>
+              <w:spacing w:before="0" w:after="0"/>
               <w:jc w:val="right"/>
             </w:pPr>
             <w:r>
+              <w:rPr>
+                <w:rFonts w:ascii="Calibri" w:hAnsi="Calibri"/>
+                <w:b/>
+                <w:color w:val="1D252C"/>
+                <w:sz w:val="16"/>
+              </w:rPr>
               <w:t xml:space="preserve">EVENT_DESCRIPTION</w:t>
             </w:r>
           </w:p>
         </w:tc>
         <w:tc>
-          <w:tcPr/>
-          <w:p>
-            <w:pPr>
-              <w:pStyle w:val="Compact"/>
+          <w:tcPr>
+            <w:tcW w:type="dxa" w:w="2203"/>
+            <w:vAlign w:val="center"/>
+            <w:shd w:fill="FC4C02"/>
+          </w:tcPr>
+          <w:p>
+            <w:pPr>
+              <w:pStyle w:val="Compact"/>
+              <w:keepNext/>
+              <w:spacing w:before="0" w:after="0"/>
               <w:jc w:val="right"/>
             </w:pPr>
             <w:r>
+              <w:rPr>
+                <w:rFonts w:ascii="Calibri" w:hAnsi="Calibri"/>
+                <w:b/>
+                <w:color w:val="1D252C"/>
+                <w:sz w:val="16"/>
+              </w:rPr>
               <w:t xml:space="preserve">MV_PROP_POSTCODE_NM</w:t>
             </w:r>
           </w:p>
         </w:tc>
         <w:tc>
-          <w:tcPr/>
-          <w:p>
-            <w:pPr>
-              <w:pStyle w:val="Compact"/>
+          <w:tcPr>
+            <w:tcW w:type="dxa" w:w="2203"/>
+            <w:vAlign w:val="center"/>
+            <w:shd w:fill="FC4C02"/>
+          </w:tcPr>
+          <w:p>
+            <w:pPr>
+              <w:pStyle w:val="Compact"/>
+              <w:keepNext/>
+              <w:spacing w:before="0" w:after="0"/>
               <w:jc w:val="right"/>
             </w:pPr>
             <w:r>
+              <w:rPr>
+                <w:rFonts w:ascii="Calibri" w:hAnsi="Calibri"/>
+                <w:b/>
+                <w:color w:val="1D252C"/>
+                <w:sz w:val="16"/>
+              </w:rPr>
               <w:t xml:space="preserve">PCKG_BOVO_VAL_AMT</w:t>
             </w:r>
           </w:p>
         </w:tc>
         <w:tc>
-          <w:tcPr/>
-          <w:p>
-            <w:pPr>
-              <w:pStyle w:val="Compact"/>
+          <w:tcPr>
+            <w:tcW w:type="dxa" w:w="2203"/>
+            <w:vAlign w:val="center"/>
+            <w:shd w:fill="FC4C02"/>
+          </w:tcPr>
+          <w:p>
+            <w:pPr>
+              <w:pStyle w:val="Compact"/>
+              <w:keepNext/>
+              <w:spacing w:before="0" w:after="0"/>
               <w:jc w:val="right"/>
             </w:pPr>
             <w:r>
+              <w:rPr>
+                <w:rFonts w:ascii="Calibri" w:hAnsi="Calibri"/>
+                <w:b/>
+                <w:color w:val="1D252C"/>
+                <w:sz w:val="16"/>
+              </w:rPr>
               <w:t xml:space="preserve">PCKG_REPAY_AMT</w:t>
             </w:r>
           </w:p>
         </w:tc>
       </w:tr>
       <w:tr>
-        <w:tc>
-          <w:tcPr/>
-          <w:p>
-            <w:pPr>
-              <w:pStyle w:val="Compact"/>
+        <w:trPr>
+          <w:cantSplit/>
+        </w:trPr>
+        <w:tc>
+          <w:tcPr>
+            <w:tcW w:type="dxa" w:w="1512"/>
+            <w:vAlign w:val="center"/>
+            <w:shd w:fill="FFFFFF"/>
+          </w:tcPr>
+          <w:p>
+            <w:pPr>
+              <w:pStyle w:val="Compact"/>
+              <w:keepNext w:val="0"/>
+              <w:spacing w:before="0" w:after="0"/>
               <w:jc w:val="left"/>
             </w:pPr>
             <w:r>
+              <w:rPr>
+                <w:rFonts w:ascii="Calibri" w:hAnsi="Calibri"/>
+                <w:b w:val="0"/>
+                <w:color w:val="1D252C"/>
+                <w:sz w:val="18"/>
+              </w:rPr>
               <w:t xml:space="preserve">February 2019</w:t>
             </w:r>
           </w:p>
         </w:tc>
         <w:tc>
-          <w:tcPr/>
-          <w:p>
-            <w:pPr>
-              <w:pStyle w:val="Compact"/>
+          <w:tcPr>
+            <w:tcW w:type="dxa" w:w="2203"/>
+            <w:vAlign w:val="center"/>
+            <w:shd w:fill="FFFFFF"/>
+          </w:tcPr>
+          <w:p>
+            <w:pPr>
+              <w:pStyle w:val="Compact"/>
+              <w:keepNext w:val="0"/>
+              <w:spacing w:before="0" w:after="0"/>
               <w:jc w:val="right"/>
             </w:pPr>
             <w:r>
+              <w:rPr>
+                <w:rFonts w:ascii="Calibri" w:hAnsi="Calibri"/>
+                <w:b w:val="0"/>
+                <w:color w:val="1D252C"/>
+                <w:sz w:val="18"/>
+              </w:rPr>
               <w:t xml:space="preserve">8,828</w:t>
             </w:r>
           </w:p>
         </w:tc>
         <w:tc>
-          <w:tcPr/>
-          <w:p>
-            <w:pPr>
-              <w:pStyle w:val="Compact"/>
+          <w:tcPr>
+            <w:tcW w:type="dxa" w:w="2203"/>
+            <w:vAlign w:val="center"/>
+            <w:shd w:fill="FFFFFF"/>
+          </w:tcPr>
+          <w:p>
+            <w:pPr>
+              <w:pStyle w:val="Compact"/>
+              <w:keepNext w:val="0"/>
+              <w:spacing w:before="0" w:after="0"/>
               <w:jc w:val="right"/>
             </w:pPr>
             <w:r>
+              <w:rPr>
+                <w:rFonts w:ascii="Calibri" w:hAnsi="Calibri"/>
+                <w:b w:val="0"/>
+                <w:color w:val="1D252C"/>
+                <w:sz w:val="18"/>
+              </w:rPr>
               <w:t xml:space="preserve">9,123</w:t>
             </w:r>
           </w:p>
         </w:tc>
         <w:tc>
-          <w:tcPr/>
-          <w:p>
-            <w:pPr>
-              <w:pStyle w:val="Compact"/>
+          <w:tcPr>
+            <w:tcW w:type="dxa" w:w="2203"/>
+            <w:vAlign w:val="center"/>
+            <w:shd w:fill="FFFFFF"/>
+          </w:tcPr>
+          <w:p>
+            <w:pPr>
+              <w:pStyle w:val="Compact"/>
+              <w:keepNext w:val="0"/>
+              <w:spacing w:before="0" w:after="0"/>
               <w:jc w:val="right"/>
             </w:pPr>
             <w:r>
+              <w:rPr>
+                <w:rFonts w:ascii="Calibri" w:hAnsi="Calibri"/>
+                <w:b w:val="0"/>
+                <w:color w:val="1D252C"/>
+                <w:sz w:val="18"/>
+              </w:rPr>
               <w:t xml:space="preserve">9,111</w:t>
             </w:r>
           </w:p>
         </w:tc>
         <w:tc>
-          <w:tcPr/>
-          <w:p>
-            <w:pPr>
-              <w:pStyle w:val="Compact"/>
+          <w:tcPr>
+            <w:tcW w:type="dxa" w:w="2203"/>
+            <w:vAlign w:val="center"/>
+            <w:shd w:fill="FFFFFF"/>
+          </w:tcPr>
+          <w:p>
+            <w:pPr>
+              <w:pStyle w:val="Compact"/>
+              <w:keepNext w:val="0"/>
+              <w:spacing w:before="0" w:after="0"/>
               <w:jc w:val="right"/>
             </w:pPr>
             <w:r>
+              <w:rPr>
+                <w:rFonts w:ascii="Calibri" w:hAnsi="Calibri"/>
+                <w:b w:val="0"/>
+                <w:color w:val="1D252C"/>
+                <w:sz w:val="18"/>
+              </w:rPr>
               <w:t xml:space="preserve">9,115</w:t>
             </w:r>
           </w:p>
         </w:tc>
       </w:tr>
       <w:tr>
-        <w:tc>
-          <w:tcPr/>
-          <w:p>
-            <w:pPr>
-              <w:pStyle w:val="Compact"/>
+        <w:trPr>
+          <w:cantSplit/>
+        </w:trPr>
+        <w:tc>
+          <w:tcPr>
+            <w:tcW w:type="dxa" w:w="1512"/>
+            <w:vAlign w:val="center"/>
+            <w:shd w:fill="FFFFFF"/>
+          </w:tcPr>
+          <w:p>
+            <w:pPr>
+              <w:pStyle w:val="Compact"/>
+              <w:keepNext w:val="0"/>
+              <w:spacing w:before="0" w:after="0"/>
               <w:jc w:val="left"/>
             </w:pPr>
             <w:r>
+              <w:rPr>
+                <w:rFonts w:ascii="Calibri" w:hAnsi="Calibri"/>
+                <w:b w:val="0"/>
+                <w:color w:val="1D252C"/>
+                <w:sz w:val="18"/>
+              </w:rPr>
               <w:t xml:space="preserve">May 2019</w:t>
             </w:r>
           </w:p>
         </w:tc>
         <w:tc>
-          <w:tcPr/>
-          <w:p>
-            <w:pPr>
-              <w:pStyle w:val="Compact"/>
+          <w:tcPr>
+            <w:tcW w:type="dxa" w:w="2203"/>
+            <w:vAlign w:val="center"/>
+            <w:shd w:fill="FFFFFF"/>
+          </w:tcPr>
+          <w:p>
+            <w:pPr>
+              <w:pStyle w:val="Compact"/>
+              <w:keepNext w:val="0"/>
+              <w:spacing w:before="0" w:after="0"/>
               <w:jc w:val="right"/>
             </w:pPr>
             <w:r>
+              <w:rPr>
+                <w:rFonts w:ascii="Calibri" w:hAnsi="Calibri"/>
+                <w:b w:val="0"/>
+                <w:color w:val="1D252C"/>
+                <w:sz w:val="18"/>
+              </w:rPr>
               <w:t xml:space="preserve">12,208</w:t>
             </w:r>
           </w:p>
         </w:tc>
         <w:tc>
-          <w:tcPr/>
-          <w:p>
-            <w:pPr>
-              <w:pStyle w:val="Compact"/>
+          <w:tcPr>
+            <w:tcW w:type="dxa" w:w="2203"/>
+            <w:vAlign w:val="center"/>
+            <w:shd w:fill="FFFFFF"/>
+          </w:tcPr>
+          <w:p>
+            <w:pPr>
+              <w:pStyle w:val="Compact"/>
+              <w:keepNext w:val="0"/>
+              <w:spacing w:before="0" w:after="0"/>
               <w:jc w:val="right"/>
             </w:pPr>
             <w:r>
+              <w:rPr>
+                <w:rFonts w:ascii="Calibri" w:hAnsi="Calibri"/>
+                <w:b w:val="0"/>
+                <w:color w:val="1D252C"/>
+                <w:sz w:val="18"/>
+              </w:rPr>
               <w:t xml:space="preserve">12,710</w:t>
             </w:r>
           </w:p>
         </w:tc>
         <w:tc>
-          <w:tcPr/>
-          <w:p>
-            <w:pPr>
-              <w:pStyle w:val="Compact"/>
+          <w:tcPr>
+            <w:tcW w:type="dxa" w:w="2203"/>
+            <w:vAlign w:val="center"/>
+            <w:shd w:fill="FFFFFF"/>
+          </w:tcPr>
+          <w:p>
+            <w:pPr>
+              <w:pStyle w:val="Compact"/>
+              <w:keepNext w:val="0"/>
+              <w:spacing w:before="0" w:after="0"/>
               <w:jc w:val="right"/>
             </w:pPr>
             <w:r>
+              <w:rPr>
+                <w:rFonts w:ascii="Calibri" w:hAnsi="Calibri"/>
+                <w:b w:val="0"/>
+                <w:color w:val="1D252C"/>
+                <w:sz w:val="18"/>
+              </w:rPr>
               <w:t xml:space="preserve">12,690</w:t>
             </w:r>
           </w:p>
         </w:tc>
         <w:tc>
-          <w:tcPr/>
-          <w:p>
-            <w:pPr>
-              <w:pStyle w:val="Compact"/>
+          <w:tcPr>
+            <w:tcW w:type="dxa" w:w="2203"/>
+            <w:vAlign w:val="center"/>
+            <w:shd w:fill="FFFFFF"/>
+          </w:tcPr>
+          <w:p>
+            <w:pPr>
+              <w:pStyle w:val="Compact"/>
+              <w:keepNext w:val="0"/>
+              <w:spacing w:before="0" w:after="0"/>
               <w:jc w:val="right"/>
             </w:pPr>
             <w:r>
+              <w:rPr>
+                <w:rFonts w:ascii="Calibri" w:hAnsi="Calibri"/>
+                <w:b w:val="0"/>
+                <w:color w:val="1D252C"/>
+                <w:sz w:val="18"/>
+              </w:rPr>
               <w:t xml:space="preserve">12,660</w:t>
             </w:r>
           </w:p>
         </w:tc>
       </w:tr>
       <w:tr>
-        <w:tc>
-          <w:tcPr/>
-          <w:p>
-            <w:pPr>
-              <w:pStyle w:val="Compact"/>
+        <w:trPr>
+          <w:cantSplit/>
+        </w:trPr>
+        <w:tc>
+          <w:tcPr>
+            <w:tcW w:type="dxa" w:w="1512"/>
+            <w:vAlign w:val="center"/>
+            <w:shd w:fill="FFFFFF"/>
+          </w:tcPr>
+          <w:p>
+            <w:pPr>
+              <w:pStyle w:val="Compact"/>
+              <w:keepNext w:val="0"/>
+              <w:spacing w:before="0" w:after="0"/>
               <w:jc w:val="left"/>
             </w:pPr>
             <w:r>
+              <w:rPr>
+                <w:rFonts w:ascii="Calibri" w:hAnsi="Calibri"/>
+                <w:b w:val="0"/>
+                <w:color w:val="1D252C"/>
+                <w:sz w:val="18"/>
+              </w:rPr>
               <w:t xml:space="preserve">February 2020</w:t>
             </w:r>
           </w:p>
         </w:tc>
         <w:tc>
-          <w:tcPr/>
-          <w:p>
-            <w:pPr>
-              <w:pStyle w:val="Compact"/>
+          <w:tcPr>
+            <w:tcW w:type="dxa" w:w="2203"/>
+            <w:vAlign w:val="center"/>
+            <w:shd w:fill="FFFFFF"/>
+          </w:tcPr>
+          <w:p>
+            <w:pPr>
+              <w:pStyle w:val="Compact"/>
+              <w:keepNext w:val="0"/>
+              <w:spacing w:before="0" w:after="0"/>
               <w:jc w:val="right"/>
             </w:pPr>
             <w:r>
+              <w:rPr>
+                <w:rFonts w:ascii="Calibri" w:hAnsi="Calibri"/>
+                <w:b w:val="0"/>
+                <w:color w:val="1D252C"/>
+                <w:sz w:val="18"/>
+              </w:rPr>
               <w:t xml:space="preserve">2,025</w:t>
             </w:r>
           </w:p>
         </w:tc>
         <w:tc>
-          <w:tcPr/>
-          <w:p>
-            <w:pPr>
-              <w:pStyle w:val="Compact"/>
+          <w:tcPr>
+            <w:tcW w:type="dxa" w:w="2203"/>
+            <w:vAlign w:val="center"/>
+            <w:shd w:fill="FFFFFF"/>
+          </w:tcPr>
+          <w:p>
+            <w:pPr>
+              <w:pStyle w:val="Compact"/>
+              <w:keepNext w:val="0"/>
+              <w:spacing w:before="0" w:after="0"/>
               <w:jc w:val="right"/>
             </w:pPr>
             <w:r>
+              <w:rPr>
+                <w:rFonts w:ascii="Calibri" w:hAnsi="Calibri"/>
+                <w:b w:val="0"/>
+                <w:color w:val="1D252C"/>
+                <w:sz w:val="18"/>
+              </w:rPr>
               <w:t xml:space="preserve">2,460</w:t>
             </w:r>
           </w:p>
         </w:tc>
         <w:tc>
-          <w:tcPr/>
-          <w:p>
-            <w:pPr>
-              <w:pStyle w:val="Compact"/>
+          <w:tcPr>
+            <w:tcW w:type="dxa" w:w="2203"/>
+            <w:vAlign w:val="center"/>
+            <w:shd w:fill="FFFFFF"/>
+          </w:tcPr>
+          <w:p>
+            <w:pPr>
+              <w:pStyle w:val="Compact"/>
+              <w:keepNext w:val="0"/>
+              <w:spacing w:before="0" w:after="0"/>
               <w:jc w:val="right"/>
             </w:pPr>
             <w:r>
+              <w:rPr>
+                <w:rFonts w:ascii="Calibri" w:hAnsi="Calibri"/>
+                <w:b w:val="0"/>
+                <w:color w:val="1D252C"/>
+                <w:sz w:val="18"/>
+              </w:rPr>
               <w:t xml:space="preserve">2,457</w:t>
             </w:r>
           </w:p>
         </w:tc>
         <w:tc>
-          <w:tcPr/>
-          <w:p>
-            <w:pPr>
-              <w:pStyle w:val="Compact"/>
+          <w:tcPr>
+            <w:tcW w:type="dxa" w:w="2203"/>
+            <w:vAlign w:val="center"/>
+            <w:shd w:fill="FFFFFF"/>
+          </w:tcPr>
+          <w:p>
+            <w:pPr>
+              <w:pStyle w:val="Compact"/>
+              <w:keepNext w:val="0"/>
+              <w:spacing w:before="0" w:after="0"/>
               <w:jc w:val="right"/>
             </w:pPr>
             <w:r>
+              <w:rPr>
+                <w:rFonts w:ascii="Calibri" w:hAnsi="Calibri"/>
+                <w:b w:val="0"/>
+                <w:color w:val="1D252C"/>
+                <w:sz w:val="18"/>
+              </w:rPr>
               <w:t xml:space="preserve">2,445</w:t>
             </w:r>
           </w:p>
@@ -705,163 +971,330 @@
       <w:tblPr>
         <w:tblStyle w:val="Table"/>
         <w:tblW w:type="auto" w:w="0"/>
-        <w:jc w:val="left"/>
+        <w:jc w:val="center"/>
+        <w:tblLayout w:type="fixed"/>
         <w:tblLook w:firstRow="1" w:lastRow="0" w:firstColumn="0" w:lastColumn="0" w:noHBand="0" w:noVBand="0" w:val="0020"/>
+        <w:tblBorders>
+          <w:top w:val="single" w:sz="6" w:color="1D252C"/>
+          <w:left w:val="single" w:sz="6" w:color="1D252C"/>
+          <w:bottom w:val="single" w:sz="6" w:color="1D252C"/>
+          <w:right w:val="single" w:sz="6" w:color="1D252C"/>
+          <w:insideH w:val="single" w:sz="6" w:color="1D252C"/>
+          <w:insideV w:val="single" w:sz="6" w:color="1D252C"/>
+        </w:tblBorders>
+        <w:tblCellMar>
+          <w:top w:w="80" w:type="dxa"/>
+          <w:bottom w:w="80" w:type="dxa"/>
+          <w:left w:w="80" w:type="dxa"/>
+          <w:right w:w="80" w:type="dxa"/>
+        </w:tblCellMar>
       </w:tblPr>
       <w:tblGrid>
-        <w:gridCol w:w="1980"/>
-        <w:gridCol w:w="1980"/>
-        <w:gridCol w:w="1980"/>
-        <w:gridCol w:w="1980"/>
+        <w:gridCol w:w="4464"/>
+        <w:gridCol w:w="1953"/>
+        <w:gridCol w:w="1954"/>
+        <w:gridCol w:w="1954"/>
       </w:tblGrid>
       <w:tr>
         <w:trPr>
           <w:tblHeader w:val="on"/>
+          <w:cantSplit/>
+          <w:tblHeader/>
         </w:trPr>
         <w:tc>
-          <w:tcPr/>
-          <w:p>
-            <w:pPr>
-              <w:pStyle w:val="Compact"/>
+          <w:tcPr>
+            <w:tcW w:type="dxa" w:w="4464"/>
+            <w:vAlign w:val="center"/>
+            <w:shd w:fill="FC4C02"/>
+          </w:tcPr>
+          <w:p>
+            <w:pPr>
+              <w:pStyle w:val="Compact"/>
+              <w:keepNext/>
+              <w:spacing w:before="0" w:after="0"/>
               <w:jc w:val="left"/>
             </w:pPr>
             <w:r>
+              <w:rPr>
+                <w:rFonts w:ascii="Calibri" w:hAnsi="Calibri"/>
+                <w:b/>
+                <w:color w:val="1D252C"/>
+                <w:sz w:val="18"/>
+              </w:rPr>
               <w:t xml:space="preserve">Field</w:t>
             </w:r>
           </w:p>
         </w:tc>
         <w:tc>
-          <w:tcPr/>
-          <w:p>
-            <w:pPr>
-              <w:pStyle w:val="Compact"/>
+          <w:tcPr>
+            <w:tcW w:type="dxa" w:w="1953"/>
+            <w:vAlign w:val="center"/>
+            <w:shd w:fill="FC4C02"/>
+          </w:tcPr>
+          <w:p>
+            <w:pPr>
+              <w:pStyle w:val="Compact"/>
+              <w:keepNext/>
+              <w:spacing w:before="0" w:after="0"/>
               <w:jc w:val="right"/>
             </w:pPr>
             <w:r>
+              <w:rPr>
+                <w:rFonts w:ascii="Calibri" w:hAnsi="Calibri"/>
+                <w:b/>
+                <w:color w:val="1D252C"/>
+                <w:sz w:val="18"/>
+              </w:rPr>
               <w:t xml:space="preserve">December 2013</w:t>
             </w:r>
           </w:p>
         </w:tc>
         <w:tc>
-          <w:tcPr/>
-          <w:p>
-            <w:pPr>
-              <w:pStyle w:val="Compact"/>
+          <w:tcPr>
+            <w:tcW w:type="dxa" w:w="1954"/>
+            <w:vAlign w:val="center"/>
+            <w:shd w:fill="FC4C02"/>
+          </w:tcPr>
+          <w:p>
+            <w:pPr>
+              <w:pStyle w:val="Compact"/>
+              <w:keepNext/>
+              <w:spacing w:before="0" w:after="0"/>
               <w:jc w:val="right"/>
             </w:pPr>
             <w:r>
+              <w:rPr>
+                <w:rFonts w:ascii="Calibri" w:hAnsi="Calibri"/>
+                <w:b/>
+                <w:color w:val="1D252C"/>
+                <w:sz w:val="18"/>
+              </w:rPr>
               <w:t xml:space="preserve">November 2016</w:t>
             </w:r>
           </w:p>
         </w:tc>
         <w:tc>
-          <w:tcPr/>
-          <w:p>
-            <w:pPr>
-              <w:pStyle w:val="Compact"/>
+          <w:tcPr>
+            <w:tcW w:type="dxa" w:w="1954"/>
+            <w:vAlign w:val="center"/>
+            <w:shd w:fill="FC4C02"/>
+          </w:tcPr>
+          <w:p>
+            <w:pPr>
+              <w:pStyle w:val="Compact"/>
+              <w:keepNext/>
+              <w:spacing w:before="0" w:after="0"/>
               <w:jc w:val="right"/>
             </w:pPr>
             <w:r>
+              <w:rPr>
+                <w:rFonts w:ascii="Calibri" w:hAnsi="Calibri"/>
+                <w:b/>
+                <w:color w:val="1D252C"/>
+                <w:sz w:val="18"/>
+              </w:rPr>
               <w:t xml:space="preserve">November 2018</w:t>
             </w:r>
           </w:p>
         </w:tc>
       </w:tr>
       <w:tr>
-        <w:tc>
-          <w:tcPr/>
-          <w:p>
-            <w:pPr>
-              <w:pStyle w:val="Compact"/>
+        <w:trPr>
+          <w:cantSplit/>
+        </w:trPr>
+        <w:tc>
+          <w:tcPr>
+            <w:tcW w:type="dxa" w:w="4464"/>
+            <w:vAlign w:val="center"/>
+            <w:shd w:fill="FFFFFF"/>
+          </w:tcPr>
+          <w:p>
+            <w:pPr>
+              <w:pStyle w:val="Compact"/>
+              <w:keepNext w:val="0"/>
+              <w:spacing w:before="0" w:after="0"/>
               <w:jc w:val="left"/>
             </w:pPr>
             <w:r>
+              <w:rPr>
+                <w:rFonts w:ascii="Calibri" w:hAnsi="Calibri"/>
+                <w:b w:val="0"/>
+                <w:color w:val="1D252C"/>
+                <w:sz w:val="18"/>
+              </w:rPr>
               <w:t xml:space="preserve">MV_PCKG_SAV_DEP_TO_BALANCE_RT</w:t>
             </w:r>
           </w:p>
         </w:tc>
         <w:tc>
-          <w:tcPr/>
-          <w:p>
-            <w:pPr>
-              <w:pStyle w:val="Compact"/>
+          <w:tcPr>
+            <w:tcW w:type="dxa" w:w="1953"/>
+            <w:vAlign w:val="center"/>
+            <w:shd w:fill="FFFFFF"/>
+          </w:tcPr>
+          <w:p>
+            <w:pPr>
+              <w:pStyle w:val="Compact"/>
+              <w:keepNext w:val="0"/>
+              <w:spacing w:before="0" w:after="0"/>
               <w:jc w:val="right"/>
             </w:pPr>
             <w:r>
+              <w:rPr>
+                <w:rFonts w:ascii="Calibri" w:hAnsi="Calibri"/>
+                <w:b w:val="0"/>
+                <w:color w:val="1D252C"/>
+                <w:sz w:val="18"/>
+              </w:rPr>
               <w:t xml:space="preserve">908</w:t>
             </w:r>
           </w:p>
         </w:tc>
         <w:tc>
-          <w:tcPr/>
-          <w:p>
-            <w:pPr>
-              <w:pStyle w:val="Compact"/>
+          <w:tcPr>
+            <w:tcW w:type="dxa" w:w="1954"/>
+            <w:vAlign w:val="center"/>
+            <w:shd w:fill="FFFFFF"/>
+          </w:tcPr>
+          <w:p>
+            <w:pPr>
+              <w:pStyle w:val="Compact"/>
+              <w:keepNext w:val="0"/>
+              <w:spacing w:before="0" w:after="0"/>
               <w:jc w:val="right"/>
             </w:pPr>
             <w:r>
+              <w:rPr>
+                <w:rFonts w:ascii="Calibri" w:hAnsi="Calibri"/>
+                <w:b w:val="0"/>
+                <w:color w:val="1D252C"/>
+                <w:sz w:val="18"/>
+              </w:rPr>
               <w:t xml:space="preserve">914</w:t>
             </w:r>
           </w:p>
         </w:tc>
         <w:tc>
-          <w:tcPr/>
-          <w:p>
-            <w:pPr>
-              <w:pStyle w:val="Compact"/>
+          <w:tcPr>
+            <w:tcW w:type="dxa" w:w="1954"/>
+            <w:vAlign w:val="center"/>
+            <w:shd w:fill="FFFFFF"/>
+          </w:tcPr>
+          <w:p>
+            <w:pPr>
+              <w:pStyle w:val="Compact"/>
+              <w:keepNext w:val="0"/>
+              <w:spacing w:before="0" w:after="0"/>
               <w:jc w:val="right"/>
             </w:pPr>
             <w:r>
+              <w:rPr>
+                <w:rFonts w:ascii="Calibri" w:hAnsi="Calibri"/>
+                <w:b w:val="0"/>
+                <w:color w:val="1D252C"/>
+                <w:sz w:val="18"/>
+              </w:rPr>
               <w:t xml:space="preserve">240</w:t>
             </w:r>
           </w:p>
         </w:tc>
       </w:tr>
       <w:tr>
-        <w:tc>
-          <w:tcPr/>
-          <w:p>
-            <w:pPr>
-              <w:pStyle w:val="Compact"/>
+        <w:trPr>
+          <w:cantSplit/>
+        </w:trPr>
+        <w:tc>
+          <w:tcPr>
+            <w:tcW w:type="dxa" w:w="4464"/>
+            <w:vAlign w:val="center"/>
+            <w:shd w:fill="FFFFFF"/>
+          </w:tcPr>
+          <w:p>
+            <w:pPr>
+              <w:pStyle w:val="Compact"/>
+              <w:keepNext w:val="0"/>
+              <w:spacing w:before="0" w:after="0"/>
               <w:jc w:val="left"/>
             </w:pPr>
             <w:r>
+              <w:rPr>
+                <w:rFonts w:ascii="Calibri" w:hAnsi="Calibri"/>
+                <w:b w:val="0"/>
+                <w:color w:val="1D252C"/>
+                <w:sz w:val="18"/>
+              </w:rPr>
               <w:t xml:space="preserve">MV_PCKG_SAV_DEP_TO_REPAY_RT</w:t>
             </w:r>
           </w:p>
         </w:tc>
         <w:tc>
-          <w:tcPr/>
-          <w:p>
-            <w:pPr>
-              <w:pStyle w:val="Compact"/>
+          <w:tcPr>
+            <w:tcW w:type="dxa" w:w="1953"/>
+            <w:vAlign w:val="center"/>
+            <w:shd w:fill="FFFFFF"/>
+          </w:tcPr>
+          <w:p>
+            <w:pPr>
+              <w:pStyle w:val="Compact"/>
+              <w:keepNext w:val="0"/>
+              <w:spacing w:before="0" w:after="0"/>
               <w:jc w:val="right"/>
             </w:pPr>
             <w:r>
+              <w:rPr>
+                <w:rFonts w:ascii="Calibri" w:hAnsi="Calibri"/>
+                <w:b w:val="0"/>
+                <w:color w:val="1D252C"/>
+                <w:sz w:val="18"/>
+              </w:rPr>
               <w:t xml:space="preserve">1,013</w:t>
             </w:r>
           </w:p>
         </w:tc>
         <w:tc>
-          <w:tcPr/>
-          <w:p>
-            <w:pPr>
-              <w:pStyle w:val="Compact"/>
+          <w:tcPr>
+            <w:tcW w:type="dxa" w:w="1954"/>
+            <w:vAlign w:val="center"/>
+            <w:shd w:fill="FFFFFF"/>
+          </w:tcPr>
+          <w:p>
+            <w:pPr>
+              <w:pStyle w:val="Compact"/>
+              <w:keepNext w:val="0"/>
+              <w:spacing w:before="0" w:after="0"/>
               <w:jc w:val="right"/>
             </w:pPr>
             <w:r>
+              <w:rPr>
+                <w:rFonts w:ascii="Calibri" w:hAnsi="Calibri"/>
+                <w:b w:val="0"/>
+                <w:color w:val="1D252C"/>
+                <w:sz w:val="18"/>
+              </w:rPr>
               <w:t xml:space="preserve">914</w:t>
             </w:r>
           </w:p>
         </w:tc>
         <w:tc>
-          <w:tcPr/>
-          <w:p>
-            <w:pPr>
-              <w:pStyle w:val="Compact"/>
+          <w:tcPr>
+            <w:tcW w:type="dxa" w:w="1954"/>
+            <w:vAlign w:val="center"/>
+            <w:shd w:fill="FFFFFF"/>
+          </w:tcPr>
+          <w:p>
+            <w:pPr>
+              <w:pStyle w:val="Compact"/>
+              <w:keepNext w:val="0"/>
+              <w:spacing w:before="0" w:after="0"/>
               <w:jc w:val="right"/>
             </w:pPr>
             <w:r>
+              <w:rPr>
+                <w:rFonts w:ascii="Calibri" w:hAnsi="Calibri"/>
+                <w:b w:val="0"/>
+                <w:color w:val="1D252C"/>
+                <w:sz w:val="18"/>
+              </w:rPr>
               <w:t xml:space="preserve">240</w:t>
             </w:r>
           </w:p>
@@ -1242,7 +1675,10 @@
     </w:p>
     <w:bookmarkEnd w:id="25"/>
     <w:bookmarkEnd w:id="26"/>
-    <w:sectPr/>
+    <w:sectPr>
+      <w:pgSz w:w="11909" w:h="16834"/>
+      <w:pgMar w:left="792" w:right="792" w:top="864" w:bottom="864"/>
+    </w:sectPr>
   </w:body>
 </w:document>
 </file>
@@ -1457,6 +1893,14 @@
   <w:style w:default="1" w:styleId="Normal" w:type="paragraph">
     <w:name w:val="Normal"/>
     <w:qFormat/>
+    <w:pPr>
+      <w:spacing w:after="120" w:line="252" w:lineRule="auto"/>
+    </w:pPr>
+    <w:rPr>
+      <w:rFonts w:ascii="Calibri" w:hAnsi="Calibri"/>
+      <w:color w:val="1D252C"/>
+      <w:sz w:val="20"/>
+    </w:rPr>
   </w:style>
   <w:style w:styleId="BodyText" w:type="paragraph">
     <w:name w:val="Body Text"/>
@@ -1464,22 +1908,40 @@
     <w:link w:val="BodyTextChar"/>
     <w:qFormat/>
     <w:pPr>
-      <w:spacing w:after="180" w:before="180"/>
+      <w:spacing w:after="120" w:before="180" w:line="252" w:lineRule="auto"/>
     </w:pPr>
+    <w:rPr>
+      <w:rFonts w:ascii="Calibri" w:hAnsi="Calibri"/>
+      <w:color w:val="1D252C"/>
+      <w:sz w:val="20"/>
+    </w:rPr>
   </w:style>
   <w:style w:customStyle="1" w:styleId="FirstParagraph" w:type="paragraph">
     <w:name w:val="First Paragraph"/>
     <w:basedOn w:val="BodyText"/>
     <w:next w:val="BodyText"/>
     <w:qFormat/>
+    <w:pPr>
+      <w:spacing w:after="120" w:line="252" w:lineRule="auto"/>
+    </w:pPr>
+    <w:rPr>
+      <w:rFonts w:ascii="Calibri" w:hAnsi="Calibri"/>
+      <w:color w:val="1D252C"/>
+      <w:sz w:val="20"/>
+    </w:rPr>
   </w:style>
   <w:style w:customStyle="1" w:styleId="Compact" w:type="paragraph">
     <w:name w:val="Compact"/>
     <w:basedOn w:val="BodyText"/>
     <w:qFormat/>
     <w:pPr>
-      <w:spacing w:after="36" w:before="36"/>
+      <w:spacing w:after="120" w:before="36" w:line="252" w:lineRule="auto"/>
     </w:pPr>
+    <w:rPr>
+      <w:rFonts w:ascii="Calibri" w:hAnsi="Calibri"/>
+      <w:color w:val="1D252C"/>
+      <w:sz w:val="20"/>
+    </w:rPr>
   </w:style>
   <w:style w:styleId="Title" w:type="paragraph">
     <w:name w:val="Title"/>
@@ -1489,15 +1951,15 @@
     <w:pPr>
       <w:keepNext/>
       <w:keepLines/>
-      <w:spacing w:after="240" w:before="480"/>
+      <w:spacing w:after="120" w:before="180"/>
       <w:jc w:val="center"/>
     </w:pPr>
     <w:rPr>
-      <w:rFonts w:asciiTheme="majorHAnsi" w:cstheme="majorBidi" w:eastAsiaTheme="majorEastAsia" w:hAnsiTheme="majorHAnsi"/>
+      <w:rFonts w:asciiTheme="majorHAnsi" w:cstheme="majorBidi" w:eastAsiaTheme="majorEastAsia" w:hAnsiTheme="majorHAnsi" w:ascii="Calibri" w:hAnsi="Calibri"/>
       <w:b/>
       <w:bCs/>
-      <w:color w:themeColor="accent1" w:themeShade="B5" w:val="345A8A"/>
-      <w:sz w:val="36"/>
+      <w:color w:val="FC4C02"/>
+      <w:sz w:val="38"/>
       <w:szCs w:val="36"/>
     </w:rPr>
   </w:style>
@@ -1513,6 +1975,7 @@
       <w:jc w:val="center"/>
     </w:pPr>
     <w:rPr>
+      <w:color w:val="1D252C"/>
       <w:sz w:val="30"/>
       <w:szCs w:val="30"/>
     </w:rPr>
@@ -1526,6 +1989,9 @@
       <w:keepLines/>
       <w:jc w:val="center"/>
     </w:pPr>
+    <w:rPr>
+      <w:color w:val="1D252C"/>
+    </w:rPr>
   </w:style>
   <w:style w:styleId="Date" w:type="paragraph">
     <w:name w:val="Date"/>
@@ -1536,6 +2002,9 @@
       <w:keepLines/>
       <w:jc w:val="center"/>
     </w:pPr>
+    <w:rPr>
+      <w:color w:val="1D252C"/>
+    </w:rPr>
   </w:style>
   <w:style w:customStyle="1" w:styleId="AbstractTitle" w:type="paragraph">
     <w:name w:val="Abstract Title"/>
@@ -1550,7 +2019,7 @@
     </w:pPr>
     <w:rPr>
       <w:b/>
-      <w:color w:val="345A8A"/>
+      <w:color w:val="1D252C"/>
       <w:sz w:val="20"/>
       <w:szCs w:val="20"/>
     </w:rPr>
@@ -1566,6 +2035,7 @@
       <w:spacing w:after="300" w:before="100"/>
     </w:pPr>
     <w:rPr>
+      <w:color w:val="1D252C"/>
       <w:sz w:val="20"/>
       <w:szCs w:val="20"/>
     </w:rPr>
@@ -1576,7 +2046,9 @@
     <w:next w:val="Bibliography"/>
     <w:qFormat/>
     <w:pPr/>
-    <w:rPr/>
+    <w:rPr>
+      <w:color w:val="1D252C"/>
+    </w:rPr>
   </w:style>
   <w:style w:styleId="Heading1" w:type="paragraph">
     <w:name w:val="Heading 1"/>
@@ -1587,15 +2059,15 @@
     <w:pPr>
       <w:keepNext/>
       <w:keepLines/>
-      <w:spacing w:after="0" w:before="480"/>
+      <w:spacing w:after="120" w:before="180"/>
       <w:outlineLvl w:val="0"/>
     </w:pPr>
     <w:rPr>
-      <w:rFonts w:asciiTheme="majorHAnsi" w:cstheme="majorBidi" w:eastAsiaTheme="majorEastAsia" w:hAnsiTheme="majorHAnsi"/>
+      <w:rFonts w:asciiTheme="majorHAnsi" w:cstheme="majorBidi" w:eastAsiaTheme="majorEastAsia" w:hAnsiTheme="majorHAnsi" w:ascii="Calibri" w:hAnsi="Calibri"/>
       <w:b/>
       <w:bCs/>
-      <w:color w:themeColor="accent1" w:val="4F81BD"/>
-      <w:sz w:val="32"/>
+      <w:color w:val="FC4C02"/>
+      <w:sz w:val="30"/>
       <w:szCs w:val="32"/>
     </w:rPr>
   </w:style>
@@ -1609,15 +2081,15 @@
     <w:pPr>
       <w:keepNext/>
       <w:keepLines/>
-      <w:spacing w:after="0" w:before="200"/>
+      <w:spacing w:after="120" w:before="180"/>
       <w:outlineLvl w:val="1"/>
     </w:pPr>
     <w:rPr>
-      <w:rFonts w:asciiTheme="majorHAnsi" w:cstheme="majorBidi" w:eastAsiaTheme="majorEastAsia" w:hAnsiTheme="majorHAnsi"/>
+      <w:rFonts w:asciiTheme="majorHAnsi" w:cstheme="majorBidi" w:eastAsiaTheme="majorEastAsia" w:hAnsiTheme="majorHAnsi" w:ascii="Calibri" w:hAnsi="Calibri"/>
       <w:b/>
       <w:bCs/>
-      <w:color w:themeColor="accent1" w:val="4F81BD"/>
-      <w:sz w:val="28"/>
+      <w:color w:val="FC4C02"/>
+      <w:sz w:val="24"/>
       <w:szCs w:val="28"/>
     </w:rPr>
   </w:style>
@@ -1638,7 +2110,7 @@
       <w:rFonts w:asciiTheme="majorHAnsi" w:cstheme="majorBidi" w:eastAsiaTheme="majorEastAsia" w:hAnsiTheme="majorHAnsi"/>
       <w:b/>
       <w:bCs/>
-      <w:color w:themeColor="accent1" w:val="4F81BD"/>
+      <w:color w:val="1D252C"/>
       <w:sz w:val="24"/>
       <w:szCs w:val="24"/>
     </w:rPr>
@@ -1660,7 +2132,7 @@
       <w:rFonts w:asciiTheme="majorHAnsi" w:cstheme="majorBidi" w:eastAsiaTheme="majorEastAsia" w:hAnsiTheme="majorHAnsi"/>
       <w:bCs/>
       <w:i/>
-      <w:color w:themeColor="accent1" w:val="4F81BD"/>
+      <w:color w:val="1D252C"/>
       <w:sz w:val="24"/>
       <w:szCs w:val="24"/>
     </w:rPr>
@@ -1681,7 +2153,7 @@
     <w:rPr>
       <w:rFonts w:asciiTheme="majorHAnsi" w:cstheme="majorBidi" w:eastAsiaTheme="majorEastAsia" w:hAnsiTheme="majorHAnsi"/>
       <w:iCs/>
-      <w:color w:themeColor="accent1" w:val="4F81BD"/>
+      <w:color w:val="1D252C"/>
       <w:sz w:val="24"/>
       <w:szCs w:val="24"/>
     </w:rPr>
@@ -1701,7 +2173,7 @@
     </w:pPr>
     <w:rPr>
       <w:rFonts w:asciiTheme="majorHAnsi" w:cstheme="majorBidi" w:eastAsiaTheme="majorEastAsia" w:hAnsiTheme="majorHAnsi"/>
-      <w:color w:themeColor="accent1" w:val="4F81BD"/>
+      <w:color w:val="1D252C"/>
       <w:sz w:val="24"/>
       <w:szCs w:val="24"/>
     </w:rPr>
@@ -1721,7 +2193,7 @@
     </w:pPr>
     <w:rPr>
       <w:rFonts w:asciiTheme="majorHAnsi" w:cstheme="majorBidi" w:eastAsiaTheme="majorEastAsia" w:hAnsiTheme="majorHAnsi"/>
-      <w:color w:themeColor="accent1" w:val="4F81BD"/>
+      <w:color w:val="1D252C"/>
       <w:sz w:val="24"/>
       <w:szCs w:val="24"/>
     </w:rPr>
@@ -1741,7 +2213,7 @@
     </w:pPr>
     <w:rPr>
       <w:rFonts w:asciiTheme="majorHAnsi" w:cstheme="majorBidi" w:eastAsiaTheme="majorEastAsia" w:hAnsiTheme="majorHAnsi"/>
-      <w:color w:themeColor="accent1" w:val="4F81BD"/>
+      <w:color w:val="1D252C"/>
       <w:sz w:val="24"/>
       <w:szCs w:val="24"/>
     </w:rPr>
@@ -1761,7 +2233,7 @@
     </w:pPr>
     <w:rPr>
       <w:rFonts w:asciiTheme="majorHAnsi" w:cstheme="majorBidi" w:eastAsiaTheme="majorEastAsia" w:hAnsiTheme="majorHAnsi"/>
-      <w:color w:themeColor="accent1" w:val="4F81BD"/>
+      <w:color w:val="1D252C"/>
       <w:sz w:val="24"/>
       <w:szCs w:val="24"/>
     </w:rPr>
@@ -1777,6 +2249,9 @@
       <w:spacing w:after="100" w:before="100"/>
       <w:ind w:firstLine="0" w:left="480" w:right="480"/>
     </w:pPr>
+    <w:rPr>
+      <w:color w:val="1D252C"/>
+    </w:rPr>
   </w:style>
   <w:style w:styleId="FootnoteText" w:type="paragraph">
     <w:name w:val="Footnote Text"/>
@@ -1785,6 +2260,9 @@
     <w:uiPriority w:val="9"/>
     <w:unhideWhenUsed/>
     <w:qFormat/>
+    <w:rPr>
+      <w:color w:val="1D252C"/>
+    </w:rPr>
   </w:style>
   <w:style w:styleId="FootnoteBlockText" w:type="paragraph">
     <w:name w:val="Footnote Block Text"/>
@@ -1797,11 +2275,17 @@
       <w:spacing w:after="100" w:before="100"/>
       <w:ind w:firstLine="0" w:left="480" w:right="480"/>
     </w:pPr>
+    <w:rPr>
+      <w:color w:val="1D252C"/>
+    </w:rPr>
   </w:style>
   <w:style w:default="1" w:styleId="DefaultParagraphFont" w:type="character">
     <w:name w:val="Default Paragraph Font"/>
     <w:semiHidden/>
     <w:unhideWhenUsed/>
+    <w:rPr>
+      <w:color w:val="1D252C"/>
+    </w:rPr>
   </w:style>
   <w:style w:default="1" w:styleId="Table" w:type="table">
     <w:name w:val="Table"/>
@@ -1845,11 +2329,15 @@
     </w:pPr>
     <w:rPr>
       <w:b/>
+      <w:color w:val="1D252C"/>
     </w:rPr>
   </w:style>
   <w:style w:customStyle="1" w:styleId="Definition" w:type="paragraph">
     <w:name w:val="Definition"/>
     <w:basedOn w:val="Normal"/>
+    <w:rPr>
+      <w:color w:val="1D252C"/>
+    </w:rPr>
   </w:style>
   <w:style w:styleId="Caption" w:type="paragraph">
     <w:name w:val="Caption"/>
@@ -1860,6 +2348,7 @@
     </w:pPr>
     <w:rPr>
       <w:i/>
+      <w:color w:val="1D252C"/>
     </w:rPr>
   </w:style>
   <w:style w:customStyle="1" w:styleId="TableCaption" w:type="paragraph">
@@ -1868,14 +2357,23 @@
     <w:pPr>
       <w:keepNext/>
     </w:pPr>
+    <w:rPr>
+      <w:color w:val="1D252C"/>
+    </w:rPr>
   </w:style>
   <w:style w:customStyle="1" w:styleId="ImageCaption" w:type="paragraph">
     <w:name w:val="Image Caption"/>
     <w:basedOn w:val="Caption"/>
+    <w:rPr>
+      <w:color w:val="1D252C"/>
+    </w:rPr>
   </w:style>
   <w:style w:customStyle="1" w:styleId="Figure" w:type="paragraph">
     <w:name w:val="Figure"/>
     <w:basedOn w:val="Normal"/>
+    <w:rPr>
+      <w:color w:val="1D252C"/>
+    </w:rPr>
   </w:style>
   <w:style w:customStyle="1" w:styleId="CaptionedFigure" w:type="paragraph">
     <w:name w:val="Captioned Figure"/>
@@ -1883,28 +2381,39 @@
     <w:pPr>
       <w:keepNext/>
     </w:pPr>
+    <w:rPr>
+      <w:color w:val="1D252C"/>
+    </w:rPr>
   </w:style>
   <w:style w:customStyle="1" w:styleId="BodyTextChar" w:type="character">
     <w:name w:val="Body Text Char"/>
     <w:basedOn w:val="DefaultParagraphFont"/>
     <w:link w:val="BodyText"/>
+    <w:rPr>
+      <w:color w:val="1D252C"/>
+    </w:rPr>
   </w:style>
   <w:style w:customStyle="1" w:styleId="VerbatimChar" w:type="character">
     <w:name w:val="Verbatim Char"/>
     <w:basedOn w:val="BodyTextChar"/>
     <w:rPr>
       <w:rFonts w:ascii="Consolas" w:hAnsi="Consolas"/>
+      <w:color w:val="1D252C"/>
       <w:sz w:val="22"/>
     </w:rPr>
   </w:style>
   <w:style w:customStyle="1" w:styleId="SectionNumber" w:type="character">
     <w:name w:val="Section Number"/>
     <w:basedOn w:val="BodyTextChar"/>
+    <w:rPr>
+      <w:color w:val="1D252C"/>
+    </w:rPr>
   </w:style>
   <w:style w:styleId="FootnoteReference" w:type="character">
     <w:name w:val="Footnote Reference"/>
     <w:basedOn w:val="BodyTextChar"/>
     <w:rPr>
+      <w:color w:val="1D252C"/>
       <w:vertAlign w:val="superscript"/>
     </w:rPr>
   </w:style>
@@ -1912,7 +2421,7 @@
     <w:name w:val="Hyperlink"/>
     <w:basedOn w:val="BodyTextChar"/>
     <w:rPr>
-      <w:color w:themeColor="accent1" w:val="4F81BD"/>
+      <w:color w:val="1D252C"/>
     </w:rPr>
   </w:style>
   <w:style w:styleId="TOCHeading" w:type="paragraph">
@@ -1930,7 +2439,7 @@
       <w:rFonts w:asciiTheme="majorHAnsi" w:cstheme="majorBidi" w:eastAsiaTheme="majorEastAsia" w:hAnsiTheme="majorHAnsi"/>
       <w:b w:val="0"/>
       <w:bCs w:val="0"/>
-      <w:color w:themeColor="accent1" w:themeShade="BF" w:val="365F91"/>
+      <w:color w:val="1D252C"/>
     </w:rPr>
   </w:style>
   <w:style w:type="paragraph" w:customStyle="1" w:styleId="SourceCode">
@@ -1940,83 +2449,86 @@
     <w:pPr>
       <w:wordWrap w:val="off"/>
     </w:pPr>
+    <w:rPr>
+      <w:color w:val="1D252C"/>
+    </w:rPr>
   </w:style>
   <w:style w:type="character" w:customStyle="1" w:styleId="KeywordTok">
     <w:name w:val="KeywordTok"/>
     <w:basedOn w:val="VerbatimChar"/>
     <w:rPr>
       <w:b/>
-      <w:color w:val="007020"/>
+      <w:color w:val="1D252C"/>
     </w:rPr>
   </w:style>
   <w:style w:type="character" w:customStyle="1" w:styleId="DataTypeTok">
     <w:name w:val="DataTypeTok"/>
     <w:basedOn w:val="VerbatimChar"/>
     <w:rPr>
-      <w:color w:val="902000"/>
+      <w:color w:val="1D252C"/>
     </w:rPr>
   </w:style>
   <w:style w:type="character" w:customStyle="1" w:styleId="DecValTok">
     <w:name w:val="DecValTok"/>
     <w:basedOn w:val="VerbatimChar"/>
     <w:rPr>
-      <w:color w:val="40a070"/>
+      <w:color w:val="1D252C"/>
     </w:rPr>
   </w:style>
   <w:style w:type="character" w:customStyle="1" w:styleId="BaseNTok">
     <w:name w:val="BaseNTok"/>
     <w:basedOn w:val="VerbatimChar"/>
     <w:rPr>
-      <w:color w:val="40a070"/>
+      <w:color w:val="1D252C"/>
     </w:rPr>
   </w:style>
   <w:style w:type="character" w:customStyle="1" w:styleId="FloatTok">
     <w:name w:val="FloatTok"/>
     <w:basedOn w:val="VerbatimChar"/>
     <w:rPr>
-      <w:color w:val="40a070"/>
+      <w:color w:val="1D252C"/>
     </w:rPr>
   </w:style>
   <w:style w:type="character" w:customStyle="1" w:styleId="ConstantTok">
     <w:name w:val="ConstantTok"/>
     <w:basedOn w:val="VerbatimChar"/>
     <w:rPr>
-      <w:color w:val="880000"/>
+      <w:color w:val="1D252C"/>
     </w:rPr>
   </w:style>
   <w:style w:type="character" w:customStyle="1" w:styleId="CharTok">
     <w:name w:val="CharTok"/>
     <w:basedOn w:val="VerbatimChar"/>
     <w:rPr>
-      <w:color w:val="4070a0"/>
+      <w:color w:val="1D252C"/>
     </w:rPr>
   </w:style>
   <w:style w:type="character" w:customStyle="1" w:styleId="SpecialCharTok">
     <w:name w:val="SpecialCharTok"/>
     <w:basedOn w:val="VerbatimChar"/>
     <w:rPr>
-      <w:color w:val="4070a0"/>
+      <w:color w:val="1D252C"/>
     </w:rPr>
   </w:style>
   <w:style w:type="character" w:customStyle="1" w:styleId="StringTok">
     <w:name w:val="StringTok"/>
     <w:basedOn w:val="VerbatimChar"/>
     <w:rPr>
-      <w:color w:val="4070a0"/>
+      <w:color w:val="1D252C"/>
     </w:rPr>
   </w:style>
   <w:style w:type="character" w:customStyle="1" w:styleId="VerbatimStringTok">
     <w:name w:val="VerbatimStringTok"/>
     <w:basedOn w:val="VerbatimChar"/>
     <w:rPr>
-      <w:color w:val="4070a0"/>
+      <w:color w:val="1D252C"/>
     </w:rPr>
   </w:style>
   <w:style w:type="character" w:customStyle="1" w:styleId="SpecialStringTok">
     <w:name w:val="SpecialStringTok"/>
     <w:basedOn w:val="VerbatimChar"/>
     <w:rPr>
-      <w:color w:val="bb6688"/>
+      <w:color w:val="1D252C"/>
     </w:rPr>
   </w:style>
   <w:style w:type="character" w:customStyle="1" w:styleId="ImportTok">
@@ -2024,7 +2536,7 @@
     <w:basedOn w:val="VerbatimChar"/>
     <w:rPr>
       <w:b/>
-      <w:color w:val="008000"/>
+      <w:color w:val="1D252C"/>
     </w:rPr>
   </w:style>
   <w:style w:type="character" w:customStyle="1" w:styleId="CommentTok">
@@ -2032,7 +2544,7 @@
     <w:basedOn w:val="VerbatimChar"/>
     <w:rPr>
       <w:i/>
-      <w:color w:val="60a0b0"/>
+      <w:color w:val="1D252C"/>
     </w:rPr>
   </w:style>
   <w:style w:type="character" w:customStyle="1" w:styleId="DocumentationTok">
@@ -2040,7 +2552,7 @@
     <w:basedOn w:val="VerbatimChar"/>
     <w:rPr>
       <w:i/>
-      <w:color w:val="ba2121"/>
+      <w:color w:val="1D252C"/>
     </w:rPr>
   </w:style>
   <w:style w:type="character" w:customStyle="1" w:styleId="AnnotationTok">
@@ -2049,7 +2561,7 @@
     <w:rPr>
       <w:b/>
       <w:i/>
-      <w:color w:val="60a0b0"/>
+      <w:color w:val="1D252C"/>
     </w:rPr>
   </w:style>
   <w:style w:type="character" w:customStyle="1" w:styleId="CommentVarTok">
@@ -2058,28 +2570,28 @@
     <w:rPr>
       <w:b/>
       <w:i/>
-      <w:color w:val="60a0b0"/>
+      <w:color w:val="1D252C"/>
     </w:rPr>
   </w:style>
   <w:style w:type="character" w:customStyle="1" w:styleId="OtherTok">
     <w:name w:val="OtherTok"/>
     <w:basedOn w:val="VerbatimChar"/>
     <w:rPr>
-      <w:color w:val="007020"/>
+      <w:color w:val="1D252C"/>
     </w:rPr>
   </w:style>
   <w:style w:type="character" w:customStyle="1" w:styleId="FunctionTok">
     <w:name w:val="FunctionTok"/>
     <w:basedOn w:val="VerbatimChar"/>
     <w:rPr>
-      <w:color w:val="06287e"/>
+      <w:color w:val="1D252C"/>
     </w:rPr>
   </w:style>
   <w:style w:type="character" w:customStyle="1" w:styleId="VariableTok">
     <w:name w:val="VariableTok"/>
     <w:basedOn w:val="VerbatimChar"/>
     <w:rPr>
-      <w:color w:val="19177c"/>
+      <w:color w:val="1D252C"/>
     </w:rPr>
   </w:style>
   <w:style w:type="character" w:customStyle="1" w:styleId="ControlFlowTok">
@@ -2087,46 +2599,50 @@
     <w:basedOn w:val="VerbatimChar"/>
     <w:rPr>
       <w:b/>
-      <w:color w:val="007020"/>
+      <w:color w:val="1D252C"/>
     </w:rPr>
   </w:style>
   <w:style w:type="character" w:customStyle="1" w:styleId="OperatorTok">
     <w:name w:val="OperatorTok"/>
     <w:basedOn w:val="VerbatimChar"/>
     <w:rPr>
-      <w:color w:val="666666"/>
+      <w:color w:val="1D252C"/>
     </w:rPr>
   </w:style>
   <w:style w:type="character" w:customStyle="1" w:styleId="BuiltInTok">
     <w:name w:val="BuiltInTok"/>
     <w:basedOn w:val="VerbatimChar"/>
     <w:rPr>
-      <w:color w:val="008000"/>
+      <w:color w:val="1D252C"/>
     </w:rPr>
   </w:style>
   <w:style w:type="character" w:customStyle="1" w:styleId="ExtensionTok">
     <w:name w:val="ExtensionTok"/>
     <w:basedOn w:val="VerbatimChar"/>
-    <w:rPr/>
+    <w:rPr>
+      <w:color w:val="1D252C"/>
+    </w:rPr>
   </w:style>
   <w:style w:type="character" w:customStyle="1" w:styleId="PreprocessorTok">
     <w:name w:val="PreprocessorTok"/>
     <w:basedOn w:val="VerbatimChar"/>
     <w:rPr>
-      <w:color w:val="bc7a00"/>
+      <w:color w:val="1D252C"/>
     </w:rPr>
   </w:style>
   <w:style w:type="character" w:customStyle="1" w:styleId="AttributeTok">
     <w:name w:val="AttributeTok"/>
     <w:basedOn w:val="VerbatimChar"/>
     <w:rPr>
-      <w:color w:val="7d9029"/>
+      <w:color w:val="1D252C"/>
     </w:rPr>
   </w:style>
   <w:style w:type="character" w:customStyle="1" w:styleId="RegionMarkerTok">
     <w:name w:val="RegionMarkerTok"/>
     <w:basedOn w:val="VerbatimChar"/>
-    <w:rPr/>
+    <w:rPr>
+      <w:color w:val="1D252C"/>
+    </w:rPr>
   </w:style>
   <w:style w:type="character" w:customStyle="1" w:styleId="InformationTok">
     <w:name w:val="InformationTok"/>
@@ -2134,7 +2650,7 @@
     <w:rPr>
       <w:b/>
       <w:i/>
-      <w:color w:val="60a0b0"/>
+      <w:color w:val="1D252C"/>
     </w:rPr>
   </w:style>
   <w:style w:type="character" w:customStyle="1" w:styleId="WarningTok">
@@ -2143,7 +2659,7 @@
     <w:rPr>
       <w:b/>
       <w:i/>
-      <w:color w:val="60a0b0"/>
+      <w:color w:val="1D252C"/>
     </w:rPr>
   </w:style>
   <w:style w:type="character" w:customStyle="1" w:styleId="AlertTok">
@@ -2151,7 +2667,7 @@
     <w:basedOn w:val="VerbatimChar"/>
     <w:rPr>
       <w:b/>
-      <w:color w:val="ff0000"/>
+      <w:color w:val="1D252C"/>
     </w:rPr>
   </w:style>
   <w:style w:type="character" w:customStyle="1" w:styleId="ErrorTok">
@@ -2159,13 +2675,15 @@
     <w:basedOn w:val="VerbatimChar"/>
     <w:rPr>
       <w:b/>
-      <w:color w:val="ff0000"/>
+      <w:color w:val="1D252C"/>
     </w:rPr>
   </w:style>
   <w:style w:type="character" w:customStyle="1" w:styleId="NormalTok">
     <w:name w:val="NormalTok"/>
     <w:basedOn w:val="VerbatimChar"/>
-    <w:rPr/>
+    <w:rPr>
+      <w:color w:val="1D252C"/>
+    </w:rPr>
   </w:style>
 </w:styles>
 </file>
@@ -2175,40 +2693,40 @@
   <a:themeElements>
     <a:clrScheme name="Office">
       <a:dk1>
-        <a:sysClr val="windowText" lastClr="000000"/>
+        <a:srgbClr val="1D252C"/>
       </a:dk1>
       <a:lt1>
-        <a:sysClr val="window" lastClr="FFFFFF"/>
+        <a:srgbClr val="FFFFFF"/>
       </a:lt1>
       <a:dk2>
-        <a:srgbClr val="1F497D"/>
+        <a:srgbClr val="1D252C"/>
       </a:dk2>
       <a:lt2>
-        <a:srgbClr val="EEECE1"/>
+        <a:srgbClr val="FFFFFF"/>
       </a:lt2>
       <a:accent1>
-        <a:srgbClr val="4F81BD"/>
+        <a:srgbClr val="FC4C02"/>
       </a:accent1>
       <a:accent2>
-        <a:srgbClr val="C0504D"/>
+        <a:srgbClr val="FC4C02"/>
       </a:accent2>
       <a:accent3>
-        <a:srgbClr val="9BBB59"/>
+        <a:srgbClr val="FC4C02"/>
       </a:accent3>
       <a:accent4>
-        <a:srgbClr val="8064A2"/>
+        <a:srgbClr val="FC4C02"/>
       </a:accent4>
       <a:accent5>
-        <a:srgbClr val="4BACC6"/>
+        <a:srgbClr val="FC4C02"/>
       </a:accent5>
       <a:accent6>
-        <a:srgbClr val="F79646"/>
+        <a:srgbClr val="FC4C02"/>
       </a:accent6>
       <a:hlink>
-        <a:srgbClr val="0000FF"/>
+        <a:srgbClr val="FC4C02"/>
       </a:hlink>
       <a:folHlink>
-        <a:srgbClr val="800080"/>
+        <a:srgbClr val="FC4C02"/>
       </a:folHlink>
     </a:clrScheme>
     <a:fontScheme name="Office">

--- a/DQ_ENGINE/review_results/RDS/2026-10-27/RDS_account_level_findings.docx
+++ b/DQ_ENGINE/review_results/RDS/2026-10-27/RDS_account_level_findings.docx
@@ -783,180 +783,6 @@
     </w:p>
     <w:bookmarkEnd w:id="20"/>
     <w:bookmarkStart w:id="21" w:name="X6a3368e7e15ad8e304e7e04fbbf3fe2a7b04e02"/>
-    <w:p>
-      <w:pPr>
-        <w:pStyle w:val="Heading2"/>
-      </w:pPr>
-      <w:r>
-        <w:t xml:space="preserve">2. December 2013: temporary missing and special values</w:t>
-      </w:r>
-    </w:p>
-    <w:p>
-      <w:pPr>
-        <w:pStyle w:val="FirstParagraph"/>
-      </w:pPr>
-      <w:r>
-        <w:rPr>
-          <w:rStyle w:val="VerbatimChar"/>
-        </w:rPr>
-        <w:t xml:space="preserve">Numeric_Specific</w:t>
-      </w:r>
-      <w:r>
-        <w:t xml:space="preserve"> </w:t>
-      </w:r>
-      <w:r>
-        <w:t xml:space="preserve">contains 128</w:t>
-      </w:r>
-      <w:r>
-        <w:t xml:space="preserve"> </w:t>
-      </w:r>
-      <w:r>
-        <w:rPr>
-          <w:rStyle w:val="VerbatimChar"/>
-        </w:rPr>
-        <w:t xml:space="preserve">PCKG_REPAY_AMT</w:t>
-      </w:r>
-      <w:r>
-        <w:t xml:space="preserve"> </w:t>
-      </w:r>
-      <w:r>
-        <w:t xml:space="preserve">observations that were populated</w:t>
-      </w:r>
-      <w:r>
-        <w:t xml:space="preserve"> </w:t>
-      </w:r>
-      <w:r>
-        <w:t xml:space="preserve">in November, missing in December and populated again in January. It also shows</w:t>
-      </w:r>
-      <w:r>
-        <w:t xml:space="preserve"> </w:t>
-      </w:r>
-      <w:r>
-        <w:t xml:space="preserve">43 temporary</w:t>
-      </w:r>
-      <w:r>
-        <w:t xml:space="preserve"> </w:t>
-      </w:r>
-      <w:r>
-        <w:rPr>
-          <w:rStyle w:val="VerbatimChar"/>
-        </w:rPr>
-        <w:t xml:space="preserve">-999993</w:t>
-      </w:r>
-      <w:r>
-        <w:t xml:space="preserve"> </w:t>
-      </w:r>
-      <w:r>
-        <w:t xml:space="preserve">values in</w:t>
-      </w:r>
-      <w:r>
-        <w:t xml:space="preserve"> </w:t>
-      </w:r>
-      <w:r>
-        <w:rPr>
-          <w:rStyle w:val="VerbatimChar"/>
-        </w:rPr>
-        <w:t xml:space="preserve">MV_PCKG_LOAN_TO_INC_RT</w:t>
-      </w:r>
-      <w:r>
-        <w:t xml:space="preserve"> </w:t>
-      </w:r>
-      <w:r>
-        <w:t xml:space="preserve">and 60 in</w:t>
-      </w:r>
-      <w:r>
-        <w:t xml:space="preserve"> </w:t>
-      </w:r>
-      <w:r>
-        <w:rPr>
-          <w:rStyle w:val="VerbatimChar"/>
-        </w:rPr>
-        <w:t xml:space="preserve">MV_PCKG_REPAY_TO_INC_RT</w:t>
-      </w:r>
-      <w:r>
-        <w:t xml:space="preserve">. All 43 loan-to-income values returned exactly to their</w:t>
-      </w:r>
-      <w:r>
-        <w:t xml:space="preserve"> </w:t>
-      </w:r>
-      <w:r>
-        <w:t xml:space="preserve">November value in January.</w:t>
-      </w:r>
-    </w:p>
-    <w:p>
-      <w:pPr>
-        <w:pStyle w:val="BodyText"/>
-      </w:pPr>
-      <w:r>
-        <w:t xml:space="preserve">Separately,</w:t>
-      </w:r>
-      <w:r>
-        <w:t xml:space="preserve"> </w:t>
-      </w:r>
-      <w:r>
-        <w:rPr>
-          <w:rStyle w:val="VerbatimChar"/>
-        </w:rPr>
-        <w:t xml:space="preserve">Categorical_POU</w:t>
-      </w:r>
-      <w:r>
-        <w:t xml:space="preserve"> </w:t>
-      </w:r>
-      <w:r>
-        <w:t xml:space="preserve">records 111 temporary missing</w:t>
-      </w:r>
-      <w:r>
-        <w:t xml:space="preserve"> </w:t>
-      </w:r>
-      <w:r>
-        <w:rPr>
-          <w:rStyle w:val="VerbatimChar"/>
-        </w:rPr>
-        <w:t xml:space="preserve">REPAY_TYPE_CD</w:t>
-      </w:r>
-      <w:r>
-        <w:t xml:space="preserve"> </w:t>
-      </w:r>
-      <w:r>
-        <w:t xml:space="preserve">events in December. It does not show their individual account sequences.</w:t>
-      </w:r>
-    </w:p>
-    <w:p>
-      <w:pPr>
-        <w:pStyle w:val="BodyText"/>
-      </w:pPr>
-      <w:r>
-        <w:rPr>
-          <w:b/>
-          <w:bCs/>
-        </w:rPr>
-        <w:t xml:space="preserve">Question for CDAO:</w:t>
-      </w:r>
-      <w:r>
-        <w:t xml:space="preserve"> </w:t>
-      </w:r>
-      <w:r>
-        <w:t xml:space="preserve">What caused the one-month gaps in repayment, ratios and</w:t>
-      </w:r>
-      <w:r>
-        <w:t xml:space="preserve"> </w:t>
-      </w:r>
-      <w:r>
-        <w:t xml:space="preserve">repayment type, and are they expected or a data quality issue?</w:t>
-      </w:r>
-    </w:p>
-    <w:p>
-      <w:pPr>
-        <w:pStyle w:val="BodyText"/>
-      </w:pPr>
-      <w:r>
-        <w:rPr>
-          <w:i/>
-          <w:iCs/>
-        </w:rPr>
-        <w:t xml:space="preserve">Evidence: Numeric_Specific, Numeric_POU and Categorical_POU.</w:t>
-      </w:r>
-    </w:p>
     <w:bookmarkEnd w:id="21"/>
     <w:bookmarkStart w:id="22" w:name="X55f1a69a80e8ff1ffb4ecdea93443ca6beeb235"/>
     <w:p>
@@ -964,7 +790,7 @@
         <w:pStyle w:val="Heading2"/>
       </w:pPr>
       <w:r>
-        <w:t xml:space="preserve">3. Temporary special values in savings and payment ratios</w:t>
+        <w:t>2. Temporary special values in savings and payment ratios</w:t>
       </w:r>
     </w:p>
     <w:tbl>
@@ -1420,7 +1246,7 @@
         <w:pStyle w:val="Heading2"/>
       </w:pPr>
       <w:r>
-        <w:t xml:space="preserve">4. Large historical movements</w:t>
+        <w:t>3. Large historical movements</w:t>
       </w:r>
     </w:p>
     <w:p>
@@ -1534,7 +1360,197 @@
         <w:pStyle w:val="Heading2"/>
       </w:pPr>
       <w:r>
-        <w:t xml:space="preserve">Lower-priority categorical observations</w:t>
+        <w:t>Lower-priority observations</w:t>
+      </w:r>
+    </w:p>
+    <w:p>
+      <w:pPr>
+        <w:pStyle w:val="Heading3"/>
+      </w:pPr>
+      <w:r>
+        <w:t>December 2013: limited temporary gaps requiring clarification</w:t>
+      </w:r>
+    </w:p>
+    <w:p>
+      <w:pPr>
+        <w:pStyle w:val="FirstParagraph"/>
+      </w:pPr>
+      <w:r>
+        <w:rPr>
+          <w:rStyle w:val="VerbatimChar"/>
+        </w:rPr>
+        <w:t xml:space="preserve">Numeric_Specific</w:t>
+      </w:r>
+      <w:r>
+        <w:t xml:space="preserve"> </w:t>
+      </w:r>
+      <w:r>
+        <w:t xml:space="preserve">contains 128</w:t>
+      </w:r>
+      <w:r>
+        <w:t xml:space="preserve"> </w:t>
+      </w:r>
+      <w:r>
+        <w:rPr>
+          <w:rStyle w:val="VerbatimChar"/>
+        </w:rPr>
+        <w:t xml:space="preserve">PCKG_REPAY_AMT</w:t>
+      </w:r>
+      <w:r>
+        <w:t xml:space="preserve"> </w:t>
+      </w:r>
+      <w:r>
+        <w:t xml:space="preserve">observations that were populated</w:t>
+      </w:r>
+      <w:r>
+        <w:t xml:space="preserve"> </w:t>
+      </w:r>
+      <w:r>
+        <w:t xml:space="preserve">in November, missing in December and populated again in January. It also shows</w:t>
+      </w:r>
+      <w:r>
+        <w:t xml:space="preserve"> </w:t>
+      </w:r>
+      <w:r>
+        <w:t xml:space="preserve">43 temporary</w:t>
+      </w:r>
+      <w:r>
+        <w:t xml:space="preserve"> </w:t>
+      </w:r>
+      <w:r>
+        <w:rPr>
+          <w:rStyle w:val="VerbatimChar"/>
+        </w:rPr>
+        <w:t xml:space="preserve">-999993</w:t>
+      </w:r>
+      <w:r>
+        <w:t xml:space="preserve"> </w:t>
+      </w:r>
+      <w:r>
+        <w:t xml:space="preserve">values in</w:t>
+      </w:r>
+      <w:r>
+        <w:t xml:space="preserve"> </w:t>
+      </w:r>
+      <w:r>
+        <w:rPr>
+          <w:rStyle w:val="VerbatimChar"/>
+        </w:rPr>
+        <w:t xml:space="preserve">MV_PCKG_LOAN_TO_INC_RT</w:t>
+      </w:r>
+      <w:r>
+        <w:t xml:space="preserve"> </w:t>
+      </w:r>
+      <w:r>
+        <w:t xml:space="preserve">and 60 in</w:t>
+      </w:r>
+      <w:r>
+        <w:t xml:space="preserve"> </w:t>
+      </w:r>
+      <w:r>
+        <w:rPr>
+          <w:rStyle w:val="VerbatimChar"/>
+        </w:rPr>
+        <w:t xml:space="preserve">MV_PCKG_REPAY_TO_INC_RT</w:t>
+      </w:r>
+      <w:r>
+        <w:t xml:space="preserve">. All 43 loan-to-income values returned exactly to their</w:t>
+      </w:r>
+      <w:r>
+        <w:t xml:space="preserve"> </w:t>
+      </w:r>
+      <w:r>
+        <w:t xml:space="preserve">November value in January.</w:t>
+      </w:r>
+    </w:p>
+    <w:p>
+      <w:pPr>
+        <w:pStyle w:val="BodyText"/>
+      </w:pPr>
+      <w:r>
+        <w:t xml:space="preserve">Separately,</w:t>
+      </w:r>
+      <w:r>
+        <w:t xml:space="preserve"> </w:t>
+      </w:r>
+      <w:r>
+        <w:rPr>
+          <w:rStyle w:val="VerbatimChar"/>
+        </w:rPr>
+        <w:t xml:space="preserve">Categorical_POU</w:t>
+      </w:r>
+      <w:r>
+        <w:t xml:space="preserve"> </w:t>
+      </w:r>
+      <w:r>
+        <w:t xml:space="preserve">records 111 temporary missing</w:t>
+      </w:r>
+      <w:r>
+        <w:t xml:space="preserve"> </w:t>
+      </w:r>
+      <w:r>
+        <w:rPr>
+          <w:rStyle w:val="VerbatimChar"/>
+        </w:rPr>
+        <w:t xml:space="preserve">REPAY_TYPE_CD</w:t>
+      </w:r>
+      <w:r>
+        <w:t xml:space="preserve"> </w:t>
+      </w:r>
+      <w:r>
+        <w:t xml:space="preserve">events in December. It does not show their individual account sequences.</w:t>
+      </w:r>
+    </w:p>
+    <w:p>
+      <w:pPr>
+        <w:pStyle w:val="BodyText"/>
+      </w:pPr>
+      <w:r>
+        <w:t>Treat this as a lower-priority historical observation. The eligible-population percentage and downstream impact are not established in this report, so the count alone does not demonstrate a material issue. Account overlap across these fields has not been established.</w:t>
+      </w:r>
+    </w:p>
+    <w:p>
+      <w:pPr>
+        <w:pStyle w:val="BodyText"/>
+      </w:pPr>
+      <w:r>
+        <w:rPr>
+          <w:b/>
+          <w:bCs/>
+        </w:rPr>
+      </w:r>
+      <w:r/>
+      <w:r/>
+      <w:r/>
+      <w:r/>
+      <w:r>
+        <w:rPr>
+          <w:b/>
+        </w:rPr>
+        <w:t xml:space="preserve">Question for CDAO: </w:t>
+      </w:r>
+      <w:r>
+        <w:t>Please explain whether these temporary December 2013 gaps were expected processing effects and whether they affected downstream use.</w:t>
+      </w:r>
+    </w:p>
+    <w:p>
+      <w:pPr>
+        <w:pStyle w:val="BodyText"/>
+      </w:pPr>
+      <w:r>
+        <w:rPr>
+          <w:i/>
+          <w:iCs/>
+        </w:rPr>
+        <w:t xml:space="preserve">Evidence: Numeric_Specific, Numeric_POU and Categorical_POU.</w:t>
+      </w:r>
+    </w:p>
+    <w:p>
+      <w:pPr>
+        <w:pStyle w:val="Heading3"/>
+      </w:pPr>
+      <w:r>
+        <w:t>Categorical observations</w:t>
       </w:r>
     </w:p>
     <w:p>
@@ -2103,15 +2119,15 @@
     <w:pPr>
       <w:keepNext/>
       <w:keepLines/>
-      <w:spacing w:after="0" w:before="200"/>
+      <w:spacing w:after="100" w:before="160"/>
       <w:outlineLvl w:val="2"/>
     </w:pPr>
     <w:rPr>
-      <w:rFonts w:asciiTheme="majorHAnsi" w:cstheme="majorBidi" w:eastAsiaTheme="majorEastAsia" w:hAnsiTheme="majorHAnsi"/>
+      <w:rFonts w:asciiTheme="majorHAnsi" w:cstheme="majorBidi" w:eastAsiaTheme="majorEastAsia" w:hAnsiTheme="majorHAnsi" w:ascii="Calibri" w:hAnsi="Calibri"/>
       <w:b/>
       <w:bCs/>
-      <w:color w:val="1D252C"/>
-      <w:sz w:val="24"/>
+      <w:color w:val="FC4C02"/>
+      <w:sz w:val="22"/>
       <w:szCs w:val="24"/>
     </w:rPr>
   </w:style>

--- a/DQ_ENGINE/review_results/RDS/2026-10-27/RDS_account_level_findings.docx
+++ b/DQ_ENGINE/review_results/RDS/2026-10-27/RDS_account_level_findings.docx
@@ -1,107 +1,255 @@
 
 <file path=word/document.xml><?xml version="1.0" encoding="utf-8"?>
-<w:document xmlns:w="http://schemas.openxmlformats.org/wordprocessingml/2006/main" xmlns:m="http://schemas.openxmlformats.org/officeDocument/2006/math" xmlns:r="http://schemas.openxmlformats.org/officeDocument/2006/relationships" xmlns:o="urn:schemas-microsoft-com:office:office" xmlns:v="urn:schemas-microsoft-com:vml" xmlns:w10="urn:schemas-microsoft-com:office:word" xmlns:a="http://schemas.openxmlformats.org/drawingml/2006/main" xmlns:pic="http://schemas.openxmlformats.org/drawingml/2006/picture" xmlns:wp="http://schemas.openxmlformats.org/drawingml/2006/wordprocessingDrawing">
+<w:document xmlns:wpc="http://schemas.microsoft.com/office/word/2010/wordprocessingCanvas" xmlns:cx="http://schemas.microsoft.com/office/drawing/2014/chartex" xmlns:cx1="http://schemas.microsoft.com/office/drawing/2015/9/8/chartex" xmlns:cx2="http://schemas.microsoft.com/office/drawing/2015/10/21/chartex" xmlns:cx3="http://schemas.microsoft.com/office/drawing/2016/5/9/chartex" xmlns:cx4="http://schemas.microsoft.com/office/drawing/2016/5/10/chartex" xmlns:cx5="http://schemas.microsoft.com/office/drawing/2016/5/11/chartex" xmlns:cx6="http://schemas.microsoft.com/office/drawing/2016/5/12/chartex" xmlns:cx7="http://schemas.microsoft.com/office/drawing/2016/5/13/chartex" xmlns:cx8="http://schemas.microsoft.com/office/drawing/2016/5/14/chartex" xmlns:mc="http://schemas.openxmlformats.org/markup-compatibility/2006" xmlns:aink="http://schemas.microsoft.com/office/drawing/2016/ink" xmlns:am3d="http://schemas.microsoft.com/office/drawing/2017/model3d" xmlns:o="urn:schemas-microsoft-com:office:office" xmlns:oel="http://schemas.microsoft.com/office/2019/extlst" xmlns:r="http://schemas.openxmlformats.org/officeDocument/2006/relationships" xmlns:m="http://schemas.openxmlformats.org/officeDocument/2006/math" xmlns:v="urn:schemas-microsoft-com:vml" xmlns:wp14="http://schemas.microsoft.com/office/word/2010/wordprocessingDrawing" xmlns:wp="http://schemas.openxmlformats.org/drawingml/2006/wordprocessingDrawing" xmlns:w10="urn:schemas-microsoft-com:office:word" xmlns:w="http://schemas.openxmlformats.org/wordprocessingml/2006/main" xmlns:w14="http://schemas.microsoft.com/office/word/2010/wordml" xmlns:w15="http://schemas.microsoft.com/office/word/2012/wordml" xmlns:w16cex="http://schemas.microsoft.com/office/word/2018/wordml/cex" xmlns:w16cid="http://schemas.microsoft.com/office/word/2016/wordml/cid" xmlns:w16="http://schemas.microsoft.com/office/word/2018/wordml" xmlns:w16du="http://schemas.microsoft.com/office/word/2023/wordml/word16du" xmlns:w16sdtdh="http://schemas.microsoft.com/office/word/2020/wordml/sdtdatahash" xmlns:w16sdtfl="http://schemas.microsoft.com/office/word/2024/wordml/sdtformatlock" xmlns:w16se="http://schemas.microsoft.com/office/word/2015/wordml/symex" xmlns:wpg="http://schemas.microsoft.com/office/word/2010/wordprocessingGroup" xmlns:wpi="http://schemas.microsoft.com/office/word/2010/wordprocessingInk" xmlns:wne="http://schemas.microsoft.com/office/word/2006/wordml" xmlns:wps="http://schemas.microsoft.com/office/word/2010/wordprocessingShape" mc:Ignorable="w14 w15 w16se w16cid w16 w16cex w16sdtdh w16sdtfl w16du wp14">
   <w:body>
     <w:p>
       <w:pPr>
         <w:pStyle w:val="Title"/>
-      </w:pPr>
-      <w:r>
-        <w:t xml:space="preserve">RDS account-level review</w:t>
-      </w:r>
-    </w:p>
-    <w:bookmarkStart w:id="26" w:name="X59fb820edf8dba782087ea334e7189695462e12"/>
+        <w:rPr>
+          <w:rFonts w:cstheme="majorHAnsi"/>
+        </w:rPr>
+      </w:pPr>
+      <w:r>
+        <w:rPr>
+          <w:rFonts w:cstheme="majorHAnsi"/>
+        </w:rPr>
+        <w:t>RDS account-level review</w:t>
+      </w:r>
+    </w:p>
     <w:p>
       <w:pPr>
         <w:pStyle w:val="Heading1"/>
-      </w:pPr>
-      <w:r>
-        <w:t xml:space="preserve">RDS account-level review: observations for CDAO</w:t>
+        <w:rPr>
+          <w:rFonts w:cstheme="majorHAnsi"/>
+          <w:lang w:eastAsia="zh-CN"/>
+        </w:rPr>
+      </w:pPr>
+      <w:bookmarkStart w:id="0" w:name="X59fb820edf8dba782087ea334e7189695462e12"/>
+      <w:r>
+        <w:rPr>
+          <w:rFonts w:cstheme="majorHAnsi"/>
+        </w:rPr>
+        <w:t>RDS account-level review</w:t>
+      </w:r>
+      <w:r>
+        <w:rPr>
+          <w:rFonts w:cstheme="majorHAnsi" w:hint="eastAsia"/>
+          <w:lang w:eastAsia="zh-CN"/>
+        </w:rPr>
+        <w:t xml:space="preserve"> findings:</w:t>
       </w:r>
     </w:p>
     <w:p>
       <w:pPr>
         <w:pStyle w:val="FirstParagraph"/>
-      </w:pPr>
-      <w:r>
-        <w:t xml:space="preserve">28 October 2026 | January 2005–March 2026</w:t>
+        <w:rPr>
+          <w:rFonts w:asciiTheme="majorHAnsi" w:hAnsiTheme="majorHAnsi" w:cstheme="majorHAnsi"/>
+        </w:rPr>
+      </w:pPr>
+      <w:r>
+        <w:rPr>
+          <w:rFonts w:asciiTheme="majorHAnsi" w:hAnsiTheme="majorHAnsi" w:cstheme="majorHAnsi"/>
+        </w:rPr>
+        <w:t>28 October 2026 | January 2005–March 2026</w:t>
       </w:r>
     </w:p>
     <w:p>
       <w:pPr>
         <w:pStyle w:val="BodyText"/>
-      </w:pPr>
-      <w:r>
-        <w:t xml:space="preserve">This report uses only the results in</w:t>
-      </w:r>
-      <w:r>
+        <w:rPr>
+          <w:rFonts w:asciiTheme="majorHAnsi" w:hAnsiTheme="majorHAnsi" w:cstheme="majorHAnsi"/>
+        </w:rPr>
+      </w:pPr>
+      <w:commentRangeStart w:id="1"/>
+      <w:commentRangeStart w:id="2"/>
+      <w:commentRangeStart w:id="3"/>
+      <w:r>
+        <w:rPr>
+          <w:rFonts w:asciiTheme="majorHAnsi" w:hAnsiTheme="majorHAnsi" w:cstheme="majorHAnsi"/>
+        </w:rPr>
+        <w:t xml:space="preserve">This report </w:t>
+      </w:r>
+      <w:del w:id="111" w:author="MVT proposed edits" w:date="2026-10-30T12:18:38Z">
+        <w:r>
+          <w:rPr>
+            <w:rFonts w:asciiTheme="majorHAnsi" w:hAnsiTheme="majorHAnsi" w:cstheme="majorHAnsi"/>
+          </w:rPr>
+          <w:delText xml:space="preserve">uses</w:delText>
+        </w:r>
+      </w:del>
+      <w:ins w:id="112" w:author="MVT proposed edits" w:date="2026-10-30T12:18:38Z">
+        <w:r>
+          <w:t xml:space="preserve">summarises</w:t>
+        </w:r>
+      </w:ins>
+      <w:r>
+        <w:rPr>
+          <w:rFonts w:asciiTheme="majorHAnsi" w:hAnsiTheme="majorHAnsi" w:cstheme="majorHAnsi"/>
+        </w:rPr>
         <w:t xml:space="preserve"> </w:t>
       </w:r>
-      <w:r>
-        <w:rPr>
+      <w:del w:id="113" w:author="MVT proposed edits" w:date="2026-10-30T12:18:38Z">
+        <w:r>
+          <w:rPr>
+            <w:rFonts w:asciiTheme="majorHAnsi" w:hAnsiTheme="majorHAnsi" w:cstheme="majorHAnsi"/>
+          </w:rPr>
+          <w:delText xml:space="preserve">only</w:delText>
+        </w:r>
+      </w:del>
+      <w:ins w:id="114" w:author="MVT proposed edits" w:date="2026-10-30T12:18:38Z">
+        <w:r>
+          <w:t xml:space="preserve">account-level checks using</w:t>
+        </w:r>
+      </w:ins>
+      <w:r>
+        <w:rPr>
+          <w:rFonts w:asciiTheme="majorHAnsi" w:hAnsiTheme="majorHAnsi" w:cstheme="majorHAnsi"/>
+        </w:rPr>
+        <w:t xml:space="preserve"> the results in </w:t>
+      </w:r>
+      <w:r>
+        <w:rPr>
+          <w:rFonts w:asciiTheme="majorHAnsi" w:hAnsiTheme="majorHAnsi" w:cstheme="majorHAnsi"/>
           <w:b/>
           <w:bCs/>
         </w:rPr>
         <w:t xml:space="preserve">RDS_account_level_review_workbook.xlsx</w:t>
       </w:r>
       <w:r>
+        <w:rPr>
+          <w:rFonts w:asciiTheme="majorHAnsi" w:hAnsiTheme="majorHAnsi" w:cstheme="majorHAnsi"/>
+        </w:rPr>
+        <w:t xml:space="preserve">. It covers 14 numeric fields, nine categorical fields and one date field</w:t>
+      </w:r>
+      <w:ins w:id="115" w:author="MVT proposed edits" w:date="2026-10-30T12:18:38Z">
+        <w:r>
+          <w:t xml:space="preserve">. The checks follow the same account through consecutive calendar months to identify large numeric movements, reversions, transitions into missing or special values, and changes in selected normally fixed fields. They assess changes in account histories rather than absolute levels of missingness or special values alone</w:t>
+        </w:r>
+      </w:ins>
+      <w:r>
+        <w:rPr>
+          <w:rFonts w:asciiTheme="majorHAnsi" w:hAnsiTheme="majorHAnsi" w:cstheme="majorHAnsi"/>
+        </w:rPr>
         <w:t xml:space="preserve">.</w:t>
       </w:r>
       <w:r>
+        <w:rPr>
+          <w:rFonts w:asciiTheme="majorHAnsi" w:hAnsiTheme="majorHAnsi" w:cstheme="majorHAnsi"/>
+        </w:rPr>
         <w:t xml:space="preserve"> </w:t>
       </w:r>
       <w:r>
-        <w:t xml:space="preserve">It covers 14 numeric fields, nine categorical fields and one date field.</w:t>
-      </w:r>
-      <w:r>
-        <w:t xml:space="preserve"> </w:t>
-      </w:r>
-      <w:r>
-        <w:t xml:space="preserve">Yellow rows identify selections for review, not confirmed errors. Counts below</w:t>
-      </w:r>
-      <w:r>
-        <w:t xml:space="preserve"> </w:t>
-      </w:r>
-      <w:r>
-        <w:t xml:space="preserve">are account-month events unless otherwise stated. Percentages use each check's</w:t>
-      </w:r>
-      <w:r>
-        <w:t xml:space="preserve"> </w:t>
-      </w:r>
-      <w:r>
-        <w:t xml:space="preserve">eligible population, not necessarily the full monthly population.</w:t>
-      </w:r>
-    </w:p>
-    <w:bookmarkStart w:id="20" w:name="Xca5602bc80b7bd57e75f6143d695088ae4d5dd7"/>
+        <w:rPr>
+          <w:rFonts w:asciiTheme="majorHAnsi" w:hAnsiTheme="majorHAnsi" w:cstheme="majorHAnsi"/>
+        </w:rPr>
+        <w:t xml:space="preserve">Y</w:t>
+      </w:r>
+      <w:r>
+        <w:rPr>
+          <w:rFonts w:asciiTheme="majorHAnsi" w:hAnsiTheme="majorHAnsi" w:cstheme="majorHAnsi"/>
+        </w:rPr>
+        <w:t xml:space="preserve">ellow rows identify selections for review, not confirmed errors. Counts below are account-month events unless otherwise stated. Percentages use each check</w:t>
+      </w:r>
+      <w:del w:id="116" w:author="MVT proposed edits" w:date="2026-10-30T12:18:38Z">
+        <w:r>
+          <w:rPr>
+            <w:rFonts w:asciiTheme="majorHAnsi" w:hAnsiTheme="majorHAnsi" w:cstheme="majorHAnsi"/>
+          </w:rPr>
+          <w:delText xml:space="preserve">'</w:delText>
+        </w:r>
+      </w:del>
+      <w:ins w:id="117" w:author="MVT proposed edits" w:date="2026-10-30T12:18:38Z">
+        <w:r>
+          <w:t xml:space="preserve">’</w:t>
+        </w:r>
+      </w:ins>
+      <w:r>
+        <w:rPr>
+          <w:rFonts w:asciiTheme="majorHAnsi" w:hAnsiTheme="majorHAnsi" w:cstheme="majorHAnsi"/>
+        </w:rPr>
+        <w:t xml:space="preserve">s eligible population, not necessarily the full monthly population.</w:t>
+      </w:r>
+      <w:commentRangeEnd w:id="1"/>
+      <w:commentRangeEnd w:id="2"/>
+      <w:commentRangeEnd w:id="3"/>
+      <w:r>
+        <w:rPr>
+          <w:rStyle w:val="CommentReference"/>
+          <w:rFonts w:asciiTheme="majorHAnsi" w:hAnsiTheme="majorHAnsi" w:cstheme="majorHAnsi"/>
+          <w:sz w:val="20"/>
+          <w:szCs w:val="24"/>
+        </w:rPr>
+        <w:commentReference w:id="1"/>
+      </w:r>
+      <w:r>
+        <w:rPr>
+          <w:rStyle w:val="CommentReference"/>
+          <w:rFonts w:asciiTheme="majorHAnsi" w:hAnsiTheme="majorHAnsi" w:cstheme="majorHAnsi"/>
+          <w:sz w:val="20"/>
+          <w:szCs w:val="24"/>
+        </w:rPr>
+        <w:commentReference w:id="2"/>
+      </w:r>
+      <w:r>
+        <w:rPr>
+          <w:rStyle w:val="CommentReference"/>
+          <w:rFonts w:asciiTheme="majorHAnsi" w:hAnsiTheme="majorHAnsi" w:cstheme="majorHAnsi"/>
+          <w:sz w:val="20"/>
+          <w:szCs w:val="24"/>
+        </w:rPr>
+        <w:commentReference w:id="3"/>
+      </w:r>
+    </w:p>
     <w:p>
       <w:pPr>
         <w:pStyle w:val="Heading2"/>
-      </w:pPr>
-      <w:r>
-        <w:t xml:space="preserve">1. Missing values across package-related fields</w:t>
-      </w:r>
+        <w:rPr>
+          <w:rFonts w:cstheme="majorHAnsi"/>
+        </w:rPr>
+      </w:pPr>
+      <w:bookmarkStart w:id="4" w:name="Xca5602bc80b7bd57e75f6143d695088ae4d5dd7"/>
+      <w:r>
+        <w:rPr>
+          <w:rFonts w:cstheme="majorHAnsi"/>
+        </w:rPr>
+        <w:t>1. Missing values across package-related fields</w:t>
+      </w:r>
+    </w:p>
+    <w:p>
+      <w:pPr>
+        <w:pStyle w:val="BodyText"/>
+        <w:rPr>
+          <w:rFonts w:asciiTheme="majorHAnsi" w:hAnsiTheme="majorHAnsi" w:cstheme="majorHAnsi"/>
+          <w:ins w:id="144" w:author="MVT proposed edits" w:date="2026-10-30T12:18:38Z"/>
+        </w:rPr>
+      </w:pPr>
+      <w:ins w:id="145" w:author="MVT proposed edits" w:date="2026-10-30T12:18:38Z">
+        <w:r>
+          <w:t xml:space="preserve">This test identifies accounts with a valid value in one month and a missing value in the next consecutive month. It helps distinguish newly missing records from fields with persistently high missingness. Aggregate monthly rates alone do not identify which accounts changed or whether several fields became missing on the same accounts.</w:t>
+        </w:r>
+      </w:ins>
     </w:p>
     <w:tbl>
       <w:tblPr>
         <w:tblStyle w:val="Table"/>
-        <w:tblW w:type="auto" w:w="0"/>
+        <w:tblW w:w="0" w:type="auto"/>
         <w:jc w:val="center"/>
+        <w:tblBorders>
+          <w:top w:val="single" w:sz="6" w:space="0" w:color="1D252C"/>
+          <w:left w:val="single" w:sz="6" w:space="0" w:color="1D252C"/>
+          <w:bottom w:val="single" w:sz="6" w:space="0" w:color="1D252C"/>
+          <w:right w:val="single" w:sz="6" w:space="0" w:color="1D252C"/>
+          <w:insideH w:val="single" w:sz="6" w:space="0" w:color="1D252C"/>
+          <w:insideV w:val="single" w:sz="6" w:space="0" w:color="1D252C"/>
+        </w:tblBorders>
         <w:tblLayout w:type="fixed"/>
-        <w:tblLook w:firstRow="1" w:lastRow="0" w:firstColumn="0" w:lastColumn="0" w:noHBand="0" w:noVBand="0" w:val="0020"/>
-        <w:tblBorders>
-          <w:top w:val="single" w:sz="6" w:color="1D252C"/>
-          <w:left w:val="single" w:sz="6" w:color="1D252C"/>
-          <w:bottom w:val="single" w:sz="6" w:color="1D252C"/>
-          <w:right w:val="single" w:sz="6" w:color="1D252C"/>
-          <w:insideH w:val="single" w:sz="6" w:color="1D252C"/>
-          <w:insideV w:val="single" w:sz="6" w:color="1D252C"/>
-        </w:tblBorders>
         <w:tblCellMar>
           <w:top w:w="80" w:type="dxa"/>
+          <w:left w:w="80" w:type="dxa"/>
           <w:bottom w:w="80" w:type="dxa"/>
-          <w:left w:w="80" w:type="dxa"/>
           <w:right w:w="80" w:type="dxa"/>
         </w:tblCellMar>
+        <w:tblLook w:val="0020" w:firstRow="1" w:lastRow="0" w:firstColumn="0" w:lastColumn="0" w:noHBand="0" w:noVBand="0"/>
       </w:tblPr>
       <w:tblGrid>
         <w:gridCol w:w="1512"/>
@@ -112,39 +260,41 @@
       </w:tblGrid>
       <w:tr>
         <w:trPr>
-          <w:tblHeader w:val="on"/>
+          <w:cnfStyle w:val="100000000000" w:firstRow="1" w:lastRow="0" w:firstColumn="0" w:lastColumn="0" w:oddVBand="0" w:evenVBand="0" w:oddHBand="0" w:evenHBand="0" w:firstRowFirstColumn="0" w:firstRowLastColumn="0" w:lastRowFirstColumn="0" w:lastRowLastColumn="0"/>
           <w:cantSplit/>
           <w:tblHeader/>
+          <w:jc w:val="center"/>
         </w:trPr>
         <w:tc>
           <w:tcPr>
-            <w:tcW w:type="dxa" w:w="1512"/>
+            <w:tcW w:w="1512" w:type="dxa"/>
+            <w:shd w:val="clear" w:color="auto" w:fill="FC4C02"/>
             <w:vAlign w:val="center"/>
-            <w:shd w:fill="FC4C02"/>
           </w:tcPr>
           <w:p>
             <w:pPr>
               <w:pStyle w:val="Compact"/>
               <w:keepNext/>
               <w:spacing w:before="0" w:after="0"/>
-              <w:jc w:val="left"/>
+              <w:rPr>
+                <w:rFonts w:asciiTheme="majorHAnsi" w:hAnsiTheme="majorHAnsi" w:cstheme="majorHAnsi"/>
+              </w:rPr>
             </w:pPr>
             <w:r>
               <w:rPr>
-                <w:rFonts w:ascii="Calibri" w:hAnsi="Calibri"/>
+                <w:rFonts w:asciiTheme="majorHAnsi" w:hAnsiTheme="majorHAnsi" w:cstheme="majorHAnsi"/>
                 <w:b/>
-                <w:color w:val="1D252C"/>
                 <w:sz w:val="16"/>
               </w:rPr>
-              <w:t xml:space="preserve">Month</w:t>
+              <w:t>Month</w:t>
             </w:r>
           </w:p>
         </w:tc>
         <w:tc>
           <w:tcPr>
-            <w:tcW w:type="dxa" w:w="2203"/>
+            <w:tcW w:w="2203" w:type="dxa"/>
+            <w:shd w:val="clear" w:color="auto" w:fill="FC4C02"/>
             <w:vAlign w:val="center"/>
-            <w:shd w:fill="FC4C02"/>
           </w:tcPr>
           <w:p>
             <w:pPr>
@@ -152,23 +302,25 @@
               <w:keepNext/>
               <w:spacing w:before="0" w:after="0"/>
               <w:jc w:val="right"/>
+              <w:rPr>
+                <w:rFonts w:asciiTheme="majorHAnsi" w:hAnsiTheme="majorHAnsi" w:cstheme="majorHAnsi"/>
+              </w:rPr>
             </w:pPr>
             <w:r>
               <w:rPr>
-                <w:rFonts w:ascii="Calibri" w:hAnsi="Calibri"/>
+                <w:rFonts w:asciiTheme="majorHAnsi" w:hAnsiTheme="majorHAnsi" w:cstheme="majorHAnsi"/>
                 <w:b/>
-                <w:color w:val="1D252C"/>
                 <w:sz w:val="16"/>
               </w:rPr>
-              <w:t xml:space="preserve">EVENT_DESCRIPTION</w:t>
+              <w:t>EVENT_DESCRIPTION</w:t>
             </w:r>
           </w:p>
         </w:tc>
         <w:tc>
           <w:tcPr>
-            <w:tcW w:type="dxa" w:w="2203"/>
+            <w:tcW w:w="2203" w:type="dxa"/>
+            <w:shd w:val="clear" w:color="auto" w:fill="FC4C02"/>
             <w:vAlign w:val="center"/>
-            <w:shd w:fill="FC4C02"/>
           </w:tcPr>
           <w:p>
             <w:pPr>
@@ -176,23 +328,25 @@
               <w:keepNext/>
               <w:spacing w:before="0" w:after="0"/>
               <w:jc w:val="right"/>
+              <w:rPr>
+                <w:rFonts w:asciiTheme="majorHAnsi" w:hAnsiTheme="majorHAnsi" w:cstheme="majorHAnsi"/>
+              </w:rPr>
             </w:pPr>
             <w:r>
               <w:rPr>
-                <w:rFonts w:ascii="Calibri" w:hAnsi="Calibri"/>
+                <w:rFonts w:asciiTheme="majorHAnsi" w:hAnsiTheme="majorHAnsi" w:cstheme="majorHAnsi"/>
                 <w:b/>
-                <w:color w:val="1D252C"/>
                 <w:sz w:val="16"/>
               </w:rPr>
-              <w:t xml:space="preserve">MV_PROP_POSTCODE_NM</w:t>
+              <w:t>MV_PROP_POSTCODE_NM</w:t>
             </w:r>
           </w:p>
         </w:tc>
         <w:tc>
           <w:tcPr>
-            <w:tcW w:type="dxa" w:w="2203"/>
+            <w:tcW w:w="2203" w:type="dxa"/>
+            <w:shd w:val="clear" w:color="auto" w:fill="FC4C02"/>
             <w:vAlign w:val="center"/>
-            <w:shd w:fill="FC4C02"/>
           </w:tcPr>
           <w:p>
             <w:pPr>
@@ -200,23 +354,25 @@
               <w:keepNext/>
               <w:spacing w:before="0" w:after="0"/>
               <w:jc w:val="right"/>
+              <w:rPr>
+                <w:rFonts w:asciiTheme="majorHAnsi" w:hAnsiTheme="majorHAnsi" w:cstheme="majorHAnsi"/>
+              </w:rPr>
             </w:pPr>
             <w:r>
               <w:rPr>
-                <w:rFonts w:ascii="Calibri" w:hAnsi="Calibri"/>
+                <w:rFonts w:asciiTheme="majorHAnsi" w:hAnsiTheme="majorHAnsi" w:cstheme="majorHAnsi"/>
                 <w:b/>
-                <w:color w:val="1D252C"/>
                 <w:sz w:val="16"/>
               </w:rPr>
-              <w:t xml:space="preserve">PCKG_BOVO_VAL_AMT</w:t>
+              <w:t>PCKG_BOVO_VAL_AMT</w:t>
             </w:r>
           </w:p>
         </w:tc>
         <w:tc>
           <w:tcPr>
-            <w:tcW w:type="dxa" w:w="2203"/>
+            <w:tcW w:w="2203" w:type="dxa"/>
+            <w:shd w:val="clear" w:color="auto" w:fill="FC4C02"/>
             <w:vAlign w:val="center"/>
-            <w:shd w:fill="FC4C02"/>
           </w:tcPr>
           <w:p>
             <w:pPr>
@@ -224,15 +380,17 @@
               <w:keepNext/>
               <w:spacing w:before="0" w:after="0"/>
               <w:jc w:val="right"/>
+              <w:rPr>
+                <w:rFonts w:asciiTheme="majorHAnsi" w:hAnsiTheme="majorHAnsi" w:cstheme="majorHAnsi"/>
+              </w:rPr>
             </w:pPr>
             <w:r>
               <w:rPr>
-                <w:rFonts w:ascii="Calibri" w:hAnsi="Calibri"/>
+                <w:rFonts w:asciiTheme="majorHAnsi" w:hAnsiTheme="majorHAnsi" w:cstheme="majorHAnsi"/>
                 <w:b/>
-                <w:color w:val="1D252C"/>
                 <w:sz w:val="16"/>
               </w:rPr>
-              <w:t xml:space="preserve">PCKG_REPAY_AMT</w:t>
+              <w:t>PCKG_REPAY_AMT</w:t>
             </w:r>
           </w:p>
         </w:tc>
@@ -240,124 +398,124 @@
       <w:tr>
         <w:trPr>
           <w:cantSplit/>
+          <w:jc w:val="center"/>
         </w:trPr>
         <w:tc>
           <w:tcPr>
-            <w:tcW w:type="dxa" w:w="1512"/>
+            <w:tcW w:w="1512" w:type="dxa"/>
+            <w:shd w:val="clear" w:color="auto" w:fill="FFFFFF"/>
             <w:vAlign w:val="center"/>
-            <w:shd w:fill="FFFFFF"/>
           </w:tcPr>
           <w:p>
             <w:pPr>
               <w:pStyle w:val="Compact"/>
-              <w:keepNext w:val="0"/>
               <w:spacing w:before="0" w:after="0"/>
-              <w:jc w:val="left"/>
+              <w:rPr>
+                <w:rFonts w:asciiTheme="majorHAnsi" w:hAnsiTheme="majorHAnsi" w:cstheme="majorHAnsi"/>
+              </w:rPr>
             </w:pPr>
             <w:r>
               <w:rPr>
-                <w:rFonts w:ascii="Calibri" w:hAnsi="Calibri"/>
-                <w:b w:val="0"/>
-                <w:color w:val="1D252C"/>
+                <w:rFonts w:asciiTheme="majorHAnsi" w:hAnsiTheme="majorHAnsi" w:cstheme="majorHAnsi"/>
                 <w:sz w:val="18"/>
               </w:rPr>
-              <w:t xml:space="preserve">February 2019</w:t>
+              <w:t>February 2019</w:t>
             </w:r>
           </w:p>
         </w:tc>
         <w:tc>
           <w:tcPr>
-            <w:tcW w:type="dxa" w:w="2203"/>
+            <w:tcW w:w="2203" w:type="dxa"/>
+            <w:shd w:val="clear" w:color="auto" w:fill="FFFFFF"/>
             <w:vAlign w:val="center"/>
-            <w:shd w:fill="FFFFFF"/>
           </w:tcPr>
           <w:p>
             <w:pPr>
               <w:pStyle w:val="Compact"/>
-              <w:keepNext w:val="0"/>
               <w:spacing w:before="0" w:after="0"/>
               <w:jc w:val="right"/>
+              <w:rPr>
+                <w:rFonts w:asciiTheme="majorHAnsi" w:hAnsiTheme="majorHAnsi" w:cstheme="majorHAnsi"/>
+              </w:rPr>
             </w:pPr>
             <w:r>
               <w:rPr>
-                <w:rFonts w:ascii="Calibri" w:hAnsi="Calibri"/>
-                <w:b w:val="0"/>
-                <w:color w:val="1D252C"/>
+                <w:rFonts w:asciiTheme="majorHAnsi" w:hAnsiTheme="majorHAnsi" w:cstheme="majorHAnsi"/>
                 <w:sz w:val="18"/>
               </w:rPr>
-              <w:t xml:space="preserve">8,828</w:t>
+              <w:t>8,828</w:t>
             </w:r>
           </w:p>
         </w:tc>
         <w:tc>
           <w:tcPr>
-            <w:tcW w:type="dxa" w:w="2203"/>
+            <w:tcW w:w="2203" w:type="dxa"/>
+            <w:shd w:val="clear" w:color="auto" w:fill="FFFFFF"/>
             <w:vAlign w:val="center"/>
-            <w:shd w:fill="FFFFFF"/>
           </w:tcPr>
           <w:p>
             <w:pPr>
               <w:pStyle w:val="Compact"/>
-              <w:keepNext w:val="0"/>
               <w:spacing w:before="0" w:after="0"/>
               <w:jc w:val="right"/>
+              <w:rPr>
+                <w:rFonts w:asciiTheme="majorHAnsi" w:hAnsiTheme="majorHAnsi" w:cstheme="majorHAnsi"/>
+              </w:rPr>
             </w:pPr>
             <w:r>
               <w:rPr>
-                <w:rFonts w:ascii="Calibri" w:hAnsi="Calibri"/>
-                <w:b w:val="0"/>
-                <w:color w:val="1D252C"/>
+                <w:rFonts w:asciiTheme="majorHAnsi" w:hAnsiTheme="majorHAnsi" w:cstheme="majorHAnsi"/>
                 <w:sz w:val="18"/>
               </w:rPr>
-              <w:t xml:space="preserve">9,123</w:t>
+              <w:t>9,123</w:t>
             </w:r>
           </w:p>
         </w:tc>
         <w:tc>
           <w:tcPr>
-            <w:tcW w:type="dxa" w:w="2203"/>
+            <w:tcW w:w="2203" w:type="dxa"/>
+            <w:shd w:val="clear" w:color="auto" w:fill="FFFFFF"/>
             <w:vAlign w:val="center"/>
-            <w:shd w:fill="FFFFFF"/>
           </w:tcPr>
           <w:p>
             <w:pPr>
               <w:pStyle w:val="Compact"/>
-              <w:keepNext w:val="0"/>
               <w:spacing w:before="0" w:after="0"/>
               <w:jc w:val="right"/>
+              <w:rPr>
+                <w:rFonts w:asciiTheme="majorHAnsi" w:hAnsiTheme="majorHAnsi" w:cstheme="majorHAnsi"/>
+              </w:rPr>
             </w:pPr>
             <w:r>
               <w:rPr>
-                <w:rFonts w:ascii="Calibri" w:hAnsi="Calibri"/>
-                <w:b w:val="0"/>
-                <w:color w:val="1D252C"/>
+                <w:rFonts w:asciiTheme="majorHAnsi" w:hAnsiTheme="majorHAnsi" w:cstheme="majorHAnsi"/>
                 <w:sz w:val="18"/>
               </w:rPr>
-              <w:t xml:space="preserve">9,111</w:t>
+              <w:t>9,111</w:t>
             </w:r>
           </w:p>
         </w:tc>
         <w:tc>
           <w:tcPr>
-            <w:tcW w:type="dxa" w:w="2203"/>
+            <w:tcW w:w="2203" w:type="dxa"/>
+            <w:shd w:val="clear" w:color="auto" w:fill="FFFFFF"/>
             <w:vAlign w:val="center"/>
-            <w:shd w:fill="FFFFFF"/>
           </w:tcPr>
           <w:p>
             <w:pPr>
               <w:pStyle w:val="Compact"/>
-              <w:keepNext w:val="0"/>
               <w:spacing w:before="0" w:after="0"/>
               <w:jc w:val="right"/>
+              <w:rPr>
+                <w:rFonts w:asciiTheme="majorHAnsi" w:hAnsiTheme="majorHAnsi" w:cstheme="majorHAnsi"/>
+              </w:rPr>
             </w:pPr>
             <w:r>
               <w:rPr>
-                <w:rFonts w:ascii="Calibri" w:hAnsi="Calibri"/>
-                <w:b w:val="0"/>
-                <w:color w:val="1D252C"/>
+                <w:rFonts w:asciiTheme="majorHAnsi" w:hAnsiTheme="majorHAnsi" w:cstheme="majorHAnsi"/>
                 <w:sz w:val="18"/>
               </w:rPr>
-              <w:t xml:space="preserve">9,115</w:t>
+              <w:t>9,115</w:t>
             </w:r>
           </w:p>
         </w:tc>
@@ -365,124 +523,124 @@
       <w:tr>
         <w:trPr>
           <w:cantSplit/>
+          <w:jc w:val="center"/>
         </w:trPr>
         <w:tc>
           <w:tcPr>
-            <w:tcW w:type="dxa" w:w="1512"/>
+            <w:tcW w:w="1512" w:type="dxa"/>
+            <w:shd w:val="clear" w:color="auto" w:fill="FFFFFF"/>
             <w:vAlign w:val="center"/>
-            <w:shd w:fill="FFFFFF"/>
           </w:tcPr>
           <w:p>
             <w:pPr>
               <w:pStyle w:val="Compact"/>
-              <w:keepNext w:val="0"/>
               <w:spacing w:before="0" w:after="0"/>
-              <w:jc w:val="left"/>
+              <w:rPr>
+                <w:rFonts w:asciiTheme="majorHAnsi" w:hAnsiTheme="majorHAnsi" w:cstheme="majorHAnsi"/>
+              </w:rPr>
             </w:pPr>
             <w:r>
               <w:rPr>
-                <w:rFonts w:ascii="Calibri" w:hAnsi="Calibri"/>
-                <w:b w:val="0"/>
-                <w:color w:val="1D252C"/>
+                <w:rFonts w:asciiTheme="majorHAnsi" w:hAnsiTheme="majorHAnsi" w:cstheme="majorHAnsi"/>
                 <w:sz w:val="18"/>
               </w:rPr>
-              <w:t xml:space="preserve">May 2019</w:t>
+              <w:t>May 2019</w:t>
             </w:r>
           </w:p>
         </w:tc>
         <w:tc>
           <w:tcPr>
-            <w:tcW w:type="dxa" w:w="2203"/>
+            <w:tcW w:w="2203" w:type="dxa"/>
+            <w:shd w:val="clear" w:color="auto" w:fill="FFFFFF"/>
             <w:vAlign w:val="center"/>
-            <w:shd w:fill="FFFFFF"/>
           </w:tcPr>
           <w:p>
             <w:pPr>
               <w:pStyle w:val="Compact"/>
-              <w:keepNext w:val="0"/>
               <w:spacing w:before="0" w:after="0"/>
               <w:jc w:val="right"/>
+              <w:rPr>
+                <w:rFonts w:asciiTheme="majorHAnsi" w:hAnsiTheme="majorHAnsi" w:cstheme="majorHAnsi"/>
+              </w:rPr>
             </w:pPr>
             <w:r>
               <w:rPr>
-                <w:rFonts w:ascii="Calibri" w:hAnsi="Calibri"/>
-                <w:b w:val="0"/>
-                <w:color w:val="1D252C"/>
+                <w:rFonts w:asciiTheme="majorHAnsi" w:hAnsiTheme="majorHAnsi" w:cstheme="majorHAnsi"/>
                 <w:sz w:val="18"/>
               </w:rPr>
-              <w:t xml:space="preserve">12,208</w:t>
+              <w:t>12,208</w:t>
             </w:r>
           </w:p>
         </w:tc>
         <w:tc>
           <w:tcPr>
-            <w:tcW w:type="dxa" w:w="2203"/>
+            <w:tcW w:w="2203" w:type="dxa"/>
+            <w:shd w:val="clear" w:color="auto" w:fill="FFFFFF"/>
             <w:vAlign w:val="center"/>
-            <w:shd w:fill="FFFFFF"/>
           </w:tcPr>
           <w:p>
             <w:pPr>
               <w:pStyle w:val="Compact"/>
-              <w:keepNext w:val="0"/>
               <w:spacing w:before="0" w:after="0"/>
               <w:jc w:val="right"/>
+              <w:rPr>
+                <w:rFonts w:asciiTheme="majorHAnsi" w:hAnsiTheme="majorHAnsi" w:cstheme="majorHAnsi"/>
+              </w:rPr>
             </w:pPr>
             <w:r>
               <w:rPr>
-                <w:rFonts w:ascii="Calibri" w:hAnsi="Calibri"/>
-                <w:b w:val="0"/>
-                <w:color w:val="1D252C"/>
+                <w:rFonts w:asciiTheme="majorHAnsi" w:hAnsiTheme="majorHAnsi" w:cstheme="majorHAnsi"/>
                 <w:sz w:val="18"/>
               </w:rPr>
-              <w:t xml:space="preserve">12,710</w:t>
+              <w:t>12,710</w:t>
             </w:r>
           </w:p>
         </w:tc>
         <w:tc>
           <w:tcPr>
-            <w:tcW w:type="dxa" w:w="2203"/>
+            <w:tcW w:w="2203" w:type="dxa"/>
+            <w:shd w:val="clear" w:color="auto" w:fill="FFFFFF"/>
             <w:vAlign w:val="center"/>
-            <w:shd w:fill="FFFFFF"/>
           </w:tcPr>
           <w:p>
             <w:pPr>
               <w:pStyle w:val="Compact"/>
-              <w:keepNext w:val="0"/>
               <w:spacing w:before="0" w:after="0"/>
               <w:jc w:val="right"/>
+              <w:rPr>
+                <w:rFonts w:asciiTheme="majorHAnsi" w:hAnsiTheme="majorHAnsi" w:cstheme="majorHAnsi"/>
+              </w:rPr>
             </w:pPr>
             <w:r>
               <w:rPr>
-                <w:rFonts w:ascii="Calibri" w:hAnsi="Calibri"/>
-                <w:b w:val="0"/>
-                <w:color w:val="1D252C"/>
+                <w:rFonts w:asciiTheme="majorHAnsi" w:hAnsiTheme="majorHAnsi" w:cstheme="majorHAnsi"/>
                 <w:sz w:val="18"/>
               </w:rPr>
-              <w:t xml:space="preserve">12,690</w:t>
+              <w:t>12,690</w:t>
             </w:r>
           </w:p>
         </w:tc>
         <w:tc>
           <w:tcPr>
-            <w:tcW w:type="dxa" w:w="2203"/>
+            <w:tcW w:w="2203" w:type="dxa"/>
+            <w:shd w:val="clear" w:color="auto" w:fill="FFFFFF"/>
             <w:vAlign w:val="center"/>
-            <w:shd w:fill="FFFFFF"/>
           </w:tcPr>
           <w:p>
             <w:pPr>
               <w:pStyle w:val="Compact"/>
-              <w:keepNext w:val="0"/>
               <w:spacing w:before="0" w:after="0"/>
               <w:jc w:val="right"/>
+              <w:rPr>
+                <w:rFonts w:asciiTheme="majorHAnsi" w:hAnsiTheme="majorHAnsi" w:cstheme="majorHAnsi"/>
+              </w:rPr>
             </w:pPr>
             <w:r>
               <w:rPr>
-                <w:rFonts w:ascii="Calibri" w:hAnsi="Calibri"/>
-                <w:b w:val="0"/>
-                <w:color w:val="1D252C"/>
+                <w:rFonts w:asciiTheme="majorHAnsi" w:hAnsiTheme="majorHAnsi" w:cstheme="majorHAnsi"/>
                 <w:sz w:val="18"/>
               </w:rPr>
-              <w:t xml:space="preserve">12,660</w:t>
+              <w:t>12,660</w:t>
             </w:r>
           </w:p>
         </w:tc>
@@ -490,124 +648,124 @@
       <w:tr>
         <w:trPr>
           <w:cantSplit/>
+          <w:jc w:val="center"/>
         </w:trPr>
         <w:tc>
           <w:tcPr>
-            <w:tcW w:type="dxa" w:w="1512"/>
+            <w:tcW w:w="1512" w:type="dxa"/>
+            <w:shd w:val="clear" w:color="auto" w:fill="FFFFFF"/>
             <w:vAlign w:val="center"/>
-            <w:shd w:fill="FFFFFF"/>
           </w:tcPr>
           <w:p>
             <w:pPr>
               <w:pStyle w:val="Compact"/>
-              <w:keepNext w:val="0"/>
               <w:spacing w:before="0" w:after="0"/>
-              <w:jc w:val="left"/>
+              <w:rPr>
+                <w:rFonts w:asciiTheme="majorHAnsi" w:hAnsiTheme="majorHAnsi" w:cstheme="majorHAnsi"/>
+              </w:rPr>
             </w:pPr>
             <w:r>
               <w:rPr>
-                <w:rFonts w:ascii="Calibri" w:hAnsi="Calibri"/>
-                <w:b w:val="0"/>
-                <w:color w:val="1D252C"/>
+                <w:rFonts w:asciiTheme="majorHAnsi" w:hAnsiTheme="majorHAnsi" w:cstheme="majorHAnsi"/>
                 <w:sz w:val="18"/>
               </w:rPr>
-              <w:t xml:space="preserve">February 2020</w:t>
+              <w:t>February 2020</w:t>
             </w:r>
           </w:p>
         </w:tc>
         <w:tc>
           <w:tcPr>
-            <w:tcW w:type="dxa" w:w="2203"/>
+            <w:tcW w:w="2203" w:type="dxa"/>
+            <w:shd w:val="clear" w:color="auto" w:fill="FFFFFF"/>
             <w:vAlign w:val="center"/>
-            <w:shd w:fill="FFFFFF"/>
           </w:tcPr>
           <w:p>
             <w:pPr>
               <w:pStyle w:val="Compact"/>
-              <w:keepNext w:val="0"/>
               <w:spacing w:before="0" w:after="0"/>
               <w:jc w:val="right"/>
+              <w:rPr>
+                <w:rFonts w:asciiTheme="majorHAnsi" w:hAnsiTheme="majorHAnsi" w:cstheme="majorHAnsi"/>
+              </w:rPr>
             </w:pPr>
             <w:r>
               <w:rPr>
-                <w:rFonts w:ascii="Calibri" w:hAnsi="Calibri"/>
-                <w:b w:val="0"/>
-                <w:color w:val="1D252C"/>
+                <w:rFonts w:asciiTheme="majorHAnsi" w:hAnsiTheme="majorHAnsi" w:cstheme="majorHAnsi"/>
                 <w:sz w:val="18"/>
               </w:rPr>
-              <w:t xml:space="preserve">2,025</w:t>
+              <w:t>2,025</w:t>
             </w:r>
           </w:p>
         </w:tc>
         <w:tc>
           <w:tcPr>
-            <w:tcW w:type="dxa" w:w="2203"/>
+            <w:tcW w:w="2203" w:type="dxa"/>
+            <w:shd w:val="clear" w:color="auto" w:fill="FFFFFF"/>
             <w:vAlign w:val="center"/>
-            <w:shd w:fill="FFFFFF"/>
           </w:tcPr>
           <w:p>
             <w:pPr>
               <w:pStyle w:val="Compact"/>
-              <w:keepNext w:val="0"/>
               <w:spacing w:before="0" w:after="0"/>
               <w:jc w:val="right"/>
+              <w:rPr>
+                <w:rFonts w:asciiTheme="majorHAnsi" w:hAnsiTheme="majorHAnsi" w:cstheme="majorHAnsi"/>
+              </w:rPr>
             </w:pPr>
             <w:r>
               <w:rPr>
-                <w:rFonts w:ascii="Calibri" w:hAnsi="Calibri"/>
-                <w:b w:val="0"/>
-                <w:color w:val="1D252C"/>
+                <w:rFonts w:asciiTheme="majorHAnsi" w:hAnsiTheme="majorHAnsi" w:cstheme="majorHAnsi"/>
                 <w:sz w:val="18"/>
               </w:rPr>
-              <w:t xml:space="preserve">2,460</w:t>
+              <w:t>2,460</w:t>
             </w:r>
           </w:p>
         </w:tc>
         <w:tc>
           <w:tcPr>
-            <w:tcW w:type="dxa" w:w="2203"/>
+            <w:tcW w:w="2203" w:type="dxa"/>
+            <w:shd w:val="clear" w:color="auto" w:fill="FFFFFF"/>
             <w:vAlign w:val="center"/>
-            <w:shd w:fill="FFFFFF"/>
           </w:tcPr>
           <w:p>
             <w:pPr>
               <w:pStyle w:val="Compact"/>
-              <w:keepNext w:val="0"/>
               <w:spacing w:before="0" w:after="0"/>
               <w:jc w:val="right"/>
+              <w:rPr>
+                <w:rFonts w:asciiTheme="majorHAnsi" w:hAnsiTheme="majorHAnsi" w:cstheme="majorHAnsi"/>
+              </w:rPr>
             </w:pPr>
             <w:r>
               <w:rPr>
-                <w:rFonts w:ascii="Calibri" w:hAnsi="Calibri"/>
-                <w:b w:val="0"/>
-                <w:color w:val="1D252C"/>
+                <w:rFonts w:asciiTheme="majorHAnsi" w:hAnsiTheme="majorHAnsi" w:cstheme="majorHAnsi"/>
                 <w:sz w:val="18"/>
               </w:rPr>
-              <w:t xml:space="preserve">2,457</w:t>
+              <w:t>2,457</w:t>
             </w:r>
           </w:p>
         </w:tc>
         <w:tc>
           <w:tcPr>
-            <w:tcW w:type="dxa" w:w="2203"/>
+            <w:tcW w:w="2203" w:type="dxa"/>
+            <w:shd w:val="clear" w:color="auto" w:fill="FFFFFF"/>
             <w:vAlign w:val="center"/>
-            <w:shd w:fill="FFFFFF"/>
           </w:tcPr>
           <w:p>
             <w:pPr>
               <w:pStyle w:val="Compact"/>
-              <w:keepNext w:val="0"/>
               <w:spacing w:before="0" w:after="0"/>
               <w:jc w:val="right"/>
+              <w:rPr>
+                <w:rFonts w:asciiTheme="majorHAnsi" w:hAnsiTheme="majorHAnsi" w:cstheme="majorHAnsi"/>
+              </w:rPr>
             </w:pPr>
             <w:r>
               <w:rPr>
-                <w:rFonts w:ascii="Calibri" w:hAnsi="Calibri"/>
-                <w:b w:val="0"/>
-                <w:color w:val="1D252C"/>
+                <w:rFonts w:asciiTheme="majorHAnsi" w:hAnsiTheme="majorHAnsi" w:cstheme="majorHAnsi"/>
                 <w:sz w:val="18"/>
               </w:rPr>
-              <w:t xml:space="preserve">2,445</w:t>
+              <w:t>2,445</w:t>
             </w:r>
           </w:p>
         </w:tc>
@@ -616,204 +774,357 @@
     <w:p>
       <w:pPr>
         <w:pStyle w:val="BodyText"/>
-      </w:pPr>
-      <w:r>
-        <w:t xml:space="preserve">These counts represent previously valid values becoming missing. In the</w:t>
-      </w:r>
-      <w:r>
+        <w:rPr>
+          <w:rFonts w:asciiTheme="majorHAnsi" w:hAnsiTheme="majorHAnsi" w:cstheme="majorHAnsi"/>
+        </w:rPr>
+      </w:pPr>
+      <w:commentRangeStart w:id="5"/>
+      <w:del w:id="118" w:author="MVT proposed edits" w:date="2026-10-30T12:18:38Z">
+        <w:r>
+          <w:rPr>
+            <w:rFonts w:asciiTheme="majorHAnsi" w:hAnsiTheme="majorHAnsi" w:cstheme="majorHAnsi"/>
+          </w:rPr>
+          <w:delText xml:space="preserve">These</w:delText>
+        </w:r>
+      </w:del>
+      <w:ins w:id="119" w:author="MVT proposed edits" w:date="2026-10-30T12:18:38Z">
+        <w:r>
+          <w:t xml:space="preserve">The monthly summaries were reviewed for concentrations of valid-to-missing transitions. Comparing the affected months and</w:t>
+        </w:r>
+      </w:ins>
+      <w:r>
+        <w:rPr>
+          <w:rFonts w:asciiTheme="majorHAnsi" w:hAnsiTheme="majorHAnsi" w:cstheme="majorHAnsi"/>
+        </w:rPr>
+        <w:t xml:space="preserve"> counts </w:t>
+      </w:r>
+      <w:del w:id="120" w:author="MVT proposed edits" w:date="2026-10-30T12:18:38Z">
+        <w:r>
+          <w:rPr>
+            <w:rFonts w:asciiTheme="majorHAnsi" w:hAnsiTheme="majorHAnsi" w:cstheme="majorHAnsi"/>
+          </w:rPr>
+          <w:delText xml:space="preserve">represent</w:delText>
+        </w:r>
+      </w:del>
+      <w:ins w:id="121" w:author="MVT proposed edits" w:date="2026-10-30T12:18:38Z">
+        <w:r>
+          <w:t xml:space="preserve">across</w:t>
+        </w:r>
+      </w:ins>
+      <w:r>
+        <w:rPr>
+          <w:rFonts w:asciiTheme="majorHAnsi" w:hAnsiTheme="majorHAnsi" w:cstheme="majorHAnsi"/>
+        </w:rPr>
         <w:t xml:space="preserve"> </w:t>
       </w:r>
-      <w:r>
-        <w:t xml:space="preserve">February/May 2019 categorical extracts, missing package IDs were also present</w:t>
-      </w:r>
-      <w:r>
+      <w:del w:id="122" w:author="MVT proposed edits" w:date="2026-10-30T12:18:38Z">
+        <w:r>
+          <w:rPr>
+            <w:rFonts w:asciiTheme="majorHAnsi" w:hAnsiTheme="majorHAnsi" w:cstheme="majorHAnsi"/>
+          </w:rPr>
+          <w:delText xml:space="preserve">previously</w:delText>
+        </w:r>
+      </w:del>
+      <w:ins w:id="123" w:author="MVT proposed edits" w:date="2026-10-30T12:18:38Z">
+        <w:r>
+          <w:t xml:space="preserve">fields</w:t>
+        </w:r>
+      </w:ins>
+      <w:r>
+        <w:rPr>
+          <w:rFonts w:asciiTheme="majorHAnsi" w:hAnsiTheme="majorHAnsi" w:cstheme="majorHAnsi"/>
+        </w:rPr>
         <w:t xml:space="preserve"> </w:t>
       </w:r>
-      <w:r>
-        <w:t xml:space="preserve">for 8,621/12,065 affected event-description records and all 9,123/12,710 affected</w:t>
-      </w:r>
-      <w:r>
+      <w:del w:id="124" w:author="MVT proposed edits" w:date="2026-10-30T12:18:38Z">
+        <w:r>
+          <w:rPr>
+            <w:rFonts w:asciiTheme="majorHAnsi" w:hAnsiTheme="majorHAnsi" w:cstheme="majorHAnsi"/>
+          </w:rPr>
+          <w:delText xml:space="preserve">valid</w:delText>
+        </w:r>
+      </w:del>
+      <w:ins w:id="125" w:author="MVT proposed edits" w:date="2026-10-30T12:18:38Z">
+        <w:r>
+          <w:t xml:space="preserve">identified</w:t>
+        </w:r>
+      </w:ins>
+      <w:r>
+        <w:rPr>
+          <w:rFonts w:asciiTheme="majorHAnsi" w:hAnsiTheme="majorHAnsi" w:cstheme="majorHAnsi"/>
+        </w:rPr>
         <w:t xml:space="preserve"> </w:t>
       </w:r>
-      <w:r>
-        <w:t xml:space="preserve">property-classification records.</w:t>
+      <w:del w:id="126" w:author="MVT proposed edits" w:date="2026-10-30T12:18:38Z">
+        <w:r>
+          <w:rPr>
+            <w:rFonts w:asciiTheme="majorHAnsi" w:hAnsiTheme="majorHAnsi" w:cstheme="majorHAnsi"/>
+          </w:rPr>
+          <w:delText xml:space="preserve">values</w:delText>
+        </w:r>
+      </w:del>
+      <w:ins w:id="127" w:author="MVT proposed edits" w:date="2026-10-30T12:18:38Z">
+        <w:r>
+          <w:t xml:space="preserve">the</w:t>
+        </w:r>
+      </w:ins>
+      <w:r>
+        <w:rPr>
+          <w:rFonts w:asciiTheme="majorHAnsi" w:hAnsiTheme="majorHAnsi" w:cstheme="majorHAnsi"/>
+        </w:rPr>
+        <w:t xml:space="preserve"> </w:t>
+      </w:r>
+      <w:del w:id="128" w:author="MVT proposed edits" w:date="2026-10-30T12:18:38Z">
+        <w:r>
+          <w:rPr>
+            <w:rFonts w:asciiTheme="majorHAnsi" w:hAnsiTheme="majorHAnsi" w:cstheme="majorHAnsi"/>
+          </w:rPr>
+          <w:delText xml:space="preserve">becoming</w:delText>
+        </w:r>
+      </w:del>
+      <w:ins w:id="129" w:author="MVT proposed edits" w:date="2026-10-30T12:18:38Z">
+        <w:r>
+          <w:t xml:space="preserve">package-related patterns shown above. Follow-up categorical extracts were then checked for</w:t>
+        </w:r>
+      </w:ins>
+      <w:r>
+        <w:rPr>
+          <w:rFonts w:asciiTheme="majorHAnsi" w:hAnsiTheme="majorHAnsi" w:cstheme="majorHAnsi"/>
+        </w:rPr>
+        <w:t xml:space="preserve"> missing</w:t>
+      </w:r>
+      <w:ins w:id="130" w:author="MVT proposed edits" w:date="2026-10-30T12:18:38Z">
+        <w:r>
+          <w:t xml:space="preserve"> package IDs</w:t>
+        </w:r>
+      </w:ins>
+      <w:r>
+        <w:rPr>
+          <w:rFonts w:asciiTheme="majorHAnsi" w:hAnsiTheme="majorHAnsi" w:cstheme="majorHAnsi"/>
+        </w:rPr>
+        <w:t xml:space="preserve">. </w:t>
+      </w:r>
+      <w:r>
+        <w:rPr>
+          <w:rFonts w:asciiTheme="majorHAnsi" w:hAnsiTheme="majorHAnsi" w:cstheme="majorHAnsi"/>
+        </w:rPr>
+        <w:t xml:space="preserve">In</w:t>
+      </w:r>
+      <w:del w:id="131" w:author="MVT proposed edits" w:date="2026-10-30T12:18:38Z">
+        <w:r>
+          <w:rPr>
+            <w:rFonts w:asciiTheme="majorHAnsi" w:hAnsiTheme="majorHAnsi" w:cstheme="majorHAnsi"/>
+          </w:rPr>
+          <w:delText xml:space="preserve"> the</w:delText>
+        </w:r>
+      </w:del>
+      <w:r>
+        <w:rPr>
+          <w:rFonts w:asciiTheme="majorHAnsi" w:hAnsiTheme="majorHAnsi" w:cstheme="majorHAnsi"/>
+        </w:rPr>
+        <w:t xml:space="preserve"> February/May 2019</w:t>
+      </w:r>
+      <w:del w:id="132" w:author="MVT proposed edits" w:date="2026-10-30T12:18:38Z">
+        <w:r>
+          <w:rPr>
+            <w:rFonts w:asciiTheme="majorHAnsi" w:hAnsiTheme="majorHAnsi" w:cstheme="majorHAnsi"/>
+          </w:rPr>
+          <w:delText xml:space="preserve"> categorical extracts</w:delText>
+        </w:r>
+      </w:del>
+      <w:r>
+        <w:rPr>
+          <w:rFonts w:asciiTheme="majorHAnsi" w:hAnsiTheme="majorHAnsi" w:cstheme="majorHAnsi"/>
+        </w:rPr>
+        <w:t xml:space="preserve">, missing package IDs were also present for 8,621/12,065 affected event-description records and all 9,123/12,710 affected property-classification records.</w:t>
+      </w:r>
+      <w:ins w:id="133" w:author="MVT proposed edits" w:date="2026-10-30T12:18:38Z">
+        <w:r>
+          <w:t xml:space="preserve"> Similar aggregate counts do not, by themselves, establish that different fields involve the same accounts.</w:t>
+        </w:r>
+      </w:ins>
+      <w:commentRangeEnd w:id="5"/>
+      <w:r>
+        <w:rPr>
+          <w:rStyle w:val="CommentReference"/>
+          <w:rFonts w:asciiTheme="majorHAnsi" w:hAnsiTheme="majorHAnsi" w:cstheme="majorHAnsi"/>
+          <w:sz w:val="20"/>
+          <w:szCs w:val="24"/>
+        </w:rPr>
+        <w:commentReference w:id="5"/>
       </w:r>
     </w:p>
     <w:p>
       <w:pPr>
         <w:pStyle w:val="BodyText"/>
-      </w:pPr>
-      <w:r>
-        <w:t xml:space="preserve">In May 2019,</w:t>
-      </w:r>
-      <w:r>
-        <w:t xml:space="preserve"> </w:t>
+        <w:rPr>
+          <w:rFonts w:asciiTheme="majorHAnsi" w:hAnsiTheme="majorHAnsi" w:cstheme="majorHAnsi"/>
+        </w:rPr>
+      </w:pPr>
+      <w:r>
+        <w:rPr>
+          <w:rFonts w:asciiTheme="majorHAnsi" w:hAnsiTheme="majorHAnsi" w:cstheme="majorHAnsi"/>
+        </w:rPr>
+        <w:t xml:space="preserve">In May 2019, </w:t>
       </w:r>
       <w:r>
         <w:rPr>
           <w:rStyle w:val="VerbatimChar"/>
-        </w:rPr>
-        <w:t xml:space="preserve">PCKG_BALANCE_AMT</w:t>
-      </w:r>
-      <w:r>
-        <w:t xml:space="preserve"> </w:t>
-      </w:r>
-      <w:r>
-        <w:t xml:space="preserve">also had 12,599 large movements (10.59% of valid</w:t>
-      </w:r>
-      <w:r>
-        <w:t xml:space="preserve"> </w:t>
-      </w:r>
-      <w:r>
-        <w:t xml:space="preserve">pairs), and</w:t>
-      </w:r>
-      <w:r>
-        <w:t xml:space="preserve"> </w:t>
+          <w:rFonts w:asciiTheme="majorHAnsi" w:hAnsiTheme="majorHAnsi" w:cstheme="majorHAnsi"/>
+        </w:rPr>
+        <w:t>PCKG_BALANCE_AMT</w:t>
+      </w:r>
+      <w:r>
+        <w:rPr>
+          <w:rFonts w:asciiTheme="majorHAnsi" w:hAnsiTheme="majorHAnsi" w:cstheme="majorHAnsi"/>
+        </w:rPr>
+        <w:t xml:space="preserve"> also had 12,599 large movements (10.59% of valid pairs), and </w:t>
       </w:r>
       <w:r>
         <w:rPr>
           <w:rStyle w:val="VerbatimChar"/>
-        </w:rPr>
-        <w:t xml:space="preserve">MV_PCKG_REPAY_TO_INC_RT</w:t>
-      </w:r>
-      <w:r>
-        <w:t xml:space="preserve"> </w:t>
-      </w:r>
-      <w:r>
-        <w:t xml:space="preserve">had 12,628 transitions to special values.</w:t>
-      </w:r>
-      <w:r>
-        <w:t xml:space="preserve"> </w:t>
-      </w:r>
-      <w:r>
-        <w:t xml:space="preserve">The workbook does not establish whether these numeric and categorical changes</w:t>
-      </w:r>
-      <w:r>
-        <w:t xml:space="preserve"> </w:t>
-      </w:r>
-      <w:r>
-        <w:t xml:space="preserve">involved the same accounts.</w:t>
+          <w:rFonts w:asciiTheme="majorHAnsi" w:hAnsiTheme="majorHAnsi" w:cstheme="majorHAnsi"/>
+        </w:rPr>
+        <w:t>MV_PCKG_REPAY_TO_INC_RT</w:t>
+      </w:r>
+      <w:r>
+        <w:rPr>
+          <w:rFonts w:asciiTheme="majorHAnsi" w:hAnsiTheme="majorHAnsi" w:cstheme="majorHAnsi"/>
+        </w:rPr>
+        <w:t xml:space="preserve"> had 12,628 transitions to special values. The workbook does not establish whether these numeric and categorical changes involved the same accounts.</w:t>
       </w:r>
     </w:p>
     <w:p>
       <w:pPr>
         <w:pStyle w:val="BodyText"/>
-      </w:pPr>
-      <w:r>
-        <w:t xml:space="preserve">Later categorical missingness was also selected: March 2022 had 1,311</w:t>
-      </w:r>
-      <w:r>
-        <w:t xml:space="preserve"> </w:t>
+        <w:rPr>
+          <w:rFonts w:asciiTheme="majorHAnsi" w:hAnsiTheme="majorHAnsi" w:cstheme="majorHAnsi"/>
+        </w:rPr>
+      </w:pPr>
+      <w:r>
+        <w:rPr>
+          <w:rFonts w:asciiTheme="majorHAnsi" w:hAnsiTheme="majorHAnsi" w:cstheme="majorHAnsi"/>
+        </w:rPr>
+        <w:t xml:space="preserve">Later categorical missingness was also selected: March 2022 had 1,311 </w:t>
       </w:r>
       <w:r>
         <w:rPr>
           <w:rStyle w:val="VerbatimChar"/>
-        </w:rPr>
-        <w:t xml:space="preserve">EVENT_DESCRIPTION</w:t>
-      </w:r>
-      <w:r>
-        <w:t xml:space="preserve"> </w:t>
-      </w:r>
-      <w:r>
-        <w:t xml:space="preserve">and 1,821</w:t>
-      </w:r>
-      <w:r>
-        <w:t xml:space="preserve"> </w:t>
+          <w:rFonts w:asciiTheme="majorHAnsi" w:hAnsiTheme="majorHAnsi" w:cstheme="majorHAnsi"/>
+        </w:rPr>
+        <w:t>EVENT_DESCRIPTION</w:t>
+      </w:r>
+      <w:r>
+        <w:rPr>
+          <w:rFonts w:asciiTheme="majorHAnsi" w:hAnsiTheme="majorHAnsi" w:cstheme="majorHAnsi"/>
+        </w:rPr>
+        <w:t xml:space="preserve"> and 1,821 </w:t>
       </w:r>
       <w:r>
         <w:rPr>
           <w:rStyle w:val="VerbatimChar"/>
-        </w:rPr>
-        <w:t xml:space="preserve">MV_PROP_POSTCODE_NM</w:t>
-      </w:r>
-      <w:r>
-        <w:t xml:space="preserve"> </w:t>
-      </w:r>
-      <w:r>
-        <w:t xml:space="preserve">transitions; November 2024</w:t>
-      </w:r>
-      <w:r>
-        <w:t xml:space="preserve"> </w:t>
-      </w:r>
-      <w:r>
-        <w:t xml:space="preserve">had 989 and 1,506 respectively.</w:t>
+          <w:rFonts w:asciiTheme="majorHAnsi" w:hAnsiTheme="majorHAnsi" w:cstheme="majorHAnsi"/>
+        </w:rPr>
+        <w:t>MV_PROP_POSTCODE_NM</w:t>
+      </w:r>
+      <w:r>
+        <w:rPr>
+          <w:rFonts w:asciiTheme="majorHAnsi" w:hAnsiTheme="majorHAnsi" w:cstheme="majorHAnsi"/>
+        </w:rPr>
+        <w:t xml:space="preserve"> transitions; November 2024 had 989 and 1,506 respectively.</w:t>
       </w:r>
     </w:p>
     <w:p>
       <w:pPr>
         <w:pStyle w:val="BodyText"/>
-      </w:pPr>
-      <w:r>
-        <w:rPr>
+        <w:rPr>
+          <w:rFonts w:asciiTheme="majorHAnsi" w:hAnsiTheme="majorHAnsi" w:cstheme="majorHAnsi"/>
+        </w:rPr>
+      </w:pPr>
+      <w:r>
+        <w:rPr>
+          <w:rFonts w:asciiTheme="majorHAnsi" w:hAnsiTheme="majorHAnsi" w:cstheme="majorHAnsi"/>
           <w:b/>
           <w:bCs/>
         </w:rPr>
-        <w:t xml:space="preserve">Question for CDAO:</w:t>
-      </w:r>
-      <w:r>
-        <w:t xml:space="preserve"> </w:t>
-      </w:r>
-      <w:r>
-        <w:t xml:space="preserve">What explains these dated gaps and movements? Please</w:t>
-      </w:r>
-      <w:r>
-        <w:t xml:space="preserve"> </w:t>
-      </w:r>
-      <w:r>
-        <w:t xml:space="preserve">confirm whether they are expected, identify the affected sources or processing,</w:t>
-      </w:r>
-      <w:r>
-        <w:t xml:space="preserve"> </w:t>
-      </w:r>
-      <w:r>
-        <w:t xml:space="preserve">and clarify any limitations on using these fields.</w:t>
+        <w:t>Question for CDAO:</w:t>
+      </w:r>
+      <w:r>
+        <w:rPr>
+          <w:rFonts w:asciiTheme="majorHAnsi" w:hAnsiTheme="majorHAnsi" w:cstheme="majorHAnsi"/>
+        </w:rPr>
+        <w:t xml:space="preserve"> What explains these dated gaps and movements? Please confirm whether they are expected, identify the affected sources or processing, and clarify any limitations on using these fields.</w:t>
       </w:r>
     </w:p>
     <w:p>
       <w:pPr>
         <w:pStyle w:val="BodyText"/>
-      </w:pPr>
-      <w:r>
-        <w:rPr>
+        <w:rPr>
+          <w:rFonts w:asciiTheme="majorHAnsi" w:hAnsiTheme="majorHAnsi" w:cstheme="majorHAnsi"/>
+        </w:rPr>
+      </w:pPr>
+      <w:r>
+        <w:rPr>
+          <w:rFonts w:asciiTheme="majorHAnsi" w:hAnsiTheme="majorHAnsi" w:cstheme="majorHAnsi"/>
           <w:i/>
           <w:iCs/>
         </w:rPr>
-        <w:t xml:space="preserve">Evidence: Numeric_POU, Categorical_POU and Categorical_Specific.</w:t>
-      </w:r>
-    </w:p>
-    <w:bookmarkEnd w:id="20"/>
-    <w:bookmarkStart w:id="21" w:name="X6a3368e7e15ad8e304e7e04fbbf3fe2a7b04e02"/>
-    <w:bookmarkEnd w:id="21"/>
-    <w:bookmarkStart w:id="22" w:name="X55f1a69a80e8ff1ffb4ecdea93443ca6beeb235"/>
+        <w:t>Evidence: Numeric_POU, Categorical_POU and Categorical_Specific.</w:t>
+      </w:r>
+    </w:p>
     <w:p>
       <w:pPr>
         <w:pStyle w:val="Heading2"/>
-      </w:pPr>
-      <w:r>
+        <w:rPr>
+          <w:rFonts w:cstheme="majorHAnsi"/>
+        </w:rPr>
+      </w:pPr>
+      <w:bookmarkStart w:id="6" w:name="X6a3368e7e15ad8e304e7e04fbbf3fe2a7b04e02"/>
+      <w:bookmarkStart w:id="7" w:name="X55f1a69a80e8ff1ffb4ecdea93443ca6beeb235"/>
+      <w:bookmarkEnd w:id="4"/>
+      <w:bookmarkEnd w:id="6"/>
+      <w:r>
+        <w:rPr>
+          <w:rFonts w:cstheme="majorHAnsi"/>
+        </w:rPr>
         <w:t>2. Temporary special values in savings and payment ratios</w:t>
       </w:r>
+    </w:p>
+    <w:p>
+      <w:pPr>
+        <w:pStyle w:val="BodyText"/>
+        <w:rPr>
+          <w:rFonts w:asciiTheme="majorHAnsi" w:hAnsiTheme="majorHAnsi" w:cstheme="majorHAnsi"/>
+          <w:ins w:id="146" w:author="MVT proposed edits" w:date="2026-10-30T12:18:38Z"/>
+        </w:rPr>
+      </w:pPr>
+      <w:ins w:id="147" w:author="MVT proposed edits" w:date="2026-10-30T12:18:38Z">
+        <w:r>
+          <w:t xml:space="preserve">The special-value reversion test identifies an account with a valid value in the preceding month, a special value in the current month and a valid value in the following month. All three calendar months must be consecutive. The following value must be valid, but need not equal the original value. This identifies temporary interruptions that aggregate special-value rates alone may not make clear.</w:t>
+        </w:r>
+      </w:ins>
     </w:p>
     <w:tbl>
       <w:tblPr>
         <w:tblStyle w:val="Table"/>
-        <w:tblW w:type="auto" w:w="0"/>
+        <w:tblW w:w="0" w:type="auto"/>
         <w:jc w:val="center"/>
+        <w:tblBorders>
+          <w:top w:val="single" w:sz="6" w:space="0" w:color="1D252C"/>
+          <w:left w:val="single" w:sz="6" w:space="0" w:color="1D252C"/>
+          <w:bottom w:val="single" w:sz="6" w:space="0" w:color="1D252C"/>
+          <w:right w:val="single" w:sz="6" w:space="0" w:color="1D252C"/>
+          <w:insideH w:val="single" w:sz="6" w:space="0" w:color="1D252C"/>
+          <w:insideV w:val="single" w:sz="6" w:space="0" w:color="1D252C"/>
+        </w:tblBorders>
         <w:tblLayout w:type="fixed"/>
-        <w:tblLook w:firstRow="1" w:lastRow="0" w:firstColumn="0" w:lastColumn="0" w:noHBand="0" w:noVBand="0" w:val="0020"/>
-        <w:tblBorders>
-          <w:top w:val="single" w:sz="6" w:color="1D252C"/>
-          <w:left w:val="single" w:sz="6" w:color="1D252C"/>
-          <w:bottom w:val="single" w:sz="6" w:color="1D252C"/>
-          <w:right w:val="single" w:sz="6" w:color="1D252C"/>
-          <w:insideH w:val="single" w:sz="6" w:color="1D252C"/>
-          <w:insideV w:val="single" w:sz="6" w:color="1D252C"/>
-        </w:tblBorders>
         <w:tblCellMar>
           <w:top w:w="80" w:type="dxa"/>
+          <w:left w:w="80" w:type="dxa"/>
           <w:bottom w:w="80" w:type="dxa"/>
-          <w:left w:w="80" w:type="dxa"/>
           <w:right w:w="80" w:type="dxa"/>
         </w:tblCellMar>
+        <w:tblLook w:val="0020" w:firstRow="1" w:lastRow="0" w:firstColumn="0" w:lastColumn="0" w:noHBand="0" w:noVBand="0"/>
       </w:tblPr>
       <w:tblGrid>
         <w:gridCol w:w="4464"/>
@@ -823,39 +1134,41 @@
       </w:tblGrid>
       <w:tr>
         <w:trPr>
-          <w:tblHeader w:val="on"/>
+          <w:cnfStyle w:val="100000000000" w:firstRow="1" w:lastRow="0" w:firstColumn="0" w:lastColumn="0" w:oddVBand="0" w:evenVBand="0" w:oddHBand="0" w:evenHBand="0" w:firstRowFirstColumn="0" w:firstRowLastColumn="0" w:lastRowFirstColumn="0" w:lastRowLastColumn="0"/>
           <w:cantSplit/>
           <w:tblHeader/>
+          <w:jc w:val="center"/>
         </w:trPr>
         <w:tc>
           <w:tcPr>
-            <w:tcW w:type="dxa" w:w="4464"/>
+            <w:tcW w:w="4464" w:type="dxa"/>
+            <w:shd w:val="clear" w:color="auto" w:fill="FC4C02"/>
             <w:vAlign w:val="center"/>
-            <w:shd w:fill="FC4C02"/>
           </w:tcPr>
           <w:p>
             <w:pPr>
               <w:pStyle w:val="Compact"/>
               <w:keepNext/>
               <w:spacing w:before="0" w:after="0"/>
-              <w:jc w:val="left"/>
+              <w:rPr>
+                <w:rFonts w:asciiTheme="majorHAnsi" w:hAnsiTheme="majorHAnsi" w:cstheme="majorHAnsi"/>
+              </w:rPr>
             </w:pPr>
             <w:r>
               <w:rPr>
-                <w:rFonts w:ascii="Calibri" w:hAnsi="Calibri"/>
+                <w:rFonts w:asciiTheme="majorHAnsi" w:hAnsiTheme="majorHAnsi" w:cstheme="majorHAnsi"/>
                 <w:b/>
-                <w:color w:val="1D252C"/>
                 <w:sz w:val="18"/>
               </w:rPr>
-              <w:t xml:space="preserve">Field</w:t>
+              <w:t>Field</w:t>
             </w:r>
           </w:p>
         </w:tc>
         <w:tc>
           <w:tcPr>
-            <w:tcW w:type="dxa" w:w="1953"/>
+            <w:tcW w:w="1953" w:type="dxa"/>
+            <w:shd w:val="clear" w:color="auto" w:fill="FC4C02"/>
             <w:vAlign w:val="center"/>
-            <w:shd w:fill="FC4C02"/>
           </w:tcPr>
           <w:p>
             <w:pPr>
@@ -863,23 +1176,25 @@
               <w:keepNext/>
               <w:spacing w:before="0" w:after="0"/>
               <w:jc w:val="right"/>
+              <w:rPr>
+                <w:rFonts w:asciiTheme="majorHAnsi" w:hAnsiTheme="majorHAnsi" w:cstheme="majorHAnsi"/>
+              </w:rPr>
             </w:pPr>
             <w:r>
               <w:rPr>
-                <w:rFonts w:ascii="Calibri" w:hAnsi="Calibri"/>
+                <w:rFonts w:asciiTheme="majorHAnsi" w:hAnsiTheme="majorHAnsi" w:cstheme="majorHAnsi"/>
                 <w:b/>
-                <w:color w:val="1D252C"/>
                 <w:sz w:val="18"/>
               </w:rPr>
-              <w:t xml:space="preserve">December 2013</w:t>
+              <w:t>December 2013</w:t>
             </w:r>
           </w:p>
         </w:tc>
         <w:tc>
           <w:tcPr>
-            <w:tcW w:type="dxa" w:w="1954"/>
+            <w:tcW w:w="1954" w:type="dxa"/>
+            <w:shd w:val="clear" w:color="auto" w:fill="FC4C02"/>
             <w:vAlign w:val="center"/>
-            <w:shd w:fill="FC4C02"/>
           </w:tcPr>
           <w:p>
             <w:pPr>
@@ -887,23 +1202,25 @@
               <w:keepNext/>
               <w:spacing w:before="0" w:after="0"/>
               <w:jc w:val="right"/>
+              <w:rPr>
+                <w:rFonts w:asciiTheme="majorHAnsi" w:hAnsiTheme="majorHAnsi" w:cstheme="majorHAnsi"/>
+              </w:rPr>
             </w:pPr>
             <w:r>
               <w:rPr>
-                <w:rFonts w:ascii="Calibri" w:hAnsi="Calibri"/>
+                <w:rFonts w:asciiTheme="majorHAnsi" w:hAnsiTheme="majorHAnsi" w:cstheme="majorHAnsi"/>
                 <w:b/>
-                <w:color w:val="1D252C"/>
                 <w:sz w:val="18"/>
               </w:rPr>
-              <w:t xml:space="preserve">November 2016</w:t>
+              <w:t>November 2016</w:t>
             </w:r>
           </w:p>
         </w:tc>
         <w:tc>
           <w:tcPr>
-            <w:tcW w:type="dxa" w:w="1954"/>
+            <w:tcW w:w="1954" w:type="dxa"/>
+            <w:shd w:val="clear" w:color="auto" w:fill="FC4C02"/>
             <w:vAlign w:val="center"/>
-            <w:shd w:fill="FC4C02"/>
           </w:tcPr>
           <w:p>
             <w:pPr>
@@ -911,15 +1228,17 @@
               <w:keepNext/>
               <w:spacing w:before="0" w:after="0"/>
               <w:jc w:val="right"/>
+              <w:rPr>
+                <w:rFonts w:asciiTheme="majorHAnsi" w:hAnsiTheme="majorHAnsi" w:cstheme="majorHAnsi"/>
+              </w:rPr>
             </w:pPr>
             <w:r>
               <w:rPr>
-                <w:rFonts w:ascii="Calibri" w:hAnsi="Calibri"/>
+                <w:rFonts w:asciiTheme="majorHAnsi" w:hAnsiTheme="majorHAnsi" w:cstheme="majorHAnsi"/>
                 <w:b/>
-                <w:color w:val="1D252C"/>
                 <w:sz w:val="18"/>
               </w:rPr>
-              <w:t xml:space="preserve">November 2018</w:t>
+              <w:t>November 2018</w:t>
             </w:r>
           </w:p>
         </w:tc>
@@ -927,100 +1246,100 @@
       <w:tr>
         <w:trPr>
           <w:cantSplit/>
+          <w:jc w:val="center"/>
         </w:trPr>
         <w:tc>
           <w:tcPr>
-            <w:tcW w:type="dxa" w:w="4464"/>
+            <w:tcW w:w="4464" w:type="dxa"/>
+            <w:shd w:val="clear" w:color="auto" w:fill="FFFFFF"/>
             <w:vAlign w:val="center"/>
-            <w:shd w:fill="FFFFFF"/>
           </w:tcPr>
           <w:p>
             <w:pPr>
               <w:pStyle w:val="Compact"/>
-              <w:keepNext w:val="0"/>
               <w:spacing w:before="0" w:after="0"/>
-              <w:jc w:val="left"/>
+              <w:rPr>
+                <w:rFonts w:asciiTheme="majorHAnsi" w:hAnsiTheme="majorHAnsi" w:cstheme="majorHAnsi"/>
+              </w:rPr>
             </w:pPr>
             <w:r>
               <w:rPr>
-                <w:rFonts w:ascii="Calibri" w:hAnsi="Calibri"/>
-                <w:b w:val="0"/>
-                <w:color w:val="1D252C"/>
+                <w:rFonts w:asciiTheme="majorHAnsi" w:hAnsiTheme="majorHAnsi" w:cstheme="majorHAnsi"/>
                 <w:sz w:val="18"/>
               </w:rPr>
-              <w:t xml:space="preserve">MV_PCKG_SAV_DEP_TO_BALANCE_RT</w:t>
+              <w:t>MV_PCKG_SAV_DEP_TO_BALANCE_RT</w:t>
             </w:r>
           </w:p>
         </w:tc>
         <w:tc>
           <w:tcPr>
-            <w:tcW w:type="dxa" w:w="1953"/>
+            <w:tcW w:w="1953" w:type="dxa"/>
+            <w:shd w:val="clear" w:color="auto" w:fill="FFFFFF"/>
             <w:vAlign w:val="center"/>
-            <w:shd w:fill="FFFFFF"/>
           </w:tcPr>
           <w:p>
             <w:pPr>
               <w:pStyle w:val="Compact"/>
-              <w:keepNext w:val="0"/>
               <w:spacing w:before="0" w:after="0"/>
               <w:jc w:val="right"/>
+              <w:rPr>
+                <w:rFonts w:asciiTheme="majorHAnsi" w:hAnsiTheme="majorHAnsi" w:cstheme="majorHAnsi"/>
+              </w:rPr>
             </w:pPr>
             <w:r>
               <w:rPr>
-                <w:rFonts w:ascii="Calibri" w:hAnsi="Calibri"/>
-                <w:b w:val="0"/>
-                <w:color w:val="1D252C"/>
+                <w:rFonts w:asciiTheme="majorHAnsi" w:hAnsiTheme="majorHAnsi" w:cstheme="majorHAnsi"/>
                 <w:sz w:val="18"/>
               </w:rPr>
-              <w:t xml:space="preserve">908</w:t>
+              <w:t>908</w:t>
             </w:r>
           </w:p>
         </w:tc>
         <w:tc>
           <w:tcPr>
-            <w:tcW w:type="dxa" w:w="1954"/>
+            <w:tcW w:w="1954" w:type="dxa"/>
+            <w:shd w:val="clear" w:color="auto" w:fill="FFFFFF"/>
             <w:vAlign w:val="center"/>
-            <w:shd w:fill="FFFFFF"/>
           </w:tcPr>
           <w:p>
             <w:pPr>
               <w:pStyle w:val="Compact"/>
-              <w:keepNext w:val="0"/>
               <w:spacing w:before="0" w:after="0"/>
               <w:jc w:val="right"/>
+              <w:rPr>
+                <w:rFonts w:asciiTheme="majorHAnsi" w:hAnsiTheme="majorHAnsi" w:cstheme="majorHAnsi"/>
+              </w:rPr>
             </w:pPr>
             <w:r>
               <w:rPr>
-                <w:rFonts w:ascii="Calibri" w:hAnsi="Calibri"/>
-                <w:b w:val="0"/>
-                <w:color w:val="1D252C"/>
+                <w:rFonts w:asciiTheme="majorHAnsi" w:hAnsiTheme="majorHAnsi" w:cstheme="majorHAnsi"/>
                 <w:sz w:val="18"/>
               </w:rPr>
-              <w:t xml:space="preserve">914</w:t>
+              <w:t>914</w:t>
             </w:r>
           </w:p>
         </w:tc>
         <w:tc>
           <w:tcPr>
-            <w:tcW w:type="dxa" w:w="1954"/>
+            <w:tcW w:w="1954" w:type="dxa"/>
+            <w:shd w:val="clear" w:color="auto" w:fill="FFFFFF"/>
             <w:vAlign w:val="center"/>
-            <w:shd w:fill="FFFFFF"/>
           </w:tcPr>
           <w:p>
             <w:pPr>
               <w:pStyle w:val="Compact"/>
-              <w:keepNext w:val="0"/>
               <w:spacing w:before="0" w:after="0"/>
               <w:jc w:val="right"/>
+              <w:rPr>
+                <w:rFonts w:asciiTheme="majorHAnsi" w:hAnsiTheme="majorHAnsi" w:cstheme="majorHAnsi"/>
+              </w:rPr>
             </w:pPr>
             <w:r>
               <w:rPr>
-                <w:rFonts w:ascii="Calibri" w:hAnsi="Calibri"/>
-                <w:b w:val="0"/>
-                <w:color w:val="1D252C"/>
+                <w:rFonts w:asciiTheme="majorHAnsi" w:hAnsiTheme="majorHAnsi" w:cstheme="majorHAnsi"/>
                 <w:sz w:val="18"/>
               </w:rPr>
-              <w:t xml:space="preserve">240</w:t>
+              <w:t>240</w:t>
             </w:r>
           </w:p>
         </w:tc>
@@ -1028,100 +1347,100 @@
       <w:tr>
         <w:trPr>
           <w:cantSplit/>
+          <w:jc w:val="center"/>
         </w:trPr>
         <w:tc>
           <w:tcPr>
-            <w:tcW w:type="dxa" w:w="4464"/>
+            <w:tcW w:w="4464" w:type="dxa"/>
+            <w:shd w:val="clear" w:color="auto" w:fill="FFFFFF"/>
             <w:vAlign w:val="center"/>
-            <w:shd w:fill="FFFFFF"/>
           </w:tcPr>
           <w:p>
             <w:pPr>
               <w:pStyle w:val="Compact"/>
-              <w:keepNext w:val="0"/>
               <w:spacing w:before="0" w:after="0"/>
-              <w:jc w:val="left"/>
+              <w:rPr>
+                <w:rFonts w:asciiTheme="majorHAnsi" w:hAnsiTheme="majorHAnsi" w:cstheme="majorHAnsi"/>
+              </w:rPr>
             </w:pPr>
             <w:r>
               <w:rPr>
-                <w:rFonts w:ascii="Calibri" w:hAnsi="Calibri"/>
-                <w:b w:val="0"/>
-                <w:color w:val="1D252C"/>
+                <w:rFonts w:asciiTheme="majorHAnsi" w:hAnsiTheme="majorHAnsi" w:cstheme="majorHAnsi"/>
                 <w:sz w:val="18"/>
               </w:rPr>
-              <w:t xml:space="preserve">MV_PCKG_SAV_DEP_TO_REPAY_RT</w:t>
+              <w:t>MV_PCKG_SAV_DEP_TO_REPAY_RT</w:t>
             </w:r>
           </w:p>
         </w:tc>
         <w:tc>
           <w:tcPr>
-            <w:tcW w:type="dxa" w:w="1953"/>
+            <w:tcW w:w="1953" w:type="dxa"/>
+            <w:shd w:val="clear" w:color="auto" w:fill="FFFFFF"/>
             <w:vAlign w:val="center"/>
-            <w:shd w:fill="FFFFFF"/>
           </w:tcPr>
           <w:p>
             <w:pPr>
               <w:pStyle w:val="Compact"/>
-              <w:keepNext w:val="0"/>
               <w:spacing w:before="0" w:after="0"/>
               <w:jc w:val="right"/>
+              <w:rPr>
+                <w:rFonts w:asciiTheme="majorHAnsi" w:hAnsiTheme="majorHAnsi" w:cstheme="majorHAnsi"/>
+              </w:rPr>
             </w:pPr>
             <w:r>
               <w:rPr>
-                <w:rFonts w:ascii="Calibri" w:hAnsi="Calibri"/>
-                <w:b w:val="0"/>
-                <w:color w:val="1D252C"/>
+                <w:rFonts w:asciiTheme="majorHAnsi" w:hAnsiTheme="majorHAnsi" w:cstheme="majorHAnsi"/>
                 <w:sz w:val="18"/>
               </w:rPr>
-              <w:t xml:space="preserve">1,013</w:t>
+              <w:t>1,013</w:t>
             </w:r>
           </w:p>
         </w:tc>
         <w:tc>
           <w:tcPr>
-            <w:tcW w:type="dxa" w:w="1954"/>
+            <w:tcW w:w="1954" w:type="dxa"/>
+            <w:shd w:val="clear" w:color="auto" w:fill="FFFFFF"/>
             <w:vAlign w:val="center"/>
-            <w:shd w:fill="FFFFFF"/>
           </w:tcPr>
           <w:p>
             <w:pPr>
               <w:pStyle w:val="Compact"/>
-              <w:keepNext w:val="0"/>
               <w:spacing w:before="0" w:after="0"/>
               <w:jc w:val="right"/>
+              <w:rPr>
+                <w:rFonts w:asciiTheme="majorHAnsi" w:hAnsiTheme="majorHAnsi" w:cstheme="majorHAnsi"/>
+              </w:rPr>
             </w:pPr>
             <w:r>
               <w:rPr>
-                <w:rFonts w:ascii="Calibri" w:hAnsi="Calibri"/>
-                <w:b w:val="0"/>
-                <w:color w:val="1D252C"/>
+                <w:rFonts w:asciiTheme="majorHAnsi" w:hAnsiTheme="majorHAnsi" w:cstheme="majorHAnsi"/>
                 <w:sz w:val="18"/>
               </w:rPr>
-              <w:t xml:space="preserve">914</w:t>
+              <w:t>914</w:t>
             </w:r>
           </w:p>
         </w:tc>
         <w:tc>
           <w:tcPr>
-            <w:tcW w:type="dxa" w:w="1954"/>
+            <w:tcW w:w="1954" w:type="dxa"/>
+            <w:shd w:val="clear" w:color="auto" w:fill="FFFFFF"/>
             <w:vAlign w:val="center"/>
-            <w:shd w:fill="FFFFFF"/>
           </w:tcPr>
           <w:p>
             <w:pPr>
               <w:pStyle w:val="Compact"/>
-              <w:keepNext w:val="0"/>
               <w:spacing w:before="0" w:after="0"/>
               <w:jc w:val="right"/>
+              <w:rPr>
+                <w:rFonts w:asciiTheme="majorHAnsi" w:hAnsiTheme="majorHAnsi" w:cstheme="majorHAnsi"/>
+              </w:rPr>
             </w:pPr>
             <w:r>
               <w:rPr>
-                <w:rFonts w:ascii="Calibri" w:hAnsi="Calibri"/>
-                <w:b w:val="0"/>
-                <w:color w:val="1D252C"/>
+                <w:rFonts w:asciiTheme="majorHAnsi" w:hAnsiTheme="majorHAnsi" w:cstheme="majorHAnsi"/>
                 <w:sz w:val="18"/>
               </w:rPr>
-              <w:t xml:space="preserve">240</w:t>
+              <w:t>240</w:t>
             </w:r>
           </w:p>
         </w:tc>
@@ -1130,157 +1449,302 @@
     <w:p>
       <w:pPr>
         <w:pStyle w:val="BodyText"/>
-      </w:pPr>
-      <w:r>
-        <w:t xml:space="preserve">These are valid → special → valid events. In November 2018, each savings ratio</w:t>
-      </w:r>
-      <w:r>
+        <w:rPr>
+          <w:rFonts w:asciiTheme="majorHAnsi" w:hAnsiTheme="majorHAnsi" w:cstheme="majorHAnsi"/>
+        </w:rPr>
+      </w:pPr>
+      <w:commentRangeStart w:id="8"/>
+      <w:commentRangeStart w:id="9"/>
+      <w:del w:id="134" w:author="MVT proposed edits" w:date="2026-10-30T12:18:38Z">
+        <w:r>
+          <w:rPr>
+            <w:rFonts w:asciiTheme="majorHAnsi" w:hAnsiTheme="majorHAnsi" w:cstheme="majorHAnsi"/>
+          </w:rPr>
+          <w:delText xml:space="preserve">These</w:delText>
+        </w:r>
+      </w:del>
+      <w:ins w:id="135" w:author="MVT proposed edits" w:date="2026-10-30T12:18:38Z">
+        <w:r>
+          <w:t xml:space="preserve">The</w:t>
+        </w:r>
+      </w:ins>
+      <w:r>
+        <w:rPr>
+          <w:rFonts w:asciiTheme="majorHAnsi" w:hAnsiTheme="majorHAnsi" w:cstheme="majorHAnsi"/>
+        </w:rPr>
         <w:t xml:space="preserve"> </w:t>
       </w:r>
-      <w:r>
-        <w:t xml:space="preserve">also had 10,209 valid-to-special transitions, approximately 14.60% of its</w:t>
-      </w:r>
-      <w:r>
+      <w:del w:id="136" w:author="MVT proposed edits" w:date="2026-10-30T12:18:38Z">
+        <w:r>
+          <w:rPr>
+            <w:rFonts w:asciiTheme="majorHAnsi" w:hAnsiTheme="majorHAnsi" w:cstheme="majorHAnsi"/>
+          </w:rPr>
+          <w:delText xml:space="preserve">are</w:delText>
+        </w:r>
+      </w:del>
+      <w:ins w:id="137" w:author="MVT proposed edits" w:date="2026-10-30T12:18:38Z">
+        <w:r>
+          <w:t xml:space="preserve">table shows special-value reversions over three consecutive calendar months, assigned to the middle month:</w:t>
+        </w:r>
+      </w:ins>
+      <w:r>
+        <w:rPr>
+          <w:rFonts w:asciiTheme="majorHAnsi" w:hAnsiTheme="majorHAnsi" w:cstheme="majorHAnsi"/>
+        </w:rPr>
         <w:t xml:space="preserve"> </w:t>
       </w:r>
       <w:r>
-        <w:t xml:space="preserve">eligible reference pairs.</w:t>
-      </w:r>
-      <w:r>
-        <w:t xml:space="preserve"> </w:t>
+        <w:rPr>
+          <w:rFonts w:asciiTheme="majorHAnsi" w:hAnsiTheme="majorHAnsi" w:cstheme="majorHAnsi"/>
+        </w:rPr>
+        <w:t xml:space="preserve">valid → special → valid</w:t>
+      </w:r>
+      <w:del w:id="138" w:author="MVT proposed edits" w:date="2026-10-30T12:18:38Z">
+        <w:r>
+          <w:rPr>
+            <w:rFonts w:asciiTheme="majorHAnsi" w:hAnsiTheme="majorHAnsi" w:cstheme="majorHAnsi"/>
+          </w:rPr>
+          <w:delText xml:space="preserve"> </w:delText>
+        </w:r>
+        <w:r>
+          <w:rPr>
+            <w:rFonts w:asciiTheme="majorHAnsi" w:hAnsiTheme="majorHAnsi" w:cstheme="majorHAnsi"/>
+          </w:rPr>
+          <w:delText xml:space="preserve">events</w:delText>
+        </w:r>
+      </w:del>
+      <w:r>
+        <w:rPr>
+          <w:rFonts w:asciiTheme="majorHAnsi" w:hAnsiTheme="majorHAnsi" w:cstheme="majorHAnsi"/>
+        </w:rPr>
+        <w:t xml:space="preserve">. </w:t>
+      </w:r>
+      <w:del w:id="139" w:author="MVT proposed edits" w:date="2026-10-30T12:18:38Z">
+        <w:r>
+          <w:rPr>
+            <w:rFonts w:asciiTheme="majorHAnsi" w:hAnsiTheme="majorHAnsi" w:cstheme="majorHAnsi"/>
+          </w:rPr>
+          <w:delText xml:space="preserve">In</w:delText>
+        </w:r>
+      </w:del>
+      <w:ins w:id="140" w:author="MVT proposed edits" w:date="2026-10-30T12:18:38Z">
+        <w:r>
+          <w:t xml:space="preserve">Separately, in</w:t>
+        </w:r>
+      </w:ins>
+      <w:r>
+        <w:rPr>
+          <w:rFonts w:asciiTheme="majorHAnsi" w:hAnsiTheme="majorHAnsi" w:cstheme="majorHAnsi"/>
+        </w:rPr>
+        <w:t xml:space="preserve"> November 2018, each savings ratio</w:t>
+      </w:r>
+      <w:del w:id="141" w:author="MVT proposed edits" w:date="2026-10-30T12:18:38Z">
+        <w:r>
+          <w:rPr>
+            <w:rFonts w:asciiTheme="majorHAnsi" w:hAnsiTheme="majorHAnsi" w:cstheme="majorHAnsi"/>
+          </w:rPr>
+          <w:delText xml:space="preserve"> also</w:delText>
+        </w:r>
+      </w:del>
+      <w:r>
+        <w:rPr>
+          <w:rFonts w:asciiTheme="majorHAnsi" w:hAnsiTheme="majorHAnsi" w:cstheme="majorHAnsi"/>
+        </w:rPr>
+        <w:t xml:space="preserve"> had 10,209 valid-to-special transitions</w:t>
+      </w:r>
+      <w:ins w:id="142" w:author="MVT proposed edits" w:date="2026-10-30T12:18:38Z">
+        <w:r>
+          <w:t xml:space="preserve"> between consecutive months</w:t>
+        </w:r>
+      </w:ins>
+      <w:r>
+        <w:rPr>
+          <w:rFonts w:asciiTheme="majorHAnsi" w:hAnsiTheme="majorHAnsi" w:cstheme="majorHAnsi"/>
+        </w:rPr>
+        <w:t xml:space="preserve">, approximately 14.60% of its eligible reference pairs. </w:t>
       </w:r>
       <w:r>
         <w:rPr>
           <w:rStyle w:val="VerbatimChar"/>
+          <w:rFonts w:asciiTheme="majorHAnsi" w:hAnsiTheme="majorHAnsi" w:cstheme="majorHAnsi"/>
         </w:rPr>
         <w:t xml:space="preserve">CHQ_LMT_UTIL_AVG_BAL_6M</w:t>
       </w:r>
       <w:r>
-        <w:t xml:space="preserve"> </w:t>
-      </w:r>
-      <w:r>
-        <w:t xml:space="preserve">had 2,324 valid-to-missing</w:t>
-      </w:r>
-      <w:r>
-        <w:t xml:space="preserve"> </w:t>
-      </w:r>
-      <w:r>
-        <w:t xml:space="preserve">transitions in the same month (10.77%).</w:t>
+        <w:rPr>
+          <w:rFonts w:asciiTheme="majorHAnsi" w:hAnsiTheme="majorHAnsi" w:cstheme="majorHAnsi"/>
+        </w:rPr>
+        <w:t xml:space="preserve"> had 2,324 valid-to-missing transitions in the same month (10.77%).</w:t>
+      </w:r>
+      <w:ins w:id="143" w:author="MVT proposed edits" w:date="2026-10-30T12:18:38Z">
+        <w:r>
+          <w:t xml:space="preserve"> The transition and reversion measures use different eligible populations.</w:t>
+        </w:r>
+      </w:ins>
+      <w:commentRangeEnd w:id="9"/>
+      <w:commentRangeEnd w:id="8"/>
+      <w:r>
+        <w:rPr>
+          <w:rStyle w:val="CommentReference"/>
+          <w:rFonts w:asciiTheme="majorHAnsi" w:hAnsiTheme="majorHAnsi" w:cstheme="majorHAnsi"/>
+          <w:sz w:val="20"/>
+          <w:szCs w:val="24"/>
+        </w:rPr>
+        <w:commentReference w:id="9"/>
+      </w:r>
+      <w:r>
+        <w:rPr>
+          <w:rStyle w:val="CommentReference"/>
+          <w:rFonts w:asciiTheme="majorHAnsi" w:hAnsiTheme="majorHAnsi" w:cstheme="majorHAnsi"/>
+          <w:sz w:val="20"/>
+          <w:szCs w:val="24"/>
+        </w:rPr>
+        <w:commentReference w:id="8"/>
       </w:r>
     </w:p>
     <w:p>
       <w:pPr>
         <w:pStyle w:val="BodyText"/>
-      </w:pPr>
-      <w:r>
-        <w:t xml:space="preserve">The selected December 2011 row for</w:t>
-      </w:r>
-      <w:r>
-        <w:t xml:space="preserve"> </w:t>
+        <w:rPr>
+          <w:rFonts w:asciiTheme="majorHAnsi" w:hAnsiTheme="majorHAnsi" w:cstheme="majorHAnsi"/>
+        </w:rPr>
+      </w:pPr>
+      <w:r>
+        <w:rPr>
+          <w:rFonts w:asciiTheme="majorHAnsi" w:hAnsiTheme="majorHAnsi" w:cstheme="majorHAnsi"/>
+        </w:rPr>
+        <w:t xml:space="preserve">The selected December 2011 row for </w:t>
       </w:r>
       <w:r>
         <w:rPr>
           <w:rStyle w:val="VerbatimChar"/>
-        </w:rPr>
-        <w:t xml:space="preserve">MV_PCKG_AVG_PAY_TO_BAL_L6M_RT</w:t>
-      </w:r>
-      <w:r>
-        <w:t xml:space="preserve"> </w:t>
-      </w:r>
-      <w:r>
-        <w:t xml:space="preserve">contains</w:t>
-      </w:r>
-      <w:r>
-        <w:t xml:space="preserve"> </w:t>
-      </w:r>
-      <w:r>
-        <w:t xml:space="preserve">308 temporary special-value events. It is a lower-volume observation.</w:t>
+          <w:rFonts w:asciiTheme="majorHAnsi" w:hAnsiTheme="majorHAnsi" w:cstheme="majorHAnsi"/>
+        </w:rPr>
+        <w:t>MV_PCKG_AVG_PAY_TO_BAL_L6M_RT</w:t>
+      </w:r>
+      <w:r>
+        <w:rPr>
+          <w:rFonts w:asciiTheme="majorHAnsi" w:hAnsiTheme="majorHAnsi" w:cstheme="majorHAnsi"/>
+        </w:rPr>
+        <w:t xml:space="preserve"> contains 308 temporary special-value events. It is a lower-volume observation.</w:t>
       </w:r>
     </w:p>
     <w:p>
       <w:pPr>
         <w:pStyle w:val="BodyText"/>
-      </w:pPr>
-      <w:r>
-        <w:rPr>
+        <w:rPr>
+          <w:rFonts w:asciiTheme="majorHAnsi" w:hAnsiTheme="majorHAnsi" w:cstheme="majorHAnsi"/>
+        </w:rPr>
+      </w:pPr>
+      <w:r>
+        <w:rPr>
+          <w:rFonts w:asciiTheme="majorHAnsi" w:hAnsiTheme="majorHAnsi" w:cstheme="majorHAnsi"/>
           <w:b/>
           <w:bCs/>
         </w:rPr>
-        <w:t xml:space="preserve">Question for CDAO:</w:t>
-      </w:r>
-      <w:r>
-        <w:t xml:space="preserve"> </w:t>
-      </w:r>
-      <w:r>
-        <w:t xml:space="preserve">What explains these temporary special values and the</w:t>
-      </w:r>
-      <w:r>
-        <w:t xml:space="preserve"> </w:t>
-      </w:r>
-      <w:r>
-        <w:t xml:space="preserve">November 2018 changes? Please identify the special codes and relevant input</w:t>
-      </w:r>
-      <w:r>
-        <w:t xml:space="preserve"> </w:t>
-      </w:r>
-      <w:r>
-        <w:t xml:space="preserve">availability or processing changes. Account overlap is not established here.</w:t>
+        <w:t>Question for CDAO:</w:t>
+      </w:r>
+      <w:r>
+        <w:rPr>
+          <w:rFonts w:asciiTheme="majorHAnsi" w:hAnsiTheme="majorHAnsi" w:cstheme="majorHAnsi"/>
+        </w:rPr>
+        <w:t xml:space="preserve"> What explains these temporary special values and the November 2018 changes? Please identify the special codes and relevant input availability or processing changes. Account overlap is not established here.</w:t>
       </w:r>
     </w:p>
     <w:p>
       <w:pPr>
         <w:pStyle w:val="BodyText"/>
-      </w:pPr>
-      <w:r>
-        <w:rPr>
+        <w:rPr>
+          <w:rFonts w:asciiTheme="majorHAnsi" w:hAnsiTheme="majorHAnsi" w:cstheme="majorHAnsi"/>
+          <w:lang w:eastAsia="zh-CN"/>
+        </w:rPr>
+      </w:pPr>
+      <w:r>
+        <w:rPr>
+          <w:rFonts w:asciiTheme="majorHAnsi" w:hAnsiTheme="majorHAnsi" w:cstheme="majorHAnsi"/>
           <w:i/>
           <w:iCs/>
         </w:rPr>
-        <w:t xml:space="preserve">Evidence: Numeric_POU; account-level special-code extracts are not included.</w:t>
-      </w:r>
-    </w:p>
-    <w:bookmarkEnd w:id="22"/>
-    <w:bookmarkStart w:id="23" w:name="X7a51411d2bd6adede3a56e0f27ebdaf72a24871"/>
+        <w:t>Evidence: Numeric_POU</w:t>
+      </w:r>
+      <w:r>
+        <w:rPr>
+          <w:rFonts w:asciiTheme="majorHAnsi" w:hAnsiTheme="majorHAnsi" w:cstheme="majorHAnsi" w:hint="eastAsia"/>
+          <w:i/>
+          <w:iCs/>
+          <w:lang w:eastAsia="zh-CN"/>
+        </w:rPr>
+        <w:t>.</w:t>
+      </w:r>
+    </w:p>
     <w:p>
       <w:pPr>
         <w:pStyle w:val="Heading2"/>
-      </w:pPr>
-      <w:r>
+        <w:rPr>
+          <w:rFonts w:cstheme="majorHAnsi"/>
+        </w:rPr>
+      </w:pPr>
+      <w:bookmarkStart w:id="10" w:name="X7a51411d2bd6adede3a56e0f27ebdaf72a24871"/>
+      <w:bookmarkEnd w:id="7"/>
+      <w:r>
+        <w:rPr>
+          <w:rFonts w:cstheme="majorHAnsi"/>
+        </w:rPr>
         <w:t>3. Large historical movements</w:t>
       </w:r>
+    </w:p>
+    <w:p>
+      <w:pPr>
+        <w:pStyle w:val="BodyText"/>
+        <w:rPr>
+          <w:rFonts w:asciiTheme="majorHAnsi" w:hAnsiTheme="majorHAnsi" w:cstheme="majorHAnsi"/>
+          <w:ins w:id="148" w:author="MVT proposed edits" w:date="2026-10-30T12:18:38Z"/>
+        </w:rPr>
+      </w:pPr>
+      <w:ins w:id="149" w:author="MVT proposed edits" w:date="2026-10-30T12:18:38Z">
+        <w:r>
+          <w:t xml:space="preserve">The numeric-jump test compares valid values for the same account in consecutive months using field-specific absolute and relative movement thresholds. Both thresholds must be met; where the previous value is zero, the absolute threshold is used. The numeric-reversion test additionally checks whether the next month reverses direction and returns within the configured tolerance of the original value.</w:t>
+        </w:r>
+      </w:ins>
+    </w:p>
+    <w:p>
+      <w:pPr>
+        <w:pStyle w:val="BodyText"/>
+        <w:rPr>
+          <w:rFonts w:asciiTheme="majorHAnsi" w:hAnsiTheme="majorHAnsi" w:cstheme="majorHAnsi"/>
+          <w:ins w:id="150" w:author="MVT proposed edits" w:date="2026-10-30T12:18:38Z"/>
+        </w:rPr>
+      </w:pPr>
+      <w:ins w:id="151" w:author="MVT proposed edits" w:date="2026-10-30T12:18:38Z">
+        <w:r>
+          <w:t xml:space="preserve">Numeric jumps and numeric reversions were flagged in the saved results. The selected historical jumps below remain observations for clarification; summary flags alone do not establish errors or support a general conclusion that all numeric movements were satisfactory.</w:t>
+        </w:r>
+      </w:ins>
     </w:p>
     <w:p>
       <w:pPr>
         <w:pStyle w:val="Compact"/>
         <w:numPr>
           <w:ilvl w:val="0"/>
-          <w:numId w:val="1001"/>
+          <w:numId w:val="2"/>
         </w:numPr>
-      </w:pPr>
-      <w:r>
-        <w:rPr>
+        <w:rPr>
+          <w:rFonts w:asciiTheme="majorHAnsi" w:hAnsiTheme="majorHAnsi" w:cstheme="majorHAnsi"/>
+        </w:rPr>
+      </w:pPr>
+      <w:r>
+        <w:rPr>
+          <w:rFonts w:asciiTheme="majorHAnsi" w:hAnsiTheme="majorHAnsi" w:cstheme="majorHAnsi"/>
           <w:b/>
           <w:bCs/>
         </w:rPr>
-        <w:t xml:space="preserve">November 2007 — CHQ_LMT_UTIL_AVG_BAL_6M:</w:t>
-      </w:r>
-      <w:r>
-        <w:t xml:space="preserve"> </w:t>
-      </w:r>
-      <w:r>
-        <w:t xml:space="preserve">133,607 values became special</w:t>
-      </w:r>
-      <w:r>
-        <w:t xml:space="preserve"> </w:t>
-      </w:r>
-      <w:r>
-        <w:t xml:space="preserve">(81.00% of eligible reference pairs); 11,257 met the numeric-jump limits</w:t>
-      </w:r>
-      <w:r>
-        <w:t xml:space="preserve"> </w:t>
-      </w:r>
-      <w:r>
-        <w:t xml:space="preserve">(35.92% of valid pairs).</w:t>
+        <w:t>November 2007 — CHQ_LMT_UTIL_AVG_BAL_6M:</w:t>
+      </w:r>
+      <w:r>
+        <w:rPr>
+          <w:rFonts w:asciiTheme="majorHAnsi" w:hAnsiTheme="majorHAnsi" w:cstheme="majorHAnsi"/>
+        </w:rPr>
+        <w:t xml:space="preserve"> 133,607 values became special (81.00% of eligible reference pairs); 11,257 met the numeric-jump limits (35.92% of valid pairs).</w:t>
       </w:r>
     </w:p>
     <w:p>
@@ -1288,268 +1752,271 @@
         <w:pStyle w:val="Compact"/>
         <w:numPr>
           <w:ilvl w:val="0"/>
-          <w:numId w:val="1001"/>
+          <w:numId w:val="2"/>
         </w:numPr>
-      </w:pPr>
-      <w:r>
-        <w:rPr>
+        <w:rPr>
+          <w:rFonts w:asciiTheme="majorHAnsi" w:hAnsiTheme="majorHAnsi" w:cstheme="majorHAnsi"/>
+        </w:rPr>
+      </w:pPr>
+      <w:r>
+        <w:rPr>
+          <w:rFonts w:asciiTheme="majorHAnsi" w:hAnsiTheme="majorHAnsi" w:cstheme="majorHAnsi"/>
           <w:b/>
           <w:bCs/>
         </w:rPr>
-        <w:t xml:space="preserve">January 2006 — CUST_ALL_C_PYMTS_CR_AVG_L6M_AMT:</w:t>
-      </w:r>
-      <w:r>
-        <w:t xml:space="preserve"> </w:t>
-      </w:r>
-      <w:r>
-        <w:t xml:space="preserve">47,179 values met the</w:t>
-      </w:r>
-      <w:r>
-        <w:t xml:space="preserve"> </w:t>
-      </w:r>
-      <w:r>
-        <w:t xml:space="preserve">numeric-jump limits (35.15% of valid pairs).</w:t>
+        <w:lastRenderedPageBreak/>
+        <w:t>January 2006 — CUST_ALL_C_PYMTS_CR_AVG_L6M_AMT:</w:t>
+      </w:r>
+      <w:r>
+        <w:rPr>
+          <w:rFonts w:asciiTheme="majorHAnsi" w:hAnsiTheme="majorHAnsi" w:cstheme="majorHAnsi"/>
+        </w:rPr>
+        <w:t xml:space="preserve"> 47,179 values met the numeric-jump limits (35.15% of valid pairs).</w:t>
       </w:r>
     </w:p>
     <w:p>
       <w:pPr>
         <w:pStyle w:val="FirstParagraph"/>
-      </w:pPr>
-      <w:r>
-        <w:rPr>
+        <w:rPr>
+          <w:rFonts w:asciiTheme="majorHAnsi" w:hAnsiTheme="majorHAnsi" w:cstheme="majorHAnsi"/>
+        </w:rPr>
+      </w:pPr>
+      <w:r>
+        <w:rPr>
+          <w:rFonts w:asciiTheme="majorHAnsi" w:hAnsiTheme="majorHAnsi" w:cstheme="majorHAnsi"/>
           <w:b/>
           <w:bCs/>
         </w:rPr>
-        <w:t xml:space="preserve">Question for CDAO:</w:t>
-      </w:r>
-      <w:r>
-        <w:t xml:space="preserve"> </w:t>
-      </w:r>
-      <w:r>
-        <w:t xml:space="preserve">Do these movements reflect changes in source coverage,</w:t>
-      </w:r>
-      <w:r>
-        <w:t xml:space="preserve"> </w:t>
-      </w:r>
-      <w:r>
-        <w:t xml:space="preserve">field population or processing? Please explain the affected months. Direction</w:t>
-      </w:r>
-      <w:r>
-        <w:t xml:space="preserve"> </w:t>
-      </w:r>
-      <w:r>
-        <w:t xml:space="preserve">and underlying values have not been established from the summaries.</w:t>
+        <w:t>Question for CDAO:</w:t>
+      </w:r>
+      <w:r>
+        <w:rPr>
+          <w:rFonts w:asciiTheme="majorHAnsi" w:hAnsiTheme="majorHAnsi" w:cstheme="majorHAnsi"/>
+        </w:rPr>
+        <w:t xml:space="preserve"> Do these movements reflect changes in source coverage, field population or processing? Please explain the affected months. </w:t>
       </w:r>
     </w:p>
     <w:p>
       <w:pPr>
         <w:pStyle w:val="BodyText"/>
-      </w:pPr>
-      <w:r>
-        <w:rPr>
+        <w:rPr>
+          <w:rFonts w:asciiTheme="majorHAnsi" w:hAnsiTheme="majorHAnsi" w:cstheme="majorHAnsi"/>
+        </w:rPr>
+      </w:pPr>
+      <w:r>
+        <w:rPr>
+          <w:rFonts w:asciiTheme="majorHAnsi" w:hAnsiTheme="majorHAnsi" w:cstheme="majorHAnsi"/>
           <w:i/>
           <w:iCs/>
         </w:rPr>
-        <w:t xml:space="preserve">Evidence: Numeric_POU.</w:t>
-      </w:r>
-    </w:p>
-    <w:bookmarkEnd w:id="23"/>
-    <w:bookmarkStart w:id="25" w:name="lower-priority-categorical-observations"/>
+        <w:t>Evidence: Numeric_POU.</w:t>
+      </w:r>
+    </w:p>
     <w:p>
       <w:pPr>
         <w:pStyle w:val="Heading2"/>
-      </w:pPr>
-      <w:r>
+        <w:rPr>
+          <w:rFonts w:cstheme="majorHAnsi"/>
+        </w:rPr>
+      </w:pPr>
+      <w:bookmarkStart w:id="11" w:name="lower-priority-categorical-observations"/>
+      <w:bookmarkEnd w:id="10"/>
+      <w:r>
+        <w:rPr>
+          <w:rFonts w:cstheme="majorHAnsi"/>
+        </w:rPr>
         <w:t>Lower-priority observations</w:t>
       </w:r>
     </w:p>
     <w:p>
       <w:pPr>
         <w:pStyle w:val="Heading3"/>
-      </w:pPr>
-      <w:r>
+        <w:rPr>
+          <w:rFonts w:cstheme="majorHAnsi"/>
+        </w:rPr>
+      </w:pPr>
+      <w:r>
+        <w:rPr>
+          <w:rFonts w:cstheme="majorHAnsi"/>
+        </w:rPr>
         <w:t>December 2013: limited temporary gaps requiring clarification</w:t>
       </w:r>
     </w:p>
     <w:p>
       <w:pPr>
         <w:pStyle w:val="FirstParagraph"/>
+        <w:rPr>
+          <w:rFonts w:asciiTheme="majorHAnsi" w:hAnsiTheme="majorHAnsi" w:cstheme="majorHAnsi"/>
+        </w:rPr>
       </w:pPr>
       <w:r>
         <w:rPr>
           <w:rStyle w:val="VerbatimChar"/>
-        </w:rPr>
-        <w:t xml:space="preserve">Numeric_Specific</w:t>
-      </w:r>
-      <w:r>
-        <w:t xml:space="preserve"> </w:t>
-      </w:r>
-      <w:r>
-        <w:t xml:space="preserve">contains 128</w:t>
-      </w:r>
-      <w:r>
-        <w:t xml:space="preserve"> </w:t>
+          <w:rFonts w:asciiTheme="majorHAnsi" w:hAnsiTheme="majorHAnsi" w:cstheme="majorHAnsi"/>
+        </w:rPr>
+        <w:t>Numeric_Specific</w:t>
+      </w:r>
+      <w:r>
+        <w:rPr>
+          <w:rFonts w:asciiTheme="majorHAnsi" w:hAnsiTheme="majorHAnsi" w:cstheme="majorHAnsi"/>
+        </w:rPr>
+        <w:t xml:space="preserve"> contains 128 </w:t>
       </w:r>
       <w:r>
         <w:rPr>
           <w:rStyle w:val="VerbatimChar"/>
-        </w:rPr>
-        <w:t xml:space="preserve">PCKG_REPAY_AMT</w:t>
-      </w:r>
-      <w:r>
-        <w:t xml:space="preserve"> </w:t>
-      </w:r>
-      <w:r>
-        <w:t xml:space="preserve">observations that were populated</w:t>
-      </w:r>
-      <w:r>
-        <w:t xml:space="preserve"> </w:t>
-      </w:r>
-      <w:r>
-        <w:t xml:space="preserve">in November, missing in December and populated again in January. It also shows</w:t>
-      </w:r>
-      <w:r>
-        <w:t xml:space="preserve"> </w:t>
-      </w:r>
-      <w:r>
-        <w:t xml:space="preserve">43 temporary</w:t>
-      </w:r>
-      <w:r>
-        <w:t xml:space="preserve"> </w:t>
+          <w:rFonts w:asciiTheme="majorHAnsi" w:hAnsiTheme="majorHAnsi" w:cstheme="majorHAnsi"/>
+        </w:rPr>
+        <w:t>PCKG_REPAY_AMT</w:t>
+      </w:r>
+      <w:r>
+        <w:rPr>
+          <w:rFonts w:asciiTheme="majorHAnsi" w:hAnsiTheme="majorHAnsi" w:cstheme="majorHAnsi"/>
+        </w:rPr>
+        <w:t xml:space="preserve"> observations that were populated in November, missing in December and populated again in January. It also shows 43 temporary </w:t>
       </w:r>
       <w:r>
         <w:rPr>
           <w:rStyle w:val="VerbatimChar"/>
-        </w:rPr>
-        <w:t xml:space="preserve">-999993</w:t>
-      </w:r>
-      <w:r>
-        <w:t xml:space="preserve"> </w:t>
-      </w:r>
-      <w:r>
-        <w:t xml:space="preserve">values in</w:t>
-      </w:r>
-      <w:r>
-        <w:t xml:space="preserve"> </w:t>
+          <w:rFonts w:asciiTheme="majorHAnsi" w:hAnsiTheme="majorHAnsi" w:cstheme="majorHAnsi"/>
+        </w:rPr>
+        <w:t>-999993</w:t>
+      </w:r>
+      <w:r>
+        <w:rPr>
+          <w:rFonts w:asciiTheme="majorHAnsi" w:hAnsiTheme="majorHAnsi" w:cstheme="majorHAnsi"/>
+        </w:rPr>
+        <w:t xml:space="preserve"> values in </w:t>
       </w:r>
       <w:r>
         <w:rPr>
           <w:rStyle w:val="VerbatimChar"/>
-        </w:rPr>
-        <w:t xml:space="preserve">MV_PCKG_LOAN_TO_INC_RT</w:t>
-      </w:r>
-      <w:r>
-        <w:t xml:space="preserve"> </w:t>
-      </w:r>
-      <w:r>
-        <w:t xml:space="preserve">and 60 in</w:t>
-      </w:r>
-      <w:r>
-        <w:t xml:space="preserve"> </w:t>
+          <w:rFonts w:asciiTheme="majorHAnsi" w:hAnsiTheme="majorHAnsi" w:cstheme="majorHAnsi"/>
+        </w:rPr>
+        <w:t>MV_PCKG_LOAN_TO_INC_RT</w:t>
+      </w:r>
+      <w:r>
+        <w:rPr>
+          <w:rFonts w:asciiTheme="majorHAnsi" w:hAnsiTheme="majorHAnsi" w:cstheme="majorHAnsi"/>
+        </w:rPr>
+        <w:t xml:space="preserve"> and 60 in </w:t>
       </w:r>
       <w:r>
         <w:rPr>
           <w:rStyle w:val="VerbatimChar"/>
-        </w:rPr>
-        <w:t xml:space="preserve">MV_PCKG_REPAY_TO_INC_RT</w:t>
-      </w:r>
-      <w:r>
-        <w:t xml:space="preserve">. All 43 loan-to-income values returned exactly to their</w:t>
-      </w:r>
-      <w:r>
-        <w:t xml:space="preserve"> </w:t>
-      </w:r>
-      <w:r>
-        <w:t xml:space="preserve">November value in January.</w:t>
+          <w:rFonts w:asciiTheme="majorHAnsi" w:hAnsiTheme="majorHAnsi" w:cstheme="majorHAnsi"/>
+        </w:rPr>
+        <w:t>MV_PCKG_REPAY_TO_INC_RT</w:t>
+      </w:r>
+      <w:r>
+        <w:rPr>
+          <w:rFonts w:asciiTheme="majorHAnsi" w:hAnsiTheme="majorHAnsi" w:cstheme="majorHAnsi"/>
+        </w:rPr>
+        <w:t>. All 43 loan-to-income values returned exactly to their November value in January.</w:t>
       </w:r>
     </w:p>
     <w:p>
       <w:pPr>
         <w:pStyle w:val="BodyText"/>
-      </w:pPr>
-      <w:r>
-        <w:t xml:space="preserve">Separately,</w:t>
-      </w:r>
-      <w:r>
-        <w:t xml:space="preserve"> </w:t>
+        <w:rPr>
+          <w:rFonts w:asciiTheme="majorHAnsi" w:hAnsiTheme="majorHAnsi" w:cstheme="majorHAnsi"/>
+        </w:rPr>
+      </w:pPr>
+      <w:r>
+        <w:rPr>
+          <w:rFonts w:asciiTheme="majorHAnsi" w:hAnsiTheme="majorHAnsi" w:cstheme="majorHAnsi"/>
+        </w:rPr>
+        <w:t xml:space="preserve">Separately, </w:t>
       </w:r>
       <w:r>
         <w:rPr>
           <w:rStyle w:val="VerbatimChar"/>
-        </w:rPr>
-        <w:t xml:space="preserve">Categorical_POU</w:t>
-      </w:r>
-      <w:r>
-        <w:t xml:space="preserve"> </w:t>
-      </w:r>
-      <w:r>
-        <w:t xml:space="preserve">records 111 temporary missing</w:t>
-      </w:r>
-      <w:r>
-        <w:t xml:space="preserve"> </w:t>
+          <w:rFonts w:asciiTheme="majorHAnsi" w:hAnsiTheme="majorHAnsi" w:cstheme="majorHAnsi"/>
+        </w:rPr>
+        <w:t>Categorical_POU</w:t>
+      </w:r>
+      <w:r>
+        <w:rPr>
+          <w:rFonts w:asciiTheme="majorHAnsi" w:hAnsiTheme="majorHAnsi" w:cstheme="majorHAnsi"/>
+        </w:rPr>
+        <w:t xml:space="preserve"> records 111 temporary missing </w:t>
       </w:r>
       <w:r>
         <w:rPr>
           <w:rStyle w:val="VerbatimChar"/>
-        </w:rPr>
-        <w:t xml:space="preserve">REPAY_TYPE_CD</w:t>
-      </w:r>
-      <w:r>
-        <w:t xml:space="preserve"> </w:t>
-      </w:r>
-      <w:r>
-        <w:t xml:space="preserve">events in December. It does not show their individual account sequences.</w:t>
+          <w:rFonts w:asciiTheme="majorHAnsi" w:hAnsiTheme="majorHAnsi" w:cstheme="majorHAnsi"/>
+        </w:rPr>
+        <w:t>REPAY_TYPE_CD</w:t>
+      </w:r>
+      <w:r>
+        <w:rPr>
+          <w:rFonts w:asciiTheme="majorHAnsi" w:hAnsiTheme="majorHAnsi" w:cstheme="majorHAnsi"/>
+        </w:rPr>
+        <w:t xml:space="preserve"> events in December. It does not show their individual account sequences.</w:t>
       </w:r>
     </w:p>
     <w:p>
       <w:pPr>
         <w:pStyle w:val="BodyText"/>
-      </w:pPr>
-      <w:r>
+        <w:rPr>
+          <w:rFonts w:asciiTheme="majorHAnsi" w:hAnsiTheme="majorHAnsi" w:cstheme="majorHAnsi"/>
+        </w:rPr>
+      </w:pPr>
+      <w:r>
+        <w:rPr>
+          <w:rFonts w:asciiTheme="majorHAnsi" w:hAnsiTheme="majorHAnsi" w:cstheme="majorHAnsi"/>
+        </w:rPr>
         <w:t>Treat this as a lower-priority historical observation. The eligible-population percentage and downstream impact are not established in this report, so the count alone does not demonstrate a material issue. Account overlap across these fields has not been established.</w:t>
       </w:r>
     </w:p>
     <w:p>
       <w:pPr>
         <w:pStyle w:val="BodyText"/>
-      </w:pPr>
-      <w:r>
-        <w:rPr>
+        <w:rPr>
+          <w:rFonts w:asciiTheme="majorHAnsi" w:hAnsiTheme="majorHAnsi" w:cstheme="majorHAnsi"/>
+        </w:rPr>
+      </w:pPr>
+      <w:r>
+        <w:rPr>
+          <w:rFonts w:asciiTheme="majorHAnsi" w:hAnsiTheme="majorHAnsi" w:cstheme="majorHAnsi"/>
           <w:b/>
-          <w:bCs/>
-        </w:rPr>
-      </w:r>
-      <w:r/>
-      <w:r/>
-      <w:r/>
-      <w:r/>
-      <w:r>
-        <w:rPr>
-          <w:b/>
         </w:rPr>
         <w:t xml:space="preserve">Question for CDAO: </w:t>
       </w:r>
       <w:r>
+        <w:rPr>
+          <w:rFonts w:asciiTheme="majorHAnsi" w:hAnsiTheme="majorHAnsi" w:cstheme="majorHAnsi"/>
+        </w:rPr>
         <w:t>Please explain whether these temporary December 2013 gaps were expected processing effects and whether they affected downstream use.</w:t>
       </w:r>
     </w:p>
     <w:p>
       <w:pPr>
         <w:pStyle w:val="BodyText"/>
-      </w:pPr>
-      <w:r>
-        <w:rPr>
+        <w:rPr>
+          <w:rFonts w:asciiTheme="majorHAnsi" w:hAnsiTheme="majorHAnsi" w:cstheme="majorHAnsi"/>
+        </w:rPr>
+      </w:pPr>
+      <w:r>
+        <w:rPr>
+          <w:rFonts w:asciiTheme="majorHAnsi" w:hAnsiTheme="majorHAnsi" w:cstheme="majorHAnsi"/>
           <w:i/>
           <w:iCs/>
         </w:rPr>
-        <w:t xml:space="preserve">Evidence: Numeric_Specific, Numeric_POU and Categorical_POU.</w:t>
+        <w:t>Evidence: Numeric_Specific, Numeric_POU and Categorical_POU.</w:t>
       </w:r>
     </w:p>
     <w:p>
       <w:pPr>
         <w:pStyle w:val="Heading3"/>
-      </w:pPr>
-      <w:r>
+        <w:rPr>
+          <w:rFonts w:cstheme="majorHAnsi"/>
+        </w:rPr>
+      </w:pPr>
+      <w:r>
+        <w:rPr>
+          <w:rFonts w:cstheme="majorHAnsi"/>
+        </w:rPr>
         <w:t>Categorical observations</w:t>
       </w:r>
     </w:p>
@@ -1558,62 +2025,50 @@
         <w:pStyle w:val="Compact"/>
         <w:numPr>
           <w:ilvl w:val="0"/>
-          <w:numId w:val="1002"/>
+          <w:numId w:val="3"/>
         </w:numPr>
+        <w:rPr>
+          <w:rFonts w:asciiTheme="majorHAnsi" w:hAnsiTheme="majorHAnsi" w:cstheme="majorHAnsi"/>
+        </w:rPr>
       </w:pPr>
       <w:r>
         <w:rPr>
           <w:rStyle w:val="VerbatimChar"/>
-        </w:rPr>
-        <w:t xml:space="preserve">REPAY_TYPE_CD</w:t>
-      </w:r>
-      <w:r>
-        <w:t xml:space="preserve"> </w:t>
-      </w:r>
-      <w:r>
-        <w:t xml:space="preserve">has 654 category reversions, mainly</w:t>
-      </w:r>
-      <w:r>
-        <w:t xml:space="preserve"> </w:t>
+          <w:rFonts w:asciiTheme="majorHAnsi" w:hAnsiTheme="majorHAnsi" w:cstheme="majorHAnsi"/>
+        </w:rPr>
+        <w:t>REPAY_TYPE_CD</w:t>
+      </w:r>
+      <w:r>
+        <w:rPr>
+          <w:rFonts w:asciiTheme="majorHAnsi" w:hAnsiTheme="majorHAnsi" w:cstheme="majorHAnsi"/>
+        </w:rPr>
+        <w:t xml:space="preserve"> has 654 category reversions, mainly </w:t>
       </w:r>
       <w:r>
         <w:rPr>
           <w:rStyle w:val="VerbatimChar"/>
-        </w:rPr>
-        <w:t xml:space="preserve">3 → 1 → 3</w:t>
-      </w:r>
-      <w:r>
-        <w:t xml:space="preserve"> </w:t>
-      </w:r>
-      <w:r>
-        <w:t xml:space="preserve">(441)</w:t>
-      </w:r>
-      <w:r>
-        <w:t xml:space="preserve"> </w:t>
-      </w:r>
-      <w:r>
-        <w:t xml:space="preserve">and</w:t>
-      </w:r>
-      <w:r>
-        <w:t xml:space="preserve"> </w:t>
+          <w:rFonts w:asciiTheme="majorHAnsi" w:hAnsiTheme="majorHAnsi" w:cstheme="majorHAnsi"/>
+        </w:rPr>
+        <w:t>3 → 1 → 3</w:t>
+      </w:r>
+      <w:r>
+        <w:rPr>
+          <w:rFonts w:asciiTheme="majorHAnsi" w:hAnsiTheme="majorHAnsi" w:cstheme="majorHAnsi"/>
+        </w:rPr>
+        <w:t xml:space="preserve"> (441) and </w:t>
       </w:r>
       <w:r>
         <w:rPr>
           <w:rStyle w:val="VerbatimChar"/>
-        </w:rPr>
-        <w:t xml:space="preserve">2 → 1 → 2</w:t>
-      </w:r>
-      <w:r>
-        <w:t xml:space="preserve"> </w:t>
-      </w:r>
-      <w:r>
-        <w:t xml:space="preserve">(63). Please confirm whether these are genuine temporary</w:t>
-      </w:r>
-      <w:r>
-        <w:t xml:space="preserve"> </w:t>
-      </w:r>
-      <w:r>
-        <w:t xml:space="preserve">arrangements or processing effects.</w:t>
+          <w:rFonts w:asciiTheme="majorHAnsi" w:hAnsiTheme="majorHAnsi" w:cstheme="majorHAnsi"/>
+        </w:rPr>
+        <w:t>2 → 1 → 2</w:t>
+      </w:r>
+      <w:r>
+        <w:rPr>
+          <w:rFonts w:asciiTheme="majorHAnsi" w:hAnsiTheme="majorHAnsi" w:cstheme="majorHAnsi"/>
+        </w:rPr>
+        <w:t xml:space="preserve"> (63). Please confirm whether these are genuine temporary arrangements or processing effects.</w:t>
       </w:r>
     </w:p>
     <w:p>
@@ -1621,101 +2076,305 @@
         <w:pStyle w:val="Compact"/>
         <w:numPr>
           <w:ilvl w:val="0"/>
-          <w:numId w:val="1002"/>
+          <w:numId w:val="3"/>
         </w:numPr>
+        <w:rPr>
+          <w:rFonts w:asciiTheme="majorHAnsi" w:hAnsiTheme="majorHAnsi" w:cstheme="majorHAnsi"/>
+        </w:rPr>
       </w:pPr>
       <w:r>
         <w:rPr>
           <w:rStyle w:val="VerbatimChar"/>
-        </w:rPr>
-        <w:t xml:space="preserve">PCKG_2ND_INC_OCC_DESC</w:t>
-      </w:r>
-      <w:r>
-        <w:t xml:space="preserve"> </w:t>
-      </w:r>
-      <w:r>
-        <w:t xml:space="preserve">and</w:t>
-      </w:r>
-      <w:r>
-        <w:t xml:space="preserve"> </w:t>
+          <w:rFonts w:asciiTheme="majorHAnsi" w:hAnsiTheme="majorHAnsi" w:cstheme="majorHAnsi"/>
+        </w:rPr>
+        <w:t>PCKG_2ND_INC_OCC_DESC</w:t>
+      </w:r>
+      <w:r>
+        <w:rPr>
+          <w:rFonts w:asciiTheme="majorHAnsi" w:hAnsiTheme="majorHAnsi" w:cstheme="majorHAnsi"/>
+        </w:rPr>
+        <w:t xml:space="preserve"> and </w:t>
       </w:r>
       <w:r>
         <w:rPr>
           <w:rStyle w:val="VerbatimChar"/>
-        </w:rPr>
-        <w:t xml:space="preserve">PCKG_HI_INC_OCC_DESC</w:t>
-      </w:r>
-      <w:r>
-        <w:t xml:space="preserve"> </w:t>
-      </w:r>
-      <w:r>
-        <w:t xml:space="preserve">have 639 and 4,298</w:t>
-      </w:r>
-      <w:r>
-        <w:t xml:space="preserve"> </w:t>
-      </w:r>
-      <w:r>
-        <w:t xml:space="preserve">transitions to missing. The selected monthly examples are in 2005/2007.</w:t>
-      </w:r>
-      <w:r>
-        <w:t xml:space="preserve"> </w:t>
-      </w:r>
-      <w:r>
-        <w:t xml:space="preserve">Please explain whether these reflect expected historical availability.</w:t>
+          <w:rFonts w:asciiTheme="majorHAnsi" w:hAnsiTheme="majorHAnsi" w:cstheme="majorHAnsi"/>
+        </w:rPr>
+        <w:t>PCKG_HI_INC_OCC_DESC</w:t>
+      </w:r>
+      <w:r>
+        <w:rPr>
+          <w:rFonts w:asciiTheme="majorHAnsi" w:hAnsiTheme="majorHAnsi" w:cstheme="majorHAnsi"/>
+        </w:rPr>
+        <w:t xml:space="preserve"> have 639 and 4,298 transitions to missing. The selected monthly examples are in 2005/2007. Please explain whether these reflect expected historical availability.</w:t>
       </w:r>
     </w:p>
     <w:p>
       <w:pPr>
         <w:pStyle w:val="FirstParagraph"/>
-      </w:pPr>
-      <w:r>
-        <w:rPr>
+        <w:rPr>
+          <w:rFonts w:asciiTheme="majorHAnsi" w:hAnsiTheme="majorHAnsi" w:cstheme="majorHAnsi"/>
+        </w:rPr>
+      </w:pPr>
+      <w:r>
+        <w:rPr>
+          <w:rFonts w:asciiTheme="majorHAnsi" w:hAnsiTheme="majorHAnsi" w:cstheme="majorHAnsi"/>
           <w:i/>
           <w:iCs/>
         </w:rPr>
-        <w:t xml:space="preserve">Evidence: Categorical_Overall, Categorical_POU and Categorical_Specific.</w:t>
-      </w:r>
-    </w:p>
+        <w:t>Evidence: Categorical_Overall, Categorical_POU and Categorical_Specific.</w:t>
+      </w:r>
+    </w:p>
+    <w:bookmarkEnd w:id="0"/>
+    <w:bookmarkEnd w:id="11"/>
     <w:p>
       <w:pPr>
         <w:pStyle w:val="BodyText"/>
-      </w:pPr>
-      <w:hyperlink r:id="rId24">
-        <w:r>
-          <w:rPr>
-            <w:rStyle w:val="Hyperlink"/>
-          </w:rPr>
-          <w:t xml:space="preserve">Working workbook</w:t>
-        </w:r>
-      </w:hyperlink>
-    </w:p>
-    <w:bookmarkEnd w:id="25"/>
-    <w:bookmarkEnd w:id="26"/>
+        <w:rPr>
+          <w:rFonts w:asciiTheme="majorHAnsi" w:hAnsiTheme="majorHAnsi" w:cstheme="majorHAnsi"/>
+        </w:rPr>
+      </w:pPr>
+    </w:p>
     <w:sectPr>
+      <w:footerReference w:type="even" r:id="rId11"/>
+      <w:footerReference w:type="default" r:id="rId12"/>
+      <w:footerReference w:type="first" r:id="rId13"/>
       <w:pgSz w:w="11909" w:h="16834"/>
-      <w:pgMar w:left="792" w:right="792" w:top="864" w:bottom="864"/>
+      <w:pgMar w:top="864" w:right="792" w:bottom="864" w:left="792" w:header="720" w:footer="720" w:gutter="0"/>
+      <w:cols w:space="720"/>
     </w:sectPr>
   </w:body>
 </w:document>
 </file>
 
 <file path=word/comments.xml><?xml version="1.0" encoding="utf-8"?>
-<w:comments xmlns:w="http://schemas.openxmlformats.org/wordprocessingml/2006/main" xmlns:m="http://schemas.openxmlformats.org/officeDocument/2006/math" xmlns:r="http://schemas.openxmlformats.org/officeDocument/2006/relationships" xmlns:o="urn:schemas-microsoft-com:office:office" xmlns:v="urn:schemas-microsoft-com:vml" xmlns:w10="urn:schemas-microsoft-com:office:word" xmlns:a="http://schemas.openxmlformats.org/drawingml/2006/main" xmlns:pic="http://schemas.openxmlformats.org/drawingml/2006/picture" xmlns:wp="http://schemas.openxmlformats.org/drawingml/2006/wordprocessingDrawing"/>
+<w:comments xmlns:wpc="http://schemas.microsoft.com/office/word/2010/wordprocessingCanvas" xmlns:cx="http://schemas.microsoft.com/office/drawing/2014/chartex" xmlns:cx1="http://schemas.microsoft.com/office/drawing/2015/9/8/chartex" xmlns:cx2="http://schemas.microsoft.com/office/drawing/2015/10/21/chartex" xmlns:cx3="http://schemas.microsoft.com/office/drawing/2016/5/9/chartex" xmlns:cx4="http://schemas.microsoft.com/office/drawing/2016/5/10/chartex" xmlns:cx5="http://schemas.microsoft.com/office/drawing/2016/5/11/chartex" xmlns:cx6="http://schemas.microsoft.com/office/drawing/2016/5/12/chartex" xmlns:cx7="http://schemas.microsoft.com/office/drawing/2016/5/13/chartex" xmlns:cx8="http://schemas.microsoft.com/office/drawing/2016/5/14/chartex" xmlns:mc="http://schemas.openxmlformats.org/markup-compatibility/2006" xmlns:aink="http://schemas.microsoft.com/office/drawing/2016/ink" xmlns:am3d="http://schemas.microsoft.com/office/drawing/2017/model3d" xmlns:o="urn:schemas-microsoft-com:office:office" xmlns:oel="http://schemas.microsoft.com/office/2019/extlst" xmlns:r="http://schemas.openxmlformats.org/officeDocument/2006/relationships" xmlns:m="http://schemas.openxmlformats.org/officeDocument/2006/math" xmlns:v="urn:schemas-microsoft-com:vml" xmlns:wp14="http://schemas.microsoft.com/office/word/2010/wordprocessingDrawing" xmlns:wp="http://schemas.openxmlformats.org/drawingml/2006/wordprocessingDrawing" xmlns:w10="urn:schemas-microsoft-com:office:word" xmlns:w="http://schemas.openxmlformats.org/wordprocessingml/2006/main" xmlns:w14="http://schemas.microsoft.com/office/word/2010/wordml" xmlns:w15="http://schemas.microsoft.com/office/word/2012/wordml" xmlns:w16cex="http://schemas.microsoft.com/office/word/2018/wordml/cex" xmlns:w16cid="http://schemas.microsoft.com/office/word/2016/wordml/cid" xmlns:w16="http://schemas.microsoft.com/office/word/2018/wordml" xmlns:w16du="http://schemas.microsoft.com/office/word/2023/wordml/word16du" xmlns:w16sdtdh="http://schemas.microsoft.com/office/word/2020/wordml/sdtdatahash" xmlns:w16sdtfl="http://schemas.microsoft.com/office/word/2024/wordml/sdtformatlock" xmlns:w16se="http://schemas.microsoft.com/office/word/2015/wordml/symex" xmlns:wpg="http://schemas.microsoft.com/office/word/2010/wordprocessingGroup" xmlns:wpi="http://schemas.microsoft.com/office/word/2010/wordprocessingInk" xmlns:wne="http://schemas.microsoft.com/office/word/2006/wordml" xmlns:wps="http://schemas.microsoft.com/office/word/2010/wordprocessingShape" mc:Ignorable="w14 w15 w16se w16cid w16 w16cex w16sdtdh w16sdtfl w16du wp14">
+  <w:comment w:id="1" w:author="Hayes, Julian" w:date="2026-10-29T11:07:00Z" w:initials="JH">
+    <w:p>
+      <w:pPr>
+        <w:pStyle w:val="CommentText"/>
+      </w:pPr>
+      <w:r>
+        <w:rPr>
+          <w:rStyle w:val="CommentReference"/>
+        </w:rPr>
+        <w:annotationRef/>
+      </w:r>
+      <w:r>
+        <w:t>It would be useful to give a brief description here of the testing. i.e. not necessarily testing for absolute levels of missing values, or special values, but for high movements (either in missing values, specials or the numeric amount) at account level.</w:t>
+      </w:r>
+    </w:p>
+  </w:comment>
+  <w:comment w:id="2" w:author="Hayes, Julian" w:date="2026-10-29T11:34:00Z" w:initials="JH">
+    <w:p>
+      <w:pPr>
+        <w:pStyle w:val="CommentText"/>
+      </w:pPr>
+      <w:r>
+        <w:rPr>
+          <w:rStyle w:val="CommentReference"/>
+        </w:rPr>
+        <w:annotationRef/>
+      </w:r>
+      <w:r>
+        <w:t>Did we observe any issues on the numerical jumps? Or reversions?</w:t>
+      </w:r>
+    </w:p>
+  </w:comment>
+  <w:comment w:id="3" w:author="Hayes, Julian" w:date="2026-10-29T11:34:00Z" w:initials="JH">
+    <w:p>
+      <w:pPr>
+        <w:pStyle w:val="CommentText"/>
+      </w:pPr>
+      <w:r>
+        <w:rPr>
+          <w:rStyle w:val="CommentReference"/>
+        </w:rPr>
+        <w:annotationRef/>
+      </w:r>
+      <w:r>
+        <w:t>If not, it would be worth stating that we didn’t observe any anomalies.</w:t>
+      </w:r>
+    </w:p>
+  </w:comment>
+  <w:comment w:id="5" w:author="Hayes, Julian" w:date="2026-10-29T11:17:00Z" w:initials="JH">
+    <w:p>
+      <w:pPr>
+        <w:pStyle w:val="CommentText"/>
+      </w:pPr>
+      <w:r>
+        <w:rPr>
+          <w:rStyle w:val="CommentReference"/>
+        </w:rPr>
+        <w:annotationRef/>
+      </w:r>
+      <w:r>
+        <w:t>This is very good that you found a common issue across multiple variables. Could you walk me through the steps?</w:t>
+      </w:r>
+    </w:p>
+    <w:p>
+      <w:pPr>
+        <w:pStyle w:val="CommentText"/>
+      </w:pPr>
+    </w:p>
+    <w:p>
+      <w:pPr>
+        <w:pStyle w:val="CommentText"/>
+      </w:pPr>
+      <w:r>
+        <w:t>e.g. sorting by the “BECAME_MISSING_RATE” and observing that multiple fields had the same date for the same rate?</w:t>
+      </w:r>
+    </w:p>
+  </w:comment>
+  <w:comment w:id="9" w:author="Hayes, Julian" w:date="2026-10-29T11:14:00Z" w:initials="JH">
+    <w:p>
+      <w:pPr>
+        <w:pStyle w:val="CommentText"/>
+      </w:pPr>
+      <w:r>
+        <w:rPr>
+          <w:rStyle w:val="CommentReference"/>
+        </w:rPr>
+        <w:annotationRef/>
+      </w:r>
+      <w:r>
+        <w:t>Is this within 3 months?</w:t>
+      </w:r>
+    </w:p>
+  </w:comment>
+  <w:comment w:id="8" w:author="Hayes, Julian" w:date="2026-10-29T11:20:00Z" w:initials="JH">
+    <w:p>
+      <w:pPr>
+        <w:pStyle w:val="CommentText"/>
+      </w:pPr>
+      <w:r>
+        <w:rPr>
+          <w:rStyle w:val="CommentReference"/>
+        </w:rPr>
+        <w:annotationRef/>
+      </w:r>
+      <w:r>
+        <w:t xml:space="preserve">This is really good. I think it would read a little clearer if start each section with a paragraph, introducing the test and how it works. And potentially how it wouldn’t have been necessarily visible in the existing CDAO testing.  </w:t>
+      </w:r>
+    </w:p>
+    <w:p>
+      <w:pPr>
+        <w:pStyle w:val="CommentText"/>
+      </w:pPr>
+    </w:p>
+    <w:p>
+      <w:pPr>
+        <w:pStyle w:val="CommentText"/>
+      </w:pPr>
+      <w:r>
+        <w:t>Then you can give the adverse results of the testing.</w:t>
+      </w:r>
+    </w:p>
+  </w:comment>
+</w:comments>
+</file>
+
+<file path=word/commentsExtended.xml><?xml version="1.0" encoding="utf-8"?>
+<w15:commentsEx xmlns:wpc="http://schemas.microsoft.com/office/word/2010/wordprocessingCanvas" xmlns:cx="http://schemas.microsoft.com/office/drawing/2014/chartex" xmlns:cx1="http://schemas.microsoft.com/office/drawing/2015/9/8/chartex" xmlns:cx2="http://schemas.microsoft.com/office/drawing/2015/10/21/chartex" xmlns:cx3="http://schemas.microsoft.com/office/drawing/2016/5/9/chartex" xmlns:cx4="http://schemas.microsoft.com/office/drawing/2016/5/10/chartex" xmlns:cx5="http://schemas.microsoft.com/office/drawing/2016/5/11/chartex" xmlns:cx6="http://schemas.microsoft.com/office/drawing/2016/5/12/chartex" xmlns:cx7="http://schemas.microsoft.com/office/drawing/2016/5/13/chartex" xmlns:cx8="http://schemas.microsoft.com/office/drawing/2016/5/14/chartex" xmlns:mc="http://schemas.openxmlformats.org/markup-compatibility/2006" xmlns:aink="http://schemas.microsoft.com/office/drawing/2016/ink" xmlns:am3d="http://schemas.microsoft.com/office/drawing/2017/model3d" xmlns:o="urn:schemas-microsoft-com:office:office" xmlns:oel="http://schemas.microsoft.com/office/2019/extlst" xmlns:r="http://schemas.openxmlformats.org/officeDocument/2006/relationships" xmlns:m="http://schemas.openxmlformats.org/officeDocument/2006/math" xmlns:v="urn:schemas-microsoft-com:vml" xmlns:wp14="http://schemas.microsoft.com/office/word/2010/wordprocessingDrawing" xmlns:wp="http://schemas.openxmlformats.org/drawingml/2006/wordprocessingDrawing" xmlns:w10="urn:schemas-microsoft-com:office:word" xmlns:w="http://schemas.openxmlformats.org/wordprocessingml/2006/main" xmlns:w14="http://schemas.microsoft.com/office/word/2010/wordml" xmlns:w15="http://schemas.microsoft.com/office/word/2012/wordml" xmlns:w16cex="http://schemas.microsoft.com/office/word/2018/wordml/cex" xmlns:w16cid="http://schemas.microsoft.com/office/word/2016/wordml/cid" xmlns:w16="http://schemas.microsoft.com/office/word/2018/wordml" xmlns:w16du="http://schemas.microsoft.com/office/word/2023/wordml/word16du" xmlns:w16sdtdh="http://schemas.microsoft.com/office/word/2020/wordml/sdtdatahash" xmlns:w16sdtfl="http://schemas.microsoft.com/office/word/2024/wordml/sdtformatlock" xmlns:w16se="http://schemas.microsoft.com/office/word/2015/wordml/symex" xmlns:wpg="http://schemas.microsoft.com/office/word/2010/wordprocessingGroup" xmlns:wpi="http://schemas.microsoft.com/office/word/2010/wordprocessingInk" xmlns:wne="http://schemas.microsoft.com/office/word/2006/wordml" xmlns:wps="http://schemas.microsoft.com/office/word/2010/wordprocessingShape" mc:Ignorable="w14 w15 w16se w16cid w16 w16cex w16sdtdh w16sdtfl w16du wp14">
+  <w15:commentEx w15:paraId="651D9319" w15:done="0"/>
+  <w15:commentEx w15:paraId="45144BEC" w15:done="0"/>
+  <w15:commentEx w15:paraId="48C789FE" w15:paraIdParent="45144BEC" w15:done="0"/>
+  <w15:commentEx w15:paraId="54A36F7F" w15:done="0"/>
+  <w15:commentEx w15:paraId="25A8F8EC" w15:done="0"/>
+  <w15:commentEx w15:paraId="38B8B4D5" w15:done="0"/>
+</w15:commentsEx>
+</file>
+
+<file path=word/commentsExtensible.xml><?xml version="1.0" encoding="utf-8"?>
+<w16cex:commentsExtensible xmlns:wpc="http://schemas.microsoft.com/office/word/2010/wordprocessingCanvas" xmlns:cx="http://schemas.microsoft.com/office/drawing/2014/chartex" xmlns:cx1="http://schemas.microsoft.com/office/drawing/2015/9/8/chartex" xmlns:cx2="http://schemas.microsoft.com/office/drawing/2015/10/21/chartex" xmlns:cx3="http://schemas.microsoft.com/office/drawing/2016/5/9/chartex" xmlns:cx4="http://schemas.microsoft.com/office/drawing/2016/5/10/chartex" xmlns:cx5="http://schemas.microsoft.com/office/drawing/2016/5/11/chartex" xmlns:cx6="http://schemas.microsoft.com/office/drawing/2016/5/12/chartex" xmlns:cx7="http://schemas.microsoft.com/office/drawing/2016/5/13/chartex" xmlns:cx8="http://schemas.microsoft.com/office/drawing/2016/5/14/chartex" xmlns:cr="http://schemas.microsoft.com/office/comments/2020/reactions" xmlns:mc="http://schemas.openxmlformats.org/markup-compatibility/2006" xmlns:aink="http://schemas.microsoft.com/office/drawing/2016/ink" xmlns:am3d="http://schemas.microsoft.com/office/drawing/2017/model3d" xmlns:o="urn:schemas-microsoft-com:office:office" xmlns:oel="http://schemas.microsoft.com/office/2019/extlst" xmlns:r="http://schemas.openxmlformats.org/officeDocument/2006/relationships" xmlns:m="http://schemas.openxmlformats.org/officeDocument/2006/math" xmlns:v="urn:schemas-microsoft-com:vml" xmlns:wp14="http://schemas.microsoft.com/office/word/2010/wordprocessingDrawing" xmlns:wp="http://schemas.openxmlformats.org/drawingml/2006/wordprocessingDrawing" xmlns:w10="urn:schemas-microsoft-com:office:word" xmlns:w="http://schemas.openxmlformats.org/wordprocessingml/2006/main" xmlns:w14="http://schemas.microsoft.com/office/word/2010/wordml" xmlns:w15="http://schemas.microsoft.com/office/word/2012/wordml" xmlns:w16cex="http://schemas.microsoft.com/office/word/2018/wordml/cex" xmlns:w16cid="http://schemas.microsoft.com/office/word/2016/wordml/cid" xmlns:w16="http://schemas.microsoft.com/office/word/2018/wordml" xmlns:w16du="http://schemas.microsoft.com/office/word/2023/wordml/word16du" xmlns:w16sdtdh="http://schemas.microsoft.com/office/word/2020/wordml/sdtdatahash" xmlns:w16sdtfl="http://schemas.microsoft.com/office/word/2024/wordml/sdtformatlock" xmlns:w16se="http://schemas.microsoft.com/office/word/2015/wordml/symex" xmlns:wpg="http://schemas.microsoft.com/office/word/2010/wordprocessingGroup" xmlns:wpi="http://schemas.microsoft.com/office/word/2010/wordprocessingInk" xmlns:wne="http://schemas.microsoft.com/office/word/2006/wordml" xmlns:wps="http://schemas.microsoft.com/office/word/2010/wordprocessingShape" mc:Ignorable="w14 w15 w16se w16cid w16 w16cex w16sdtdh w16sdtfl cr w16du wp14">
+  <w16cex:commentExtensible w16cex:durableId="366E7731" w16cex:dateUtc="2026-10-29T11:07:00Z"/>
+  <w16cex:commentExtensible w16cex:durableId="027D722E" w16cex:dateUtc="2026-10-29T11:34:00Z"/>
+  <w16cex:commentExtensible w16cex:durableId="28F59BB2" w16cex:dateUtc="2026-10-29T11:34:00Z"/>
+  <w16cex:commentExtensible w16cex:durableId="7B194D24" w16cex:dateUtc="2026-10-29T11:17:00Z"/>
+  <w16cex:commentExtensible w16cex:durableId="6C098EA7" w16cex:dateUtc="2026-10-29T11:14:00Z"/>
+  <w16cex:commentExtensible w16cex:durableId="06DA7BA7" w16cex:dateUtc="2026-10-29T11:20:00Z"/>
+</w16cex:commentsExtensible>
+</file>
+
+<file path=word/commentsIds.xml><?xml version="1.0" encoding="utf-8"?>
+<w16cid:commentsIds xmlns:wpc="http://schemas.microsoft.com/office/word/2010/wordprocessingCanvas" xmlns:cx="http://schemas.microsoft.com/office/drawing/2014/chartex" xmlns:cx1="http://schemas.microsoft.com/office/drawing/2015/9/8/chartex" xmlns:cx2="http://schemas.microsoft.com/office/drawing/2015/10/21/chartex" xmlns:cx3="http://schemas.microsoft.com/office/drawing/2016/5/9/chartex" xmlns:cx4="http://schemas.microsoft.com/office/drawing/2016/5/10/chartex" xmlns:cx5="http://schemas.microsoft.com/office/drawing/2016/5/11/chartex" xmlns:cx6="http://schemas.microsoft.com/office/drawing/2016/5/12/chartex" xmlns:cx7="http://schemas.microsoft.com/office/drawing/2016/5/13/chartex" xmlns:cx8="http://schemas.microsoft.com/office/drawing/2016/5/14/chartex" xmlns:mc="http://schemas.openxmlformats.org/markup-compatibility/2006" xmlns:aink="http://schemas.microsoft.com/office/drawing/2016/ink" xmlns:am3d="http://schemas.microsoft.com/office/drawing/2017/model3d" xmlns:o="urn:schemas-microsoft-com:office:office" xmlns:oel="http://schemas.microsoft.com/office/2019/extlst" xmlns:r="http://schemas.openxmlformats.org/officeDocument/2006/relationships" xmlns:m="http://schemas.openxmlformats.org/officeDocument/2006/math" xmlns:v="urn:schemas-microsoft-com:vml" xmlns:wp14="http://schemas.microsoft.com/office/word/2010/wordprocessingDrawing" xmlns:wp="http://schemas.openxmlformats.org/drawingml/2006/wordprocessingDrawing" xmlns:w10="urn:schemas-microsoft-com:office:word" xmlns:w="http://schemas.openxmlformats.org/wordprocessingml/2006/main" xmlns:w14="http://schemas.microsoft.com/office/word/2010/wordml" xmlns:w15="http://schemas.microsoft.com/office/word/2012/wordml" xmlns:w16cex="http://schemas.microsoft.com/office/word/2018/wordml/cex" xmlns:w16cid="http://schemas.microsoft.com/office/word/2016/wordml/cid" xmlns:w16="http://schemas.microsoft.com/office/word/2018/wordml" xmlns:w16du="http://schemas.microsoft.com/office/word/2023/wordml/word16du" xmlns:w16sdtdh="http://schemas.microsoft.com/office/word/2020/wordml/sdtdatahash" xmlns:w16sdtfl="http://schemas.microsoft.com/office/word/2024/wordml/sdtformatlock" xmlns:w16se="http://schemas.microsoft.com/office/word/2015/wordml/symex" xmlns:wpg="http://schemas.microsoft.com/office/word/2010/wordprocessingGroup" xmlns:wpi="http://schemas.microsoft.com/office/word/2010/wordprocessingInk" xmlns:wne="http://schemas.microsoft.com/office/word/2006/wordml" xmlns:wps="http://schemas.microsoft.com/office/word/2010/wordprocessingShape" mc:Ignorable="w14 w15 w16se w16cid w16 w16cex w16sdtdh w16sdtfl w16du wp14">
+  <w16cid:commentId w16cid:paraId="651D9319" w16cid:durableId="366E7731"/>
+  <w16cid:commentId w16cid:paraId="45144BEC" w16cid:durableId="027D722E"/>
+  <w16cid:commentId w16cid:paraId="48C789FE" w16cid:durableId="28F59BB2"/>
+  <w16cid:commentId w16cid:paraId="54A36F7F" w16cid:durableId="7B194D24"/>
+  <w16cid:commentId w16cid:paraId="25A8F8EC" w16cid:durableId="6C098EA7"/>
+  <w16cid:commentId w16cid:paraId="38B8B4D5" w16cid:durableId="06DA7BA7"/>
+</w16cid:commentsIds>
+</file>
+
+<file path=word/endnotes.xml><?xml version="1.0" encoding="utf-8"?>
+<w:endnotes xmlns:wpc="http://schemas.microsoft.com/office/word/2010/wordprocessingCanvas" xmlns:cx="http://schemas.microsoft.com/office/drawing/2014/chartex" xmlns:cx1="http://schemas.microsoft.com/office/drawing/2015/9/8/chartex" xmlns:cx2="http://schemas.microsoft.com/office/drawing/2015/10/21/chartex" xmlns:cx3="http://schemas.microsoft.com/office/drawing/2016/5/9/chartex" xmlns:cx4="http://schemas.microsoft.com/office/drawing/2016/5/10/chartex" xmlns:cx5="http://schemas.microsoft.com/office/drawing/2016/5/11/chartex" xmlns:cx6="http://schemas.microsoft.com/office/drawing/2016/5/12/chartex" xmlns:cx7="http://schemas.microsoft.com/office/drawing/2016/5/13/chartex" xmlns:cx8="http://schemas.microsoft.com/office/drawing/2016/5/14/chartex" xmlns:mc="http://schemas.openxmlformats.org/markup-compatibility/2006" xmlns:aink="http://schemas.microsoft.com/office/drawing/2016/ink" xmlns:am3d="http://schemas.microsoft.com/office/drawing/2017/model3d" xmlns:o="urn:schemas-microsoft-com:office:office" xmlns:oel="http://schemas.microsoft.com/office/2019/extlst" xmlns:r="http://schemas.openxmlformats.org/officeDocument/2006/relationships" xmlns:m="http://schemas.openxmlformats.org/officeDocument/2006/math" xmlns:v="urn:schemas-microsoft-com:vml" xmlns:wp14="http://schemas.microsoft.com/office/word/2010/wordprocessingDrawing" xmlns:wp="http://schemas.openxmlformats.org/drawingml/2006/wordprocessingDrawing" xmlns:w10="urn:schemas-microsoft-com:office:word" xmlns:w="http://schemas.openxmlformats.org/wordprocessingml/2006/main" xmlns:w14="http://schemas.microsoft.com/office/word/2010/wordml" xmlns:w15="http://schemas.microsoft.com/office/word/2012/wordml" xmlns:w16cex="http://schemas.microsoft.com/office/word/2018/wordml/cex" xmlns:w16cid="http://schemas.microsoft.com/office/word/2016/wordml/cid" xmlns:w16="http://schemas.microsoft.com/office/word/2018/wordml" xmlns:w16du="http://schemas.microsoft.com/office/word/2023/wordml/word16du" xmlns:w16sdtdh="http://schemas.microsoft.com/office/word/2020/wordml/sdtdatahash" xmlns:w16sdtfl="http://schemas.microsoft.com/office/word/2024/wordml/sdtformatlock" xmlns:w16se="http://schemas.microsoft.com/office/word/2015/wordml/symex" xmlns:wpg="http://schemas.microsoft.com/office/word/2010/wordprocessingGroup" xmlns:wpi="http://schemas.microsoft.com/office/word/2010/wordprocessingInk" xmlns:wne="http://schemas.microsoft.com/office/word/2006/wordml" xmlns:wps="http://schemas.microsoft.com/office/word/2010/wordprocessingShape" mc:Ignorable="w14 w15 w16se w16cid w16 w16cex w16sdtdh w16sdtfl w16du wp14">
+  <w:endnote w:type="separator" w:id="-1">
+    <w:p>
+      <w:pPr>
+        <w:spacing w:after="0" w:line="240" w:lineRule="auto"/>
+      </w:pPr>
+      <w:r>
+        <w:separator/>
+      </w:r>
+    </w:p>
+  </w:endnote>
+  <w:endnote w:type="continuationSeparator" w:id="0">
+    <w:p>
+      <w:pPr>
+        <w:spacing w:after="0" w:line="240" w:lineRule="auto"/>
+      </w:pPr>
+      <w:r>
+        <w:continuationSeparator/>
+      </w:r>
+    </w:p>
+  </w:endnote>
+</w:endnotes>
+</file>
+
+<file path=word/footer1.xml><?xml version="1.0" encoding="utf-8"?>
+<w:ftr xmlns:wpc="http://schemas.microsoft.com/office/word/2010/wordprocessingCanvas" xmlns:cx="http://schemas.microsoft.com/office/drawing/2014/chartex" xmlns:cx1="http://schemas.microsoft.com/office/drawing/2015/9/8/chartex" xmlns:cx2="http://schemas.microsoft.com/office/drawing/2015/10/21/chartex" xmlns:cx3="http://schemas.microsoft.com/office/drawing/2016/5/9/chartex" xmlns:cx4="http://schemas.microsoft.com/office/drawing/2016/5/10/chartex" xmlns:cx5="http://schemas.microsoft.com/office/drawing/2016/5/11/chartex" xmlns:cx6="http://schemas.microsoft.com/office/drawing/2016/5/12/chartex" xmlns:cx7="http://schemas.microsoft.com/office/drawing/2016/5/13/chartex" xmlns:cx8="http://schemas.microsoft.com/office/drawing/2016/5/14/chartex" xmlns:mc="http://schemas.openxmlformats.org/markup-compatibility/2006" xmlns:aink="http://schemas.microsoft.com/office/drawing/2016/ink" xmlns:am3d="http://schemas.microsoft.com/office/drawing/2017/model3d" xmlns:o="urn:schemas-microsoft-com:office:office" xmlns:oel="http://schemas.microsoft.com/office/2019/extlst" xmlns:r="http://schemas.openxmlformats.org/officeDocument/2006/relationships" xmlns:m="http://schemas.openxmlformats.org/officeDocument/2006/math" xmlns:v="urn:schemas-microsoft-com:vml" xmlns:wp14="http://schemas.microsoft.com/office/word/2010/wordprocessingDrawing" xmlns:wp="http://schemas.openxmlformats.org/drawingml/2006/wordprocessingDrawing" xmlns:w10="urn:schemas-microsoft-com:office:word" xmlns:w="http://schemas.openxmlformats.org/wordprocessingml/2006/main" xmlns:w14="http://schemas.microsoft.com/office/word/2010/wordml" xmlns:w15="http://schemas.microsoft.com/office/word/2012/wordml" xmlns:w16cex="http://schemas.microsoft.com/office/word/2018/wordml/cex" xmlns:w16cid="http://schemas.microsoft.com/office/word/2016/wordml/cid" xmlns:w16="http://schemas.microsoft.com/office/word/2018/wordml" xmlns:w16du="http://schemas.microsoft.com/office/word/2023/wordml/word16du" xmlns:w16sdtdh="http://schemas.microsoft.com/office/word/2020/wordml/sdtdatahash" xmlns:w16sdtfl="http://schemas.microsoft.com/office/word/2024/wordml/sdtformatlock" xmlns:w16se="http://schemas.microsoft.com/office/word/2015/wordml/symex" xmlns:wpg="http://schemas.microsoft.com/office/word/2010/wordprocessingGroup" xmlns:wpi="http://schemas.microsoft.com/office/word/2010/wordprocessingInk" xmlns:wne="http://schemas.microsoft.com/office/word/2006/wordml" xmlns:wps="http://schemas.microsoft.com/office/word/2010/wordprocessingShape" mc:Ignorable="w14 w15 w16se w16cid w16 w16cex w16sdtdh w16sdtfl w16du wp14">
+  <w:p>
+    <w:pPr>
+      <w:pStyle w:val="Footer"/>
+    </w:pPr>
+  </w:p>
+</w:ftr>
+</file>
+
+<file path=word/footer2.xml><?xml version="1.0" encoding="utf-8"?>
+<w:ftr xmlns:wpc="http://schemas.microsoft.com/office/word/2010/wordprocessingCanvas" xmlns:cx="http://schemas.microsoft.com/office/drawing/2014/chartex" xmlns:cx1="http://schemas.microsoft.com/office/drawing/2015/9/8/chartex" xmlns:cx2="http://schemas.microsoft.com/office/drawing/2015/10/21/chartex" xmlns:cx3="http://schemas.microsoft.com/office/drawing/2016/5/9/chartex" xmlns:cx4="http://schemas.microsoft.com/office/drawing/2016/5/10/chartex" xmlns:cx5="http://schemas.microsoft.com/office/drawing/2016/5/11/chartex" xmlns:cx6="http://schemas.microsoft.com/office/drawing/2016/5/12/chartex" xmlns:cx7="http://schemas.microsoft.com/office/drawing/2016/5/13/chartex" xmlns:cx8="http://schemas.microsoft.com/office/drawing/2016/5/14/chartex" xmlns:mc="http://schemas.openxmlformats.org/markup-compatibility/2006" xmlns:aink="http://schemas.microsoft.com/office/drawing/2016/ink" xmlns:am3d="http://schemas.microsoft.com/office/drawing/2017/model3d" xmlns:o="urn:schemas-microsoft-com:office:office" xmlns:oel="http://schemas.microsoft.com/office/2019/extlst" xmlns:r="http://schemas.openxmlformats.org/officeDocument/2006/relationships" xmlns:m="http://schemas.openxmlformats.org/officeDocument/2006/math" xmlns:v="urn:schemas-microsoft-com:vml" xmlns:wp14="http://schemas.microsoft.com/office/word/2010/wordprocessingDrawing" xmlns:wp="http://schemas.openxmlformats.org/drawingml/2006/wordprocessingDrawing" xmlns:w10="urn:schemas-microsoft-com:office:word" xmlns:w="http://schemas.openxmlformats.org/wordprocessingml/2006/main" xmlns:w14="http://schemas.microsoft.com/office/word/2010/wordml" xmlns:w15="http://schemas.microsoft.com/office/word/2012/wordml" xmlns:w16cex="http://schemas.microsoft.com/office/word/2018/wordml/cex" xmlns:w16cid="http://schemas.microsoft.com/office/word/2016/wordml/cid" xmlns:w16="http://schemas.microsoft.com/office/word/2018/wordml" xmlns:w16du="http://schemas.microsoft.com/office/word/2023/wordml/word16du" xmlns:w16sdtdh="http://schemas.microsoft.com/office/word/2020/wordml/sdtdatahash" xmlns:w16sdtfl="http://schemas.microsoft.com/office/word/2024/wordml/sdtformatlock" xmlns:w16se="http://schemas.microsoft.com/office/word/2015/wordml/symex" xmlns:wpg="http://schemas.microsoft.com/office/word/2010/wordprocessingGroup" xmlns:wpi="http://schemas.microsoft.com/office/word/2010/wordprocessingInk" xmlns:wne="http://schemas.microsoft.com/office/word/2006/wordml" xmlns:wps="http://schemas.microsoft.com/office/word/2010/wordprocessingShape" mc:Ignorable="w14 w15 w16se w16cid w16 w16cex w16sdtdh w16sdtfl w16du wp14">
+  <w:p>
+    <w:pPr>
+      <w:pStyle w:val="Footer"/>
+    </w:pPr>
+  </w:p>
+</w:ftr>
+</file>
+
+<file path=word/footer3.xml><?xml version="1.0" encoding="utf-8"?>
+<w:ftr xmlns:wpc="http://schemas.microsoft.com/office/word/2010/wordprocessingCanvas" xmlns:cx="http://schemas.microsoft.com/office/drawing/2014/chartex" xmlns:cx1="http://schemas.microsoft.com/office/drawing/2015/9/8/chartex" xmlns:cx2="http://schemas.microsoft.com/office/drawing/2015/10/21/chartex" xmlns:cx3="http://schemas.microsoft.com/office/drawing/2016/5/9/chartex" xmlns:cx4="http://schemas.microsoft.com/office/drawing/2016/5/10/chartex" xmlns:cx5="http://schemas.microsoft.com/office/drawing/2016/5/11/chartex" xmlns:cx6="http://schemas.microsoft.com/office/drawing/2016/5/12/chartex" xmlns:cx7="http://schemas.microsoft.com/office/drawing/2016/5/13/chartex" xmlns:cx8="http://schemas.microsoft.com/office/drawing/2016/5/14/chartex" xmlns:mc="http://schemas.openxmlformats.org/markup-compatibility/2006" xmlns:aink="http://schemas.microsoft.com/office/drawing/2016/ink" xmlns:am3d="http://schemas.microsoft.com/office/drawing/2017/model3d" xmlns:o="urn:schemas-microsoft-com:office:office" xmlns:oel="http://schemas.microsoft.com/office/2019/extlst" xmlns:r="http://schemas.openxmlformats.org/officeDocument/2006/relationships" xmlns:m="http://schemas.openxmlformats.org/officeDocument/2006/math" xmlns:v="urn:schemas-microsoft-com:vml" xmlns:wp14="http://schemas.microsoft.com/office/word/2010/wordprocessingDrawing" xmlns:wp="http://schemas.openxmlformats.org/drawingml/2006/wordprocessingDrawing" xmlns:w10="urn:schemas-microsoft-com:office:word" xmlns:w="http://schemas.openxmlformats.org/wordprocessingml/2006/main" xmlns:w14="http://schemas.microsoft.com/office/word/2010/wordml" xmlns:w15="http://schemas.microsoft.com/office/word/2012/wordml" xmlns:w16cex="http://schemas.microsoft.com/office/word/2018/wordml/cex" xmlns:w16cid="http://schemas.microsoft.com/office/word/2016/wordml/cid" xmlns:w16="http://schemas.microsoft.com/office/word/2018/wordml" xmlns:w16du="http://schemas.microsoft.com/office/word/2023/wordml/word16du" xmlns:w16sdtdh="http://schemas.microsoft.com/office/word/2020/wordml/sdtdatahash" xmlns:w16sdtfl="http://schemas.microsoft.com/office/word/2024/wordml/sdtformatlock" xmlns:w16se="http://schemas.microsoft.com/office/word/2015/wordml/symex" xmlns:wpg="http://schemas.microsoft.com/office/word/2010/wordprocessingGroup" xmlns:wpi="http://schemas.microsoft.com/office/word/2010/wordprocessingInk" xmlns:wne="http://schemas.microsoft.com/office/word/2006/wordml" xmlns:wps="http://schemas.microsoft.com/office/word/2010/wordprocessingShape" mc:Ignorable="w14 w15 w16se w16cid w16 w16cex w16sdtdh w16sdtfl w16du wp14">
+  <w:p>
+    <w:pPr>
+      <w:pStyle w:val="Footer"/>
+    </w:pPr>
+  </w:p>
+</w:ftr>
 </file>
 
 <file path=word/footnotes.xml><?xml version="1.0" encoding="utf-8"?>
-<w:footnotes xmlns:w="http://schemas.openxmlformats.org/wordprocessingml/2006/main" xmlns:m="http://schemas.openxmlformats.org/officeDocument/2006/math" xmlns:r="http://schemas.openxmlformats.org/officeDocument/2006/relationships" xmlns:o="urn:schemas-microsoft-com:office:office" xmlns:v="urn:schemas-microsoft-com:vml" xmlns:w10="urn:schemas-microsoft-com:office:word" xmlns:a="http://schemas.openxmlformats.org/drawingml/2006/main" xmlns:pic="http://schemas.openxmlformats.org/drawingml/2006/picture" xmlns:wp="http://schemas.openxmlformats.org/drawingml/2006/wordprocessingDrawing">
+<w:footnotes xmlns:wpc="http://schemas.microsoft.com/office/word/2010/wordprocessingCanvas" xmlns:cx="http://schemas.microsoft.com/office/drawing/2014/chartex" xmlns:cx1="http://schemas.microsoft.com/office/drawing/2015/9/8/chartex" xmlns:cx2="http://schemas.microsoft.com/office/drawing/2015/10/21/chartex" xmlns:cx3="http://schemas.microsoft.com/office/drawing/2016/5/9/chartex" xmlns:cx4="http://schemas.microsoft.com/office/drawing/2016/5/10/chartex" xmlns:cx5="http://schemas.microsoft.com/office/drawing/2016/5/11/chartex" xmlns:cx6="http://schemas.microsoft.com/office/drawing/2016/5/12/chartex" xmlns:cx7="http://schemas.microsoft.com/office/drawing/2016/5/13/chartex" xmlns:cx8="http://schemas.microsoft.com/office/drawing/2016/5/14/chartex" xmlns:mc="http://schemas.openxmlformats.org/markup-compatibility/2006" xmlns:aink="http://schemas.microsoft.com/office/drawing/2016/ink" xmlns:am3d="http://schemas.microsoft.com/office/drawing/2017/model3d" xmlns:o="urn:schemas-microsoft-com:office:office" xmlns:oel="http://schemas.microsoft.com/office/2019/extlst" xmlns:r="http://schemas.openxmlformats.org/officeDocument/2006/relationships" xmlns:m="http://schemas.openxmlformats.org/officeDocument/2006/math" xmlns:v="urn:schemas-microsoft-com:vml" xmlns:wp14="http://schemas.microsoft.com/office/word/2010/wordprocessingDrawing" xmlns:wp="http://schemas.openxmlformats.org/drawingml/2006/wordprocessingDrawing" xmlns:w10="urn:schemas-microsoft-com:office:word" xmlns:w="http://schemas.openxmlformats.org/wordprocessingml/2006/main" xmlns:w14="http://schemas.microsoft.com/office/word/2010/wordml" xmlns:w15="http://schemas.microsoft.com/office/word/2012/wordml" xmlns:w16cex="http://schemas.microsoft.com/office/word/2018/wordml/cex" xmlns:w16cid="http://schemas.microsoft.com/office/word/2016/wordml/cid" xmlns:w16="http://schemas.microsoft.com/office/word/2018/wordml" xmlns:w16du="http://schemas.microsoft.com/office/word/2023/wordml/word16du" xmlns:w16sdtdh="http://schemas.microsoft.com/office/word/2020/wordml/sdtdatahash" xmlns:w16sdtfl="http://schemas.microsoft.com/office/word/2024/wordml/sdtformatlock" xmlns:w16se="http://schemas.microsoft.com/office/word/2015/wordml/symex" xmlns:wpg="http://schemas.microsoft.com/office/word/2010/wordprocessingGroup" xmlns:wpi="http://schemas.microsoft.com/office/word/2010/wordprocessingInk" xmlns:wne="http://schemas.microsoft.com/office/word/2006/wordml" xmlns:wps="http://schemas.microsoft.com/office/word/2010/wordprocessingShape" mc:Ignorable="w14 w15 w16se w16cid w16 w16cex w16sdtdh w16sdtfl w16du wp14">
+  <w:footnote w:type="separator" w:id="-1">
+    <w:p>
+      <w:r>
+        <w:separator/>
+      </w:r>
+    </w:p>
+  </w:footnote>
   <w:footnote w:type="continuationSeparator" w:id="0">
     <w:p>
       <w:r>
         <w:continuationSeparator/>
-      </w:r>
-    </w:p>
-  </w:footnote>
-  <w:footnote w:type="separator" w:id="-1">
-    <w:p>
-      <w:r>
-        <w:separator/>
       </w:r>
     </w:p>
   </w:footnote>
@@ -1723,10 +2382,11 @@
 </file>
 
 <file path=word/numbering.xml><?xml version="1.0" encoding="utf-8"?>
-<w:numbering xmlns:w="http://schemas.openxmlformats.org/wordprocessingml/2006/main">
-  <w:abstractNum w:abstractNumId="990">
+<w:numbering xmlns:wpc="http://schemas.microsoft.com/office/word/2010/wordprocessingCanvas" xmlns:cx="http://schemas.microsoft.com/office/drawing/2014/chartex" xmlns:cx1="http://schemas.microsoft.com/office/drawing/2015/9/8/chartex" xmlns:cx2="http://schemas.microsoft.com/office/drawing/2015/10/21/chartex" xmlns:cx3="http://schemas.microsoft.com/office/drawing/2016/5/9/chartex" xmlns:cx4="http://schemas.microsoft.com/office/drawing/2016/5/10/chartex" xmlns:cx5="http://schemas.microsoft.com/office/drawing/2016/5/11/chartex" xmlns:cx6="http://schemas.microsoft.com/office/drawing/2016/5/12/chartex" xmlns:cx7="http://schemas.microsoft.com/office/drawing/2016/5/13/chartex" xmlns:cx8="http://schemas.microsoft.com/office/drawing/2016/5/14/chartex" xmlns:mc="http://schemas.openxmlformats.org/markup-compatibility/2006" xmlns:aink="http://schemas.microsoft.com/office/drawing/2016/ink" xmlns:am3d="http://schemas.microsoft.com/office/drawing/2017/model3d" xmlns:o="urn:schemas-microsoft-com:office:office" xmlns:oel="http://schemas.microsoft.com/office/2019/extlst" xmlns:r="http://schemas.openxmlformats.org/officeDocument/2006/relationships" xmlns:m="http://schemas.openxmlformats.org/officeDocument/2006/math" xmlns:v="urn:schemas-microsoft-com:vml" xmlns:wp14="http://schemas.microsoft.com/office/word/2010/wordprocessingDrawing" xmlns:wp="http://schemas.openxmlformats.org/drawingml/2006/wordprocessingDrawing" xmlns:w10="urn:schemas-microsoft-com:office:word" xmlns:w="http://schemas.openxmlformats.org/wordprocessingml/2006/main" xmlns:w14="http://schemas.microsoft.com/office/word/2010/wordml" xmlns:w15="http://schemas.microsoft.com/office/word/2012/wordml" xmlns:w16cex="http://schemas.microsoft.com/office/word/2018/wordml/cex" xmlns:w16cid="http://schemas.microsoft.com/office/word/2016/wordml/cid" xmlns:w16="http://schemas.microsoft.com/office/word/2018/wordml" xmlns:w16du="http://schemas.microsoft.com/office/word/2023/wordml/word16du" xmlns:w16sdtdh="http://schemas.microsoft.com/office/word/2020/wordml/sdtdatahash" xmlns:w16sdtfl="http://schemas.microsoft.com/office/word/2024/wordml/sdtformatlock" xmlns:w16se="http://schemas.microsoft.com/office/word/2015/wordml/symex" xmlns:wpg="http://schemas.microsoft.com/office/word/2010/wordprocessingGroup" xmlns:wpi="http://schemas.microsoft.com/office/word/2010/wordprocessingInk" xmlns:wne="http://schemas.microsoft.com/office/word/2006/wordml" xmlns:wps="http://schemas.microsoft.com/office/word/2010/wordprocessingShape" mc:Ignorable="w14 w15 w16se w16cid w16 w16cex w16sdtdh w16sdtfl w16du wp14">
+  <w:abstractNum w:abstractNumId="0" w15:restartNumberingAfterBreak="0">
     <w:nsid w:val="0000A990"/>
     <w:multiLevelType w:val="multilevel"/>
+    <w:tmpl w:val="870074A0"/>
     <w:lvl w:ilvl="0">
       <w:numFmt w:val="bullet"/>
       <w:lvlText w:val=" "/>
@@ -1800,9 +2460,10 @@
       </w:pPr>
     </w:lvl>
   </w:abstractNum>
-  <w:abstractNum w:abstractNumId="991">
+  <w:abstractNum w:abstractNumId="1" w15:restartNumberingAfterBreak="0">
     <w:nsid w:val="0000A991"/>
     <w:multiLevelType w:val="multilevel"/>
+    <w:tmpl w:val="69B01746"/>
     <w:lvl w:ilvl="0">
       <w:numFmt w:val="bullet"/>
       <w:lvlText w:val="•"/>
@@ -1876,27 +2537,35 @@
       </w:pPr>
     </w:lvl>
   </w:abstractNum>
-  <w:num w:numId="1000">
-    <w:abstractNumId w:val="990"/>
+  <w:num w:numId="1" w16cid:durableId="1742019222">
+    <w:abstractNumId w:val="0"/>
   </w:num>
-  <w:num w:numId="1001">
-    <w:abstractNumId w:val="991"/>
+  <w:num w:numId="2" w16cid:durableId="1476020415">
+    <w:abstractNumId w:val="1"/>
   </w:num>
-  <w:num w:numId="1002">
-    <w:abstractNumId w:val="991"/>
+  <w:num w:numId="3" w16cid:durableId="276330020">
+    <w:abstractNumId w:val="1"/>
   </w:num>
 </w:numbering>
 </file>
 
+<file path=word/people.xml><?xml version="1.0" encoding="utf-8"?>
+<w15:people xmlns:wpc="http://schemas.microsoft.com/office/word/2010/wordprocessingCanvas" xmlns:cx="http://schemas.microsoft.com/office/drawing/2014/chartex" xmlns:cx1="http://schemas.microsoft.com/office/drawing/2015/9/8/chartex" xmlns:cx2="http://schemas.microsoft.com/office/drawing/2015/10/21/chartex" xmlns:cx3="http://schemas.microsoft.com/office/drawing/2016/5/9/chartex" xmlns:cx4="http://schemas.microsoft.com/office/drawing/2016/5/10/chartex" xmlns:cx5="http://schemas.microsoft.com/office/drawing/2016/5/11/chartex" xmlns:cx6="http://schemas.microsoft.com/office/drawing/2016/5/12/chartex" xmlns:cx7="http://schemas.microsoft.com/office/drawing/2016/5/13/chartex" xmlns:cx8="http://schemas.microsoft.com/office/drawing/2016/5/14/chartex" xmlns:mc="http://schemas.openxmlformats.org/markup-compatibility/2006" xmlns:aink="http://schemas.microsoft.com/office/drawing/2016/ink" xmlns:am3d="http://schemas.microsoft.com/office/drawing/2017/model3d" xmlns:o="urn:schemas-microsoft-com:office:office" xmlns:oel="http://schemas.microsoft.com/office/2019/extlst" xmlns:r="http://schemas.openxmlformats.org/officeDocument/2006/relationships" xmlns:m="http://schemas.openxmlformats.org/officeDocument/2006/math" xmlns:v="urn:schemas-microsoft-com:vml" xmlns:wp14="http://schemas.microsoft.com/office/word/2010/wordprocessingDrawing" xmlns:wp="http://schemas.openxmlformats.org/drawingml/2006/wordprocessingDrawing" xmlns:w10="urn:schemas-microsoft-com:office:word" xmlns:w="http://schemas.openxmlformats.org/wordprocessingml/2006/main" xmlns:w14="http://schemas.microsoft.com/office/word/2010/wordml" xmlns:w15="http://schemas.microsoft.com/office/word/2012/wordml" xmlns:w16cex="http://schemas.microsoft.com/office/word/2018/wordml/cex" xmlns:w16cid="http://schemas.microsoft.com/office/word/2016/wordml/cid" xmlns:w16="http://schemas.microsoft.com/office/word/2018/wordml" xmlns:w16du="http://schemas.microsoft.com/office/word/2023/wordml/word16du" xmlns:w16sdtdh="http://schemas.microsoft.com/office/word/2020/wordml/sdtdatahash" xmlns:w16sdtfl="http://schemas.microsoft.com/office/word/2024/wordml/sdtformatlock" xmlns:w16se="http://schemas.microsoft.com/office/word/2015/wordml/symex" xmlns:wpg="http://schemas.microsoft.com/office/word/2010/wordprocessingGroup" xmlns:wpi="http://schemas.microsoft.com/office/word/2010/wordprocessingInk" xmlns:wne="http://schemas.microsoft.com/office/word/2006/wordml" xmlns:wps="http://schemas.microsoft.com/office/word/2010/wordprocessingShape" mc:Ignorable="w14 w15 w16se w16cid w16 w16cex w16sdtdh w16sdtfl w16du wp14">
+  <w15:person w15:author="Hayes, Julian">
+    <w15:presenceInfo w15:providerId="AD" w15:userId="S::Julian.Hayes@ptsb.ie::fb93ae2a-6f9b-4590-9e6c-4b0d5d49e8e8"/>
+  </w15:person>
+</w15:people>
+</file>
+
 <file path=word/styles.xml><?xml version="1.0" encoding="utf-8"?>
-<w:styles xmlns:r="http://schemas.openxmlformats.org/officeDocument/2006/relationships" xmlns:w="http://schemas.openxmlformats.org/wordprocessingml/2006/main">
+<w:styles xmlns:mc="http://schemas.openxmlformats.org/markup-compatibility/2006" xmlns:r="http://schemas.openxmlformats.org/officeDocument/2006/relationships" xmlns:w="http://schemas.openxmlformats.org/wordprocessingml/2006/main" xmlns:w14="http://schemas.microsoft.com/office/word/2010/wordml" xmlns:w15="http://schemas.microsoft.com/office/word/2012/wordml" xmlns:w16cex="http://schemas.microsoft.com/office/word/2018/wordml/cex" xmlns:w16cid="http://schemas.microsoft.com/office/word/2016/wordml/cid" xmlns:w16="http://schemas.microsoft.com/office/word/2018/wordml" xmlns:w16du="http://schemas.microsoft.com/office/word/2023/wordml/word16du" xmlns:w16sdtdh="http://schemas.microsoft.com/office/word/2020/wordml/sdtdatahash" xmlns:w16sdtfl="http://schemas.microsoft.com/office/word/2024/wordml/sdtformatlock" xmlns:w16se="http://schemas.microsoft.com/office/word/2015/wordml/symex" mc:Ignorable="w14 w15 w16se w16cid w16 w16cex w16sdtdh w16sdtfl w16du">
   <w:docDefaults>
     <w:rPrDefault>
       <w:rPr>
-        <w:rFonts w:asciiTheme="minorHAnsi" w:cstheme="minorBidi" w:eastAsiaTheme="minorHAnsi" w:hAnsiTheme="minorHAnsi"/>
+        <w:rFonts w:asciiTheme="minorHAnsi" w:eastAsiaTheme="minorEastAsia" w:hAnsiTheme="minorHAnsi" w:cstheme="minorBidi"/>
         <w:sz w:val="24"/>
         <w:szCs w:val="24"/>
-        <w:lang w:bidi="ar-SA" w:eastAsia="en-US" w:val="en-IE"/>
+        <w:lang w:val="en-IE" w:eastAsia="en-US" w:bidi="ar-SA"/>
       </w:rPr>
     </w:rPrDefault>
     <w:pPrDefault>
@@ -1905,8 +2574,251 @@
       </w:pPr>
     </w:pPrDefault>
   </w:docDefaults>
-  <w:latentStyles w:count="276" w:defLockedState="0" w:defQFormat="0" w:defSemiHidden="0" w:defUIPriority="0" w:defUnhideWhenUsed="0"/>
-  <w:style w:default="1" w:styleId="Normal" w:type="paragraph">
+  <w:latentStyles w:defLockedState="0" w:defUIPriority="0" w:defSemiHidden="0" w:defUnhideWhenUsed="0" w:defQFormat="0" w:count="376">
+    <w:lsdException w:name="Normal Table" w:semiHidden="1" w:unhideWhenUsed="1"/>
+    <w:lsdException w:name="Table Simple 1" w:semiHidden="1" w:unhideWhenUsed="1"/>
+    <w:lsdException w:name="Table Simple 2" w:semiHidden="1" w:unhideWhenUsed="1"/>
+    <w:lsdException w:name="Table Simple 3" w:semiHidden="1" w:unhideWhenUsed="1"/>
+    <w:lsdException w:name="Table Classic 1" w:semiHidden="1" w:unhideWhenUsed="1"/>
+    <w:lsdException w:name="Table Classic 2" w:semiHidden="1" w:unhideWhenUsed="1"/>
+    <w:lsdException w:name="Table Classic 3" w:semiHidden="1" w:unhideWhenUsed="1"/>
+    <w:lsdException w:name="Table Classic 4" w:semiHidden="1" w:unhideWhenUsed="1"/>
+    <w:lsdException w:name="Table Colorful 1" w:semiHidden="1" w:unhideWhenUsed="1"/>
+    <w:lsdException w:name="Table Colorful 2" w:semiHidden="1" w:unhideWhenUsed="1"/>
+    <w:lsdException w:name="Table Colorful 3" w:semiHidden="1" w:unhideWhenUsed="1"/>
+    <w:lsdException w:name="Table Columns 1" w:semiHidden="1" w:unhideWhenUsed="1"/>
+    <w:lsdException w:name="Table Columns 2" w:semiHidden="1" w:unhideWhenUsed="1"/>
+    <w:lsdException w:name="Table Columns 3" w:semiHidden="1" w:unhideWhenUsed="1"/>
+    <w:lsdException w:name="Table Columns 4" w:semiHidden="1" w:unhideWhenUsed="1"/>
+    <w:lsdException w:name="Table Columns 5" w:semiHidden="1" w:unhideWhenUsed="1"/>
+    <w:lsdException w:name="Table Grid 1" w:semiHidden="1" w:unhideWhenUsed="1"/>
+    <w:lsdException w:name="Table Grid 2" w:semiHidden="1" w:unhideWhenUsed="1"/>
+    <w:lsdException w:name="Table Grid 3" w:semiHidden="1" w:unhideWhenUsed="1"/>
+    <w:lsdException w:name="Table Grid 4" w:semiHidden="1" w:unhideWhenUsed="1"/>
+    <w:lsdException w:name="Table Grid 5" w:semiHidden="1" w:unhideWhenUsed="1"/>
+    <w:lsdException w:name="Table Grid 6" w:semiHidden="1" w:unhideWhenUsed="1"/>
+    <w:lsdException w:name="Table Grid 7" w:semiHidden="1" w:unhideWhenUsed="1"/>
+    <w:lsdException w:name="Table Grid 8" w:semiHidden="1" w:unhideWhenUsed="1"/>
+    <w:lsdException w:name="Table List 1" w:semiHidden="1" w:unhideWhenUsed="1"/>
+    <w:lsdException w:name="Table List 2" w:semiHidden="1" w:unhideWhenUsed="1"/>
+    <w:lsdException w:name="Table List 3" w:semiHidden="1" w:unhideWhenUsed="1"/>
+    <w:lsdException w:name="Table List 4" w:semiHidden="1" w:unhideWhenUsed="1"/>
+    <w:lsdException w:name="Table List 5" w:semiHidden="1" w:unhideWhenUsed="1"/>
+    <w:lsdException w:name="Table List 6" w:semiHidden="1" w:unhideWhenUsed="1"/>
+    <w:lsdException w:name="Table List 7" w:semiHidden="1" w:unhideWhenUsed="1"/>
+    <w:lsdException w:name="Table List 8" w:semiHidden="1" w:unhideWhenUsed="1"/>
+    <w:lsdException w:name="Table 3D effects 1" w:semiHidden="1" w:unhideWhenUsed="1"/>
+    <w:lsdException w:name="Table 3D effects 2" w:semiHidden="1" w:unhideWhenUsed="1"/>
+    <w:lsdException w:name="Table 3D effects 3" w:semiHidden="1" w:unhideWhenUsed="1"/>
+    <w:lsdException w:name="Table Contemporary" w:semiHidden="1" w:unhideWhenUsed="1"/>
+    <w:lsdException w:name="Table Elegant" w:semiHidden="1" w:unhideWhenUsed="1"/>
+    <w:lsdException w:name="Table Professional" w:semiHidden="1" w:unhideWhenUsed="1"/>
+    <w:lsdException w:name="Table Subtle 1" w:semiHidden="1" w:unhideWhenUsed="1"/>
+    <w:lsdException w:name="Table Subtle 2" w:semiHidden="1" w:unhideWhenUsed="1"/>
+    <w:lsdException w:name="Table Web 1" w:semiHidden="1" w:unhideWhenUsed="1"/>
+    <w:lsdException w:name="Table Web 2" w:semiHidden="1" w:unhideWhenUsed="1"/>
+    <w:lsdException w:name="Table Web 3" w:semiHidden="1" w:unhideWhenUsed="1"/>
+    <w:lsdException w:name="Table Theme" w:semiHidden="1" w:unhideWhenUsed="1"/>
+    <w:lsdException w:name="Light Shading"/>
+    <w:lsdException w:name="Light List"/>
+    <w:lsdException w:name="Light Grid"/>
+    <w:lsdException w:name="Medium Shading 1"/>
+    <w:lsdException w:name="Medium Shading 2"/>
+    <w:lsdException w:name="Medium List 1"/>
+    <w:lsdException w:name="Medium List 2"/>
+    <w:lsdException w:name="Medium Grid 1"/>
+    <w:lsdException w:name="Medium Grid 2"/>
+    <w:lsdException w:name="Medium Grid 3"/>
+    <w:lsdException w:name="Dark List"/>
+    <w:lsdException w:name="Colorful Shading"/>
+    <w:lsdException w:name="Colorful List"/>
+    <w:lsdException w:name="Colorful Grid"/>
+    <w:lsdException w:name="Light Shading Accent 1"/>
+    <w:lsdException w:name="Light List Accent 1"/>
+    <w:lsdException w:name="Light Grid Accent 1"/>
+    <w:lsdException w:name="Medium Shading 1 Accent 1"/>
+    <w:lsdException w:name="Medium Shading 2 Accent 1"/>
+    <w:lsdException w:name="Medium List 1 Accent 1"/>
+    <w:lsdException w:name="Medium List 2 Accent 1"/>
+    <w:lsdException w:name="Medium Grid 1 Accent 1"/>
+    <w:lsdException w:name="Medium Grid 2 Accent 1"/>
+    <w:lsdException w:name="Medium Grid 3 Accent 1"/>
+    <w:lsdException w:name="Dark List Accent 1"/>
+    <w:lsdException w:name="Colorful Shading Accent 1"/>
+    <w:lsdException w:name="Colorful List Accent 1"/>
+    <w:lsdException w:name="Colorful Grid Accent 1"/>
+    <w:lsdException w:name="Light Shading Accent 2"/>
+    <w:lsdException w:name="Light List Accent 2"/>
+    <w:lsdException w:name="Light Grid Accent 2"/>
+    <w:lsdException w:name="Medium Shading 1 Accent 2"/>
+    <w:lsdException w:name="Medium Shading 2 Accent 2"/>
+    <w:lsdException w:name="Medium List 1 Accent 2"/>
+    <w:lsdException w:name="Medium List 2 Accent 2"/>
+    <w:lsdException w:name="Medium Grid 1 Accent 2"/>
+    <w:lsdException w:name="Medium Grid 2 Accent 2"/>
+    <w:lsdException w:name="Medium Grid 3 Accent 2"/>
+    <w:lsdException w:name="Dark List Accent 2"/>
+    <w:lsdException w:name="Colorful Shading Accent 2"/>
+    <w:lsdException w:name="Colorful List Accent 2"/>
+    <w:lsdException w:name="Colorful Grid Accent 2"/>
+    <w:lsdException w:name="Light Shading Accent 3"/>
+    <w:lsdException w:name="Light List Accent 3"/>
+    <w:lsdException w:name="Light Grid Accent 3"/>
+    <w:lsdException w:name="Medium Shading 1 Accent 3"/>
+    <w:lsdException w:name="Medium Shading 2 Accent 3"/>
+    <w:lsdException w:name="Medium List 1 Accent 3"/>
+    <w:lsdException w:name="Medium List 2 Accent 3"/>
+    <w:lsdException w:name="Medium Grid 1 Accent 3"/>
+    <w:lsdException w:name="Medium Grid 2 Accent 3"/>
+    <w:lsdException w:name="Medium Grid 3 Accent 3"/>
+    <w:lsdException w:name="Dark List Accent 3"/>
+    <w:lsdException w:name="Colorful Shading Accent 3"/>
+    <w:lsdException w:name="Colorful List Accent 3"/>
+    <w:lsdException w:name="Colorful Grid Accent 3"/>
+    <w:lsdException w:name="Light Shading Accent 4"/>
+    <w:lsdException w:name="Light List Accent 4"/>
+    <w:lsdException w:name="Light Grid Accent 4"/>
+    <w:lsdException w:name="Medium Shading 1 Accent 4"/>
+    <w:lsdException w:name="Medium Shading 2 Accent 4"/>
+    <w:lsdException w:name="Medium List 1 Accent 4"/>
+    <w:lsdException w:name="Medium List 2 Accent 4"/>
+    <w:lsdException w:name="Medium Grid 1 Accent 4"/>
+    <w:lsdException w:name="Medium Grid 2 Accent 4"/>
+    <w:lsdException w:name="Medium Grid 3 Accent 4"/>
+    <w:lsdException w:name="Dark List Accent 4"/>
+    <w:lsdException w:name="Colorful Shading Accent 4"/>
+    <w:lsdException w:name="Colorful List Accent 4"/>
+    <w:lsdException w:name="Colorful Grid Accent 4"/>
+    <w:lsdException w:name="Light Shading Accent 5"/>
+    <w:lsdException w:name="Light List Accent 5"/>
+    <w:lsdException w:name="Light Grid Accent 5"/>
+    <w:lsdException w:name="Medium Shading 1 Accent 5"/>
+    <w:lsdException w:name="Medium Shading 2 Accent 5"/>
+    <w:lsdException w:name="Medium List 1 Accent 5"/>
+    <w:lsdException w:name="Medium List 2 Accent 5"/>
+    <w:lsdException w:name="Medium Grid 1 Accent 5"/>
+    <w:lsdException w:name="Medium Grid 2 Accent 5"/>
+    <w:lsdException w:name="Medium Grid 3 Accent 5"/>
+    <w:lsdException w:name="Dark List Accent 5"/>
+    <w:lsdException w:name="Colorful Shading Accent 5"/>
+    <w:lsdException w:name="Colorful List Accent 5"/>
+    <w:lsdException w:name="Colorful Grid Accent 5"/>
+    <w:lsdException w:name="Light Shading Accent 6"/>
+    <w:lsdException w:name="Light List Accent 6"/>
+    <w:lsdException w:name="Light Grid Accent 6"/>
+    <w:lsdException w:name="Medium Shading 1 Accent 6"/>
+    <w:lsdException w:name="Medium Shading 2 Accent 6"/>
+    <w:lsdException w:name="Medium List 1 Accent 6"/>
+    <w:lsdException w:name="Medium List 2 Accent 6"/>
+    <w:lsdException w:name="Medium Grid 1 Accent 6"/>
+    <w:lsdException w:name="Medium Grid 2 Accent 6"/>
+    <w:lsdException w:name="Medium Grid 3 Accent 6"/>
+    <w:lsdException w:name="Dark List Accent 6"/>
+    <w:lsdException w:name="Colorful Shading Accent 6"/>
+    <w:lsdException w:name="Colorful List Accent 6"/>
+    <w:lsdException w:name="Colorful Grid Accent 6"/>
+    <w:lsdException w:name="Grid Table 4" w:uiPriority="49"/>
+    <w:lsdException w:name="Grid Table 5 Dark" w:uiPriority="50"/>
+    <w:lsdException w:name="Grid Table 6 Colorful" w:uiPriority="51"/>
+    <w:lsdException w:name="Grid Table 7 Colorful" w:uiPriority="52"/>
+    <w:lsdException w:name="Grid Table 1 Light Accent 1" w:uiPriority="46"/>
+    <w:lsdException w:name="Grid Table 2 Accent 1" w:uiPriority="47"/>
+    <w:lsdException w:name="Grid Table 3 Accent 1" w:uiPriority="48"/>
+    <w:lsdException w:name="Grid Table 4 Accent 1" w:uiPriority="49"/>
+    <w:lsdException w:name="Grid Table 5 Dark Accent 1" w:uiPriority="50"/>
+    <w:lsdException w:name="Grid Table 6 Colorful Accent 1" w:uiPriority="51"/>
+    <w:lsdException w:name="Grid Table 7 Colorful Accent 1" w:uiPriority="52"/>
+    <w:lsdException w:name="Grid Table 1 Light Accent 2" w:uiPriority="46"/>
+    <w:lsdException w:name="Grid Table 2 Accent 2" w:uiPriority="47"/>
+    <w:lsdException w:name="Grid Table 3 Accent 2" w:uiPriority="48"/>
+    <w:lsdException w:name="Grid Table 4 Accent 2" w:uiPriority="49"/>
+    <w:lsdException w:name="Grid Table 5 Dark Accent 2" w:uiPriority="50"/>
+    <w:lsdException w:name="Grid Table 6 Colorful Accent 2" w:uiPriority="51"/>
+    <w:lsdException w:name="Grid Table 7 Colorful Accent 2" w:uiPriority="52"/>
+    <w:lsdException w:name="Grid Table 1 Light Accent 3" w:uiPriority="46"/>
+    <w:lsdException w:name="Grid Table 2 Accent 3" w:uiPriority="47"/>
+    <w:lsdException w:name="Grid Table 3 Accent 3" w:uiPriority="48"/>
+    <w:lsdException w:name="Grid Table 4 Accent 3" w:uiPriority="49"/>
+    <w:lsdException w:name="Grid Table 5 Dark Accent 3" w:uiPriority="50"/>
+    <w:lsdException w:name="Grid Table 6 Colorful Accent 3" w:uiPriority="51"/>
+    <w:lsdException w:name="Grid Table 7 Colorful Accent 3" w:uiPriority="52"/>
+    <w:lsdException w:name="Grid Table 1 Light Accent 4" w:uiPriority="46"/>
+    <w:lsdException w:name="Grid Table 2 Accent 4" w:uiPriority="47"/>
+    <w:lsdException w:name="Grid Table 3 Accent 4" w:uiPriority="48"/>
+    <w:lsdException w:name="Grid Table 4 Accent 4" w:uiPriority="49"/>
+    <w:lsdException w:name="Grid Table 5 Dark Accent 4" w:uiPriority="50"/>
+    <w:lsdException w:name="Grid Table 6 Colorful Accent 4" w:uiPriority="51"/>
+    <w:lsdException w:name="Grid Table 7 Colorful Accent 4" w:uiPriority="52"/>
+    <w:lsdException w:name="Grid Table 1 Light Accent 5" w:uiPriority="46"/>
+    <w:lsdException w:name="Grid Table 2 Accent 5" w:uiPriority="47"/>
+    <w:lsdException w:name="Grid Table 3 Accent 5" w:uiPriority="48"/>
+    <w:lsdException w:name="Grid Table 4 Accent 5" w:uiPriority="49"/>
+    <w:lsdException w:name="Grid Table 5 Dark Accent 5" w:uiPriority="50"/>
+    <w:lsdException w:name="Grid Table 6 Colorful Accent 5" w:uiPriority="51"/>
+    <w:lsdException w:name="Grid Table 7 Colorful Accent 5" w:uiPriority="52"/>
+    <w:lsdException w:name="Grid Table 1 Light Accent 6" w:uiPriority="46"/>
+    <w:lsdException w:name="Grid Table 2 Accent 6" w:uiPriority="47"/>
+    <w:lsdException w:name="Grid Table 3 Accent 6" w:uiPriority="48"/>
+    <w:lsdException w:name="Grid Table 4 Accent 6" w:uiPriority="49"/>
+    <w:lsdException w:name="Grid Table 5 Dark Accent 6" w:uiPriority="50"/>
+    <w:lsdException w:name="Grid Table 6 Colorful Accent 6" w:uiPriority="51"/>
+    <w:lsdException w:name="Grid Table 7 Colorful Accent 6" w:uiPriority="52"/>
+    <w:lsdException w:name="List Table 1 Light" w:uiPriority="46"/>
+    <w:lsdException w:name="List Table 2" w:uiPriority="47"/>
+    <w:lsdException w:name="List Table 3" w:uiPriority="48"/>
+    <w:lsdException w:name="List Table 4" w:uiPriority="49"/>
+    <w:lsdException w:name="List Table 5 Dark" w:uiPriority="50"/>
+    <w:lsdException w:name="List Table 6 Colorful" w:uiPriority="51"/>
+    <w:lsdException w:name="List Table 7 Colorful" w:uiPriority="52"/>
+    <w:lsdException w:name="List Table 1 Light Accent 1" w:uiPriority="46"/>
+    <w:lsdException w:name="List Table 2 Accent 1" w:uiPriority="47"/>
+    <w:lsdException w:name="List Table 3 Accent 1" w:uiPriority="48"/>
+    <w:lsdException w:name="List Table 4 Accent 1" w:uiPriority="49"/>
+    <w:lsdException w:name="List Table 5 Dark Accent 1" w:uiPriority="50"/>
+    <w:lsdException w:name="List Table 6 Colorful Accent 1" w:uiPriority="51"/>
+    <w:lsdException w:name="List Table 7 Colorful Accent 1" w:uiPriority="52"/>
+    <w:lsdException w:name="List Table 1 Light Accent 2" w:uiPriority="46"/>
+    <w:lsdException w:name="List Table 2 Accent 2" w:uiPriority="47"/>
+    <w:lsdException w:name="List Table 3 Accent 2" w:uiPriority="48"/>
+    <w:lsdException w:name="List Table 4 Accent 2" w:uiPriority="49"/>
+    <w:lsdException w:name="List Table 5 Dark Accent 2" w:uiPriority="50"/>
+    <w:lsdException w:name="List Table 6 Colorful Accent 2" w:uiPriority="51"/>
+    <w:lsdException w:name="List Table 7 Colorful Accent 2" w:uiPriority="52"/>
+    <w:lsdException w:name="List Table 1 Light Accent 3" w:uiPriority="46"/>
+    <w:lsdException w:name="List Table 2 Accent 3" w:uiPriority="47"/>
+    <w:lsdException w:name="List Table 3 Accent 3" w:uiPriority="48"/>
+    <w:lsdException w:name="List Table 4 Accent 3" w:uiPriority="49"/>
+    <w:lsdException w:name="List Table 5 Dark Accent 3" w:uiPriority="50"/>
+    <w:lsdException w:name="List Table 6 Colorful Accent 3" w:uiPriority="51"/>
+    <w:lsdException w:name="List Table 7 Colorful Accent 3" w:uiPriority="52"/>
+    <w:lsdException w:name="List Table 1 Light Accent 4" w:uiPriority="46"/>
+    <w:lsdException w:name="List Table 2 Accent 4" w:uiPriority="47"/>
+    <w:lsdException w:name="List Table 3 Accent 4" w:uiPriority="48"/>
+    <w:lsdException w:name="List Table 4 Accent 4" w:uiPriority="49"/>
+    <w:lsdException w:name="List Table 5 Dark Accent 4" w:uiPriority="50"/>
+    <w:lsdException w:name="List Table 6 Colorful Accent 4" w:uiPriority="51"/>
+    <w:lsdException w:name="List Table 7 Colorful Accent 4" w:uiPriority="52"/>
+    <w:lsdException w:name="List Table 1 Light Accent 5" w:uiPriority="46"/>
+    <w:lsdException w:name="List Table 2 Accent 5" w:uiPriority="47"/>
+    <w:lsdException w:name="List Table 3 Accent 5" w:uiPriority="48"/>
+    <w:lsdException w:name="List Table 4 Accent 5" w:uiPriority="49"/>
+    <w:lsdException w:name="List Table 5 Dark Accent 5" w:uiPriority="50"/>
+    <w:lsdException w:name="List Table 6 Colorful Accent 5" w:uiPriority="51"/>
+    <w:lsdException w:name="List Table 7 Colorful Accent 5" w:uiPriority="52"/>
+    <w:lsdException w:name="List Table 1 Light Accent 6" w:uiPriority="46"/>
+    <w:lsdException w:name="List Table 2 Accent 6" w:uiPriority="47"/>
+    <w:lsdException w:name="List Table 3 Accent 6" w:uiPriority="48"/>
+    <w:lsdException w:name="List Table 4 Accent 6" w:uiPriority="49"/>
+    <w:lsdException w:name="List Table 5 Dark Accent 6" w:uiPriority="50"/>
+    <w:lsdException w:name="List Table 6 Colorful Accent 6" w:uiPriority="51"/>
+    <w:lsdException w:name="List Table 7 Colorful Accent 6" w:uiPriority="52"/>
+    <w:lsdException w:name="Mention" w:semiHidden="1" w:uiPriority="99" w:unhideWhenUsed="1"/>
+    <w:lsdException w:name="Smart Hyperlink" w:semiHidden="1" w:uiPriority="99" w:unhideWhenUsed="1"/>
+    <w:lsdException w:name="Hashtag" w:semiHidden="1" w:uiPriority="99" w:unhideWhenUsed="1"/>
+    <w:lsdException w:name="Unresolved Mention" w:semiHidden="1" w:uiPriority="99" w:unhideWhenUsed="1"/>
+    <w:lsdException w:name="Smart Link" w:semiHidden="1" w:uiPriority="99" w:unhideWhenUsed="1"/>
+  </w:latentStyles>
+  <w:style w:type="paragraph" w:default="1" w:styleId="Normal">
     <w:name w:val="Normal"/>
     <w:qFormat/>
     <w:pPr>
@@ -1918,48 +2830,231 @@
       <w:sz w:val="20"/>
     </w:rPr>
   </w:style>
-  <w:style w:styleId="BodyText" w:type="paragraph">
+  <w:style w:type="paragraph" w:styleId="Heading1">
+    <w:name w:val="heading 1"/>
+    <w:basedOn w:val="Normal"/>
+    <w:next w:val="BodyText"/>
+    <w:uiPriority w:val="9"/>
+    <w:qFormat/>
+    <w:pPr>
+      <w:keepNext/>
+      <w:keepLines/>
+      <w:spacing w:before="180"/>
+      <w:outlineLvl w:val="0"/>
+    </w:pPr>
+    <w:rPr>
+      <w:rFonts w:asciiTheme="majorHAnsi" w:eastAsiaTheme="majorEastAsia" w:hAnsiTheme="majorHAnsi" w:cstheme="majorBidi"/>
+      <w:b/>
+      <w:bCs/>
+      <w:color w:val="FC4C02"/>
+      <w:sz w:val="30"/>
+      <w:szCs w:val="32"/>
+    </w:rPr>
+  </w:style>
+  <w:style w:type="paragraph" w:styleId="Heading2">
+    <w:name w:val="heading 2"/>
+    <w:basedOn w:val="Normal"/>
+    <w:next w:val="BodyText"/>
+    <w:uiPriority w:val="9"/>
+    <w:unhideWhenUsed/>
+    <w:qFormat/>
+    <w:pPr>
+      <w:keepNext/>
+      <w:keepLines/>
+      <w:spacing w:before="180"/>
+      <w:outlineLvl w:val="1"/>
+    </w:pPr>
+    <w:rPr>
+      <w:rFonts w:asciiTheme="majorHAnsi" w:eastAsiaTheme="majorEastAsia" w:hAnsiTheme="majorHAnsi" w:cstheme="majorBidi"/>
+      <w:b/>
+      <w:bCs/>
+      <w:color w:val="FC4C02"/>
+      <w:sz w:val="24"/>
+      <w:szCs w:val="28"/>
+    </w:rPr>
+  </w:style>
+  <w:style w:type="paragraph" w:styleId="Heading3">
+    <w:name w:val="heading 3"/>
+    <w:basedOn w:val="Normal"/>
+    <w:next w:val="BodyText"/>
+    <w:uiPriority w:val="9"/>
+    <w:unhideWhenUsed/>
+    <w:qFormat/>
+    <w:pPr>
+      <w:keepNext/>
+      <w:keepLines/>
+      <w:spacing w:before="160" w:after="100"/>
+      <w:outlineLvl w:val="2"/>
+    </w:pPr>
+    <w:rPr>
+      <w:rFonts w:asciiTheme="majorHAnsi" w:eastAsiaTheme="majorEastAsia" w:hAnsiTheme="majorHAnsi" w:cstheme="majorBidi"/>
+      <w:b/>
+      <w:bCs/>
+      <w:color w:val="FC4C02"/>
+      <w:sz w:val="22"/>
+    </w:rPr>
+  </w:style>
+  <w:style w:type="paragraph" w:styleId="Heading4">
+    <w:name w:val="heading 4"/>
+    <w:basedOn w:val="Normal"/>
+    <w:next w:val="BodyText"/>
+    <w:uiPriority w:val="9"/>
+    <w:unhideWhenUsed/>
+    <w:qFormat/>
+    <w:pPr>
+      <w:keepNext/>
+      <w:keepLines/>
+      <w:spacing w:before="200" w:after="0"/>
+      <w:outlineLvl w:val="3"/>
+    </w:pPr>
+    <w:rPr>
+      <w:rFonts w:asciiTheme="majorHAnsi" w:eastAsiaTheme="majorEastAsia" w:hAnsiTheme="majorHAnsi" w:cstheme="majorBidi"/>
+      <w:bCs/>
+      <w:i/>
+      <w:sz w:val="24"/>
+    </w:rPr>
+  </w:style>
+  <w:style w:type="paragraph" w:styleId="Heading5">
+    <w:name w:val="heading 5"/>
+    <w:basedOn w:val="Normal"/>
+    <w:next w:val="BodyText"/>
+    <w:uiPriority w:val="9"/>
+    <w:unhideWhenUsed/>
+    <w:qFormat/>
+    <w:pPr>
+      <w:keepNext/>
+      <w:keepLines/>
+      <w:spacing w:before="200" w:after="0"/>
+      <w:outlineLvl w:val="4"/>
+    </w:pPr>
+    <w:rPr>
+      <w:rFonts w:asciiTheme="majorHAnsi" w:eastAsiaTheme="majorEastAsia" w:hAnsiTheme="majorHAnsi" w:cstheme="majorBidi"/>
+      <w:iCs/>
+      <w:sz w:val="24"/>
+    </w:rPr>
+  </w:style>
+  <w:style w:type="paragraph" w:styleId="Heading6">
+    <w:name w:val="heading 6"/>
+    <w:basedOn w:val="Normal"/>
+    <w:next w:val="BodyText"/>
+    <w:uiPriority w:val="9"/>
+    <w:unhideWhenUsed/>
+    <w:qFormat/>
+    <w:pPr>
+      <w:keepNext/>
+      <w:keepLines/>
+      <w:spacing w:before="200" w:after="0"/>
+      <w:outlineLvl w:val="5"/>
+    </w:pPr>
+    <w:rPr>
+      <w:rFonts w:asciiTheme="majorHAnsi" w:eastAsiaTheme="majorEastAsia" w:hAnsiTheme="majorHAnsi" w:cstheme="majorBidi"/>
+      <w:sz w:val="24"/>
+    </w:rPr>
+  </w:style>
+  <w:style w:type="paragraph" w:styleId="Heading7">
+    <w:name w:val="heading 7"/>
+    <w:basedOn w:val="Normal"/>
+    <w:next w:val="BodyText"/>
+    <w:uiPriority w:val="9"/>
+    <w:unhideWhenUsed/>
+    <w:qFormat/>
+    <w:pPr>
+      <w:keepNext/>
+      <w:keepLines/>
+      <w:spacing w:before="200" w:after="0"/>
+      <w:outlineLvl w:val="6"/>
+    </w:pPr>
+    <w:rPr>
+      <w:rFonts w:asciiTheme="majorHAnsi" w:eastAsiaTheme="majorEastAsia" w:hAnsiTheme="majorHAnsi" w:cstheme="majorBidi"/>
+      <w:sz w:val="24"/>
+    </w:rPr>
+  </w:style>
+  <w:style w:type="paragraph" w:styleId="Heading8">
+    <w:name w:val="heading 8"/>
+    <w:basedOn w:val="Normal"/>
+    <w:next w:val="BodyText"/>
+    <w:uiPriority w:val="9"/>
+    <w:unhideWhenUsed/>
+    <w:qFormat/>
+    <w:pPr>
+      <w:keepNext/>
+      <w:keepLines/>
+      <w:spacing w:before="200" w:after="0"/>
+      <w:outlineLvl w:val="7"/>
+    </w:pPr>
+    <w:rPr>
+      <w:rFonts w:asciiTheme="majorHAnsi" w:eastAsiaTheme="majorEastAsia" w:hAnsiTheme="majorHAnsi" w:cstheme="majorBidi"/>
+      <w:sz w:val="24"/>
+    </w:rPr>
+  </w:style>
+  <w:style w:type="paragraph" w:styleId="Heading9">
+    <w:name w:val="heading 9"/>
+    <w:basedOn w:val="Normal"/>
+    <w:next w:val="BodyText"/>
+    <w:uiPriority w:val="9"/>
+    <w:unhideWhenUsed/>
+    <w:qFormat/>
+    <w:pPr>
+      <w:keepNext/>
+      <w:keepLines/>
+      <w:spacing w:before="200" w:after="0"/>
+      <w:outlineLvl w:val="8"/>
+    </w:pPr>
+    <w:rPr>
+      <w:rFonts w:asciiTheme="majorHAnsi" w:eastAsiaTheme="majorEastAsia" w:hAnsiTheme="majorHAnsi" w:cstheme="majorBidi"/>
+      <w:sz w:val="24"/>
+    </w:rPr>
+  </w:style>
+  <w:style w:type="character" w:default="1" w:styleId="DefaultParagraphFont">
+    <w:name w:val="Default Paragraph Font"/>
+    <w:uiPriority w:val="1"/>
+    <w:semiHidden/>
+    <w:unhideWhenUsed/>
+  </w:style>
+  <w:style w:type="table" w:default="1" w:styleId="TableNormal">
+    <w:name w:val="Normal Table"/>
+    <w:uiPriority w:val="99"/>
+    <w:semiHidden/>
+    <w:unhideWhenUsed/>
+    <w:tblPr>
+      <w:tblInd w:w="0" w:type="dxa"/>
+      <w:tblCellMar>
+        <w:top w:w="0" w:type="dxa"/>
+        <w:left w:w="108" w:type="dxa"/>
+        <w:bottom w:w="0" w:type="dxa"/>
+        <w:right w:w="108" w:type="dxa"/>
+      </w:tblCellMar>
+    </w:tblPr>
+  </w:style>
+  <w:style w:type="numbering" w:default="1" w:styleId="NoList">
+    <w:name w:val="No List"/>
+    <w:uiPriority w:val="99"/>
+    <w:semiHidden/>
+    <w:unhideWhenUsed/>
+  </w:style>
+  <w:style w:type="paragraph" w:styleId="BodyText">
     <w:name w:val="Body Text"/>
     <w:basedOn w:val="Normal"/>
-    <w:link w:val="BodyTextChar"/>
     <w:qFormat/>
     <w:pPr>
-      <w:spacing w:after="120" w:before="180" w:line="252" w:lineRule="auto"/>
+      <w:spacing w:before="180"/>
     </w:pPr>
-    <w:rPr>
-      <w:rFonts w:ascii="Calibri" w:hAnsi="Calibri"/>
-      <w:color w:val="1D252C"/>
-      <w:sz w:val="20"/>
-    </w:rPr>
-  </w:style>
-  <w:style w:customStyle="1" w:styleId="FirstParagraph" w:type="paragraph">
+  </w:style>
+  <w:style w:type="paragraph" w:customStyle="1" w:styleId="FirstParagraph">
     <w:name w:val="First Paragraph"/>
     <w:basedOn w:val="BodyText"/>
     <w:next w:val="BodyText"/>
     <w:qFormat/>
-    <w:pPr>
-      <w:spacing w:after="120" w:line="252" w:lineRule="auto"/>
-    </w:pPr>
-    <w:rPr>
-      <w:rFonts w:ascii="Calibri" w:hAnsi="Calibri"/>
-      <w:color w:val="1D252C"/>
-      <w:sz w:val="20"/>
-    </w:rPr>
-  </w:style>
-  <w:style w:customStyle="1" w:styleId="Compact" w:type="paragraph">
+  </w:style>
+  <w:style w:type="paragraph" w:customStyle="1" w:styleId="Compact">
     <w:name w:val="Compact"/>
     <w:basedOn w:val="BodyText"/>
     <w:qFormat/>
     <w:pPr>
-      <w:spacing w:after="120" w:before="36" w:line="252" w:lineRule="auto"/>
+      <w:spacing w:before="36"/>
     </w:pPr>
-    <w:rPr>
-      <w:rFonts w:ascii="Calibri" w:hAnsi="Calibri"/>
-      <w:color w:val="1D252C"/>
-      <w:sz w:val="20"/>
-    </w:rPr>
-  </w:style>
-  <w:style w:styleId="Title" w:type="paragraph">
+  </w:style>
+  <w:style w:type="paragraph" w:styleId="Title">
     <w:name w:val="Title"/>
     <w:basedOn w:val="Normal"/>
     <w:next w:val="BodyText"/>
@@ -1967,11 +3062,11 @@
     <w:pPr>
       <w:keepNext/>
       <w:keepLines/>
-      <w:spacing w:after="120" w:before="180"/>
+      <w:spacing w:before="180"/>
       <w:jc w:val="center"/>
     </w:pPr>
     <w:rPr>
-      <w:rFonts w:asciiTheme="majorHAnsi" w:cstheme="majorBidi" w:eastAsiaTheme="majorEastAsia" w:hAnsiTheme="majorHAnsi" w:ascii="Calibri" w:hAnsi="Calibri"/>
+      <w:rFonts w:asciiTheme="majorHAnsi" w:eastAsiaTheme="majorEastAsia" w:hAnsiTheme="majorHAnsi" w:cstheme="majorBidi"/>
       <w:b/>
       <w:bCs/>
       <w:color w:val="FC4C02"/>
@@ -1979,16 +3074,13 @@
       <w:szCs w:val="36"/>
     </w:rPr>
   </w:style>
-  <w:style w:styleId="Subtitle" w:type="paragraph">
+  <w:style w:type="paragraph" w:styleId="Subtitle">
     <w:name w:val="Subtitle"/>
     <w:basedOn w:val="Title"/>
     <w:next w:val="BodyText"/>
     <w:qFormat/>
     <w:pPr>
-      <w:keepNext/>
-      <w:keepLines/>
-      <w:spacing w:after="240" w:before="240"/>
-      <w:jc w:val="center"/>
+      <w:spacing w:before="240" w:after="240"/>
     </w:pPr>
     <w:rPr>
       <w:color w:val="1D252C"/>
@@ -1996,7 +3088,7 @@
       <w:szCs w:val="30"/>
     </w:rPr>
   </w:style>
-  <w:style w:customStyle="1" w:styleId="Author" w:type="paragraph">
+  <w:style w:type="paragraph" w:customStyle="1" w:styleId="Author">
     <w:name w:val="Author"/>
     <w:next w:val="BodyText"/>
     <w:qFormat/>
@@ -2009,7 +3101,7 @@
       <w:color w:val="1D252C"/>
     </w:rPr>
   </w:style>
-  <w:style w:styleId="Date" w:type="paragraph">
+  <w:style w:type="paragraph" w:styleId="Date">
     <w:name w:val="Date"/>
     <w:next w:val="BodyText"/>
     <w:qFormat/>
@@ -2022,7 +3114,7 @@
       <w:color w:val="1D252C"/>
     </w:rPr>
   </w:style>
-  <w:style w:customStyle="1" w:styleId="AbstractTitle" w:type="paragraph">
+  <w:style w:type="paragraph" w:customStyle="1" w:styleId="AbstractTitle">
     <w:name w:val="Abstract Title"/>
     <w:basedOn w:val="Normal"/>
     <w:next w:val="Abstract"/>
@@ -2030,17 +3122,15 @@
     <w:pPr>
       <w:keepNext/>
       <w:keepLines/>
-      <w:spacing w:after="0" w:before="300"/>
+      <w:spacing w:before="300" w:after="0"/>
       <w:jc w:val="center"/>
     </w:pPr>
     <w:rPr>
       <w:b/>
-      <w:color w:val="1D252C"/>
-      <w:sz w:val="20"/>
       <w:szCs w:val="20"/>
     </w:rPr>
   </w:style>
-  <w:style w:customStyle="1" w:styleId="Abstract" w:type="paragraph">
+  <w:style w:type="paragraph" w:customStyle="1" w:styleId="Abstract">
     <w:name w:val="Abstract"/>
     <w:basedOn w:val="Normal"/>
     <w:next w:val="BodyText"/>
@@ -2048,213 +3138,18 @@
     <w:pPr>
       <w:keepNext/>
       <w:keepLines/>
-      <w:spacing w:after="300" w:before="100"/>
+      <w:spacing w:before="100" w:after="300"/>
     </w:pPr>
     <w:rPr>
-      <w:color w:val="1D252C"/>
-      <w:sz w:val="20"/>
       <w:szCs w:val="20"/>
     </w:rPr>
   </w:style>
-  <w:style w:styleId="Bibliography" w:type="paragraph">
+  <w:style w:type="paragraph" w:styleId="Bibliography">
     <w:name w:val="Bibliography"/>
     <w:basedOn w:val="Normal"/>
-    <w:next w:val="Bibliography"/>
     <w:qFormat/>
-    <w:pPr/>
-    <w:rPr>
-      <w:color w:val="1D252C"/>
-    </w:rPr>
-  </w:style>
-  <w:style w:styleId="Heading1" w:type="paragraph">
-    <w:name w:val="Heading 1"/>
-    <w:basedOn w:val="Normal"/>
-    <w:next w:val="BodyText"/>
-    <w:uiPriority w:val="9"/>
-    <w:qFormat/>
-    <w:pPr>
-      <w:keepNext/>
-      <w:keepLines/>
-      <w:spacing w:after="120" w:before="180"/>
-      <w:outlineLvl w:val="0"/>
-    </w:pPr>
-    <w:rPr>
-      <w:rFonts w:asciiTheme="majorHAnsi" w:cstheme="majorBidi" w:eastAsiaTheme="majorEastAsia" w:hAnsiTheme="majorHAnsi" w:ascii="Calibri" w:hAnsi="Calibri"/>
-      <w:b/>
-      <w:bCs/>
-      <w:color w:val="FC4C02"/>
-      <w:sz w:val="30"/>
-      <w:szCs w:val="32"/>
-    </w:rPr>
-  </w:style>
-  <w:style w:styleId="Heading2" w:type="paragraph">
-    <w:name w:val="Heading 2"/>
-    <w:basedOn w:val="Normal"/>
-    <w:next w:val="BodyText"/>
-    <w:uiPriority w:val="9"/>
-    <w:unhideWhenUsed/>
-    <w:qFormat/>
-    <w:pPr>
-      <w:keepNext/>
-      <w:keepLines/>
-      <w:spacing w:after="120" w:before="180"/>
-      <w:outlineLvl w:val="1"/>
-    </w:pPr>
-    <w:rPr>
-      <w:rFonts w:asciiTheme="majorHAnsi" w:cstheme="majorBidi" w:eastAsiaTheme="majorEastAsia" w:hAnsiTheme="majorHAnsi" w:ascii="Calibri" w:hAnsi="Calibri"/>
-      <w:b/>
-      <w:bCs/>
-      <w:color w:val="FC4C02"/>
-      <w:sz w:val="24"/>
-      <w:szCs w:val="28"/>
-    </w:rPr>
-  </w:style>
-  <w:style w:styleId="Heading3" w:type="paragraph">
-    <w:name w:val="Heading 3"/>
-    <w:basedOn w:val="Normal"/>
-    <w:next w:val="BodyText"/>
-    <w:uiPriority w:val="9"/>
-    <w:unhideWhenUsed/>
-    <w:qFormat/>
-    <w:pPr>
-      <w:keepNext/>
-      <w:keepLines/>
-      <w:spacing w:after="100" w:before="160"/>
-      <w:outlineLvl w:val="2"/>
-    </w:pPr>
-    <w:rPr>
-      <w:rFonts w:asciiTheme="majorHAnsi" w:cstheme="majorBidi" w:eastAsiaTheme="majorEastAsia" w:hAnsiTheme="majorHAnsi" w:ascii="Calibri" w:hAnsi="Calibri"/>
-      <w:b/>
-      <w:bCs/>
-      <w:color w:val="FC4C02"/>
-      <w:sz w:val="22"/>
-      <w:szCs w:val="24"/>
-    </w:rPr>
-  </w:style>
-  <w:style w:styleId="Heading4" w:type="paragraph">
-    <w:name w:val="Heading 4"/>
-    <w:basedOn w:val="Normal"/>
-    <w:next w:val="BodyText"/>
-    <w:uiPriority w:val="9"/>
-    <w:unhideWhenUsed/>
-    <w:qFormat/>
-    <w:pPr>
-      <w:keepNext/>
-      <w:keepLines/>
-      <w:spacing w:after="0" w:before="200"/>
-      <w:outlineLvl w:val="3"/>
-    </w:pPr>
-    <w:rPr>
-      <w:rFonts w:asciiTheme="majorHAnsi" w:cstheme="majorBidi" w:eastAsiaTheme="majorEastAsia" w:hAnsiTheme="majorHAnsi"/>
-      <w:bCs/>
-      <w:i/>
-      <w:color w:val="1D252C"/>
-      <w:sz w:val="24"/>
-      <w:szCs w:val="24"/>
-    </w:rPr>
-  </w:style>
-  <w:style w:styleId="Heading5" w:type="paragraph">
-    <w:name w:val="Heading 5"/>
-    <w:basedOn w:val="Normal"/>
-    <w:next w:val="BodyText"/>
-    <w:uiPriority w:val="9"/>
-    <w:unhideWhenUsed/>
-    <w:qFormat/>
-    <w:pPr>
-      <w:keepNext/>
-      <w:keepLines/>
-      <w:spacing w:after="0" w:before="200"/>
-      <w:outlineLvl w:val="4"/>
-    </w:pPr>
-    <w:rPr>
-      <w:rFonts w:asciiTheme="majorHAnsi" w:cstheme="majorBidi" w:eastAsiaTheme="majorEastAsia" w:hAnsiTheme="majorHAnsi"/>
-      <w:iCs/>
-      <w:color w:val="1D252C"/>
-      <w:sz w:val="24"/>
-      <w:szCs w:val="24"/>
-    </w:rPr>
-  </w:style>
-  <w:style w:styleId="Heading6" w:type="paragraph">
-    <w:name w:val="Heading 6"/>
-    <w:basedOn w:val="Normal"/>
-    <w:next w:val="BodyText"/>
-    <w:uiPriority w:val="9"/>
-    <w:unhideWhenUsed/>
-    <w:qFormat/>
-    <w:pPr>
-      <w:keepNext/>
-      <w:keepLines/>
-      <w:spacing w:after="0" w:before="200"/>
-      <w:outlineLvl w:val="5"/>
-    </w:pPr>
-    <w:rPr>
-      <w:rFonts w:asciiTheme="majorHAnsi" w:cstheme="majorBidi" w:eastAsiaTheme="majorEastAsia" w:hAnsiTheme="majorHAnsi"/>
-      <w:color w:val="1D252C"/>
-      <w:sz w:val="24"/>
-      <w:szCs w:val="24"/>
-    </w:rPr>
-  </w:style>
-  <w:style w:styleId="Heading7" w:type="paragraph">
-    <w:name w:val="Heading 7"/>
-    <w:basedOn w:val="Normal"/>
-    <w:next w:val="BodyText"/>
-    <w:uiPriority w:val="9"/>
-    <w:unhideWhenUsed/>
-    <w:qFormat/>
-    <w:pPr>
-      <w:keepNext/>
-      <w:keepLines/>
-      <w:spacing w:after="0" w:before="200"/>
-      <w:outlineLvl w:val="6"/>
-    </w:pPr>
-    <w:rPr>
-      <w:rFonts w:asciiTheme="majorHAnsi" w:cstheme="majorBidi" w:eastAsiaTheme="majorEastAsia" w:hAnsiTheme="majorHAnsi"/>
-      <w:color w:val="1D252C"/>
-      <w:sz w:val="24"/>
-      <w:szCs w:val="24"/>
-    </w:rPr>
-  </w:style>
-  <w:style w:styleId="Heading8" w:type="paragraph">
-    <w:name w:val="Heading 8"/>
-    <w:basedOn w:val="Normal"/>
-    <w:next w:val="BodyText"/>
-    <w:uiPriority w:val="9"/>
-    <w:unhideWhenUsed/>
-    <w:qFormat/>
-    <w:pPr>
-      <w:keepNext/>
-      <w:keepLines/>
-      <w:spacing w:after="0" w:before="200"/>
-      <w:outlineLvl w:val="7"/>
-    </w:pPr>
-    <w:rPr>
-      <w:rFonts w:asciiTheme="majorHAnsi" w:cstheme="majorBidi" w:eastAsiaTheme="majorEastAsia" w:hAnsiTheme="majorHAnsi"/>
-      <w:color w:val="1D252C"/>
-      <w:sz w:val="24"/>
-      <w:szCs w:val="24"/>
-    </w:rPr>
-  </w:style>
-  <w:style w:styleId="Heading9" w:type="paragraph">
-    <w:name w:val="Heading 9"/>
-    <w:basedOn w:val="Normal"/>
-    <w:next w:val="BodyText"/>
-    <w:uiPriority w:val="9"/>
-    <w:unhideWhenUsed/>
-    <w:qFormat/>
-    <w:pPr>
-      <w:keepNext/>
-      <w:keepLines/>
-      <w:spacing w:after="0" w:before="200"/>
-      <w:outlineLvl w:val="8"/>
-    </w:pPr>
-    <w:rPr>
-      <w:rFonts w:asciiTheme="majorHAnsi" w:cstheme="majorBidi" w:eastAsiaTheme="majorEastAsia" w:hAnsiTheme="majorHAnsi"/>
-      <w:color w:val="1D252C"/>
-      <w:sz w:val="24"/>
-      <w:szCs w:val="24"/>
-    </w:rPr>
-  </w:style>
-  <w:style w:styleId="BlockText" w:type="paragraph">
+  </w:style>
+  <w:style w:type="paragraph" w:styleId="BlockText">
     <w:name w:val="Block Text"/>
     <w:basedOn w:val="BodyText"/>
     <w:next w:val="BodyText"/>
@@ -2262,79 +3157,60 @@
     <w:unhideWhenUsed/>
     <w:qFormat/>
     <w:pPr>
-      <w:spacing w:after="100" w:before="100"/>
-      <w:ind w:firstLine="0" w:left="480" w:right="480"/>
+      <w:spacing w:before="100" w:after="100"/>
+      <w:ind w:left="480" w:right="480"/>
     </w:pPr>
-    <w:rPr>
-      <w:color w:val="1D252C"/>
-    </w:rPr>
-  </w:style>
-  <w:style w:styleId="FootnoteText" w:type="paragraph">
-    <w:name w:val="Footnote Text"/>
+  </w:style>
+  <w:style w:type="paragraph" w:styleId="FootnoteText">
+    <w:name w:val="footnote text"/>
     <w:basedOn w:val="Normal"/>
-    <w:next w:val="FootnoteText"/>
     <w:uiPriority w:val="9"/>
     <w:unhideWhenUsed/>
     <w:qFormat/>
-    <w:rPr>
-      <w:color w:val="1D252C"/>
-    </w:rPr>
-  </w:style>
-  <w:style w:styleId="FootnoteBlockText" w:type="paragraph">
+  </w:style>
+  <w:style w:type="paragraph" w:customStyle="1" w:styleId="FootnoteBlockText">
     <w:name w:val="Footnote Block Text"/>
-    <w:basedOn w:val="Footnote Text"/>
-    <w:next w:val="Footnote Text"/>
     <w:uiPriority w:val="9"/>
     <w:unhideWhenUsed/>
     <w:qFormat/>
     <w:pPr>
-      <w:spacing w:after="100" w:before="100"/>
-      <w:ind w:firstLine="0" w:left="480" w:right="480"/>
+      <w:spacing w:before="100" w:after="100"/>
+      <w:ind w:left="480" w:right="480"/>
     </w:pPr>
     <w:rPr>
       <w:color w:val="1D252C"/>
     </w:rPr>
   </w:style>
-  <w:style w:default="1" w:styleId="DefaultParagraphFont" w:type="character">
-    <w:name w:val="Default Paragraph Font"/>
-    <w:semiHidden/>
-    <w:unhideWhenUsed/>
-    <w:rPr>
-      <w:color w:val="1D252C"/>
-    </w:rPr>
-  </w:style>
-  <w:style w:default="1" w:styleId="Table" w:type="table">
+  <w:style w:type="table" w:customStyle="1" w:styleId="Table">
     <w:name w:val="Table"/>
-    <w:basedOn w:val="TableNormal"/>
     <w:semiHidden/>
     <w:unhideWhenUsed/>
     <w:qFormat/>
     <w:tblPr>
-      <w:tblInd w:type="dxa" w:w="0"/>
+      <w:tblInd w:w="0" w:type="dxa"/>
       <w:tblCellMar>
-        <w:top w:type="dxa" w:w="0"/>
-        <w:left w:type="dxa" w:w="108"/>
-        <w:bottom w:type="dxa" w:w="0"/>
-        <w:right w:type="dxa" w:w="108"/>
+        <w:top w:w="0" w:type="dxa"/>
+        <w:left w:w="108" w:type="dxa"/>
+        <w:bottom w:w="0" w:type="dxa"/>
+        <w:right w:w="108" w:type="dxa"/>
       </w:tblCellMar>
     </w:tblPr>
     <w:tblStylePr w:type="firstRow">
       <w:tblPr>
         <w:jc w:val="left"/>
-        <w:tblInd w:type="dxa" w:w="0"/>
       </w:tblPr>
       <w:trPr>
         <w:jc w:val="left"/>
       </w:trPr>
       <w:tcPr>
         <w:tcBorders>
-          <w:bottom w:val="single"/>
+          <w:bottom w:val="single" w:sz="0" w:space="0" w:color="auto"/>
         </w:tcBorders>
         <w:vAlign w:val="bottom"/>
       </w:tcPr>
     </w:tblStylePr>
   </w:style>
-  <w:style w:customStyle="1" w:styleId="DefinitionTerm" w:type="paragraph">
+  <w:style w:type="paragraph" w:customStyle="1" w:styleId="DefinitionTerm">
     <w:name w:val="Definition Term"/>
     <w:basedOn w:val="Normal"/>
     <w:next w:val="Definition"/>
@@ -2345,102 +3221,83 @@
     </w:pPr>
     <w:rPr>
       <w:b/>
-      <w:color w:val="1D252C"/>
-    </w:rPr>
-  </w:style>
-  <w:style w:customStyle="1" w:styleId="Definition" w:type="paragraph">
+    </w:rPr>
+  </w:style>
+  <w:style w:type="paragraph" w:customStyle="1" w:styleId="Definition">
     <w:name w:val="Definition"/>
     <w:basedOn w:val="Normal"/>
-    <w:rPr>
-      <w:color w:val="1D252C"/>
-    </w:rPr>
-  </w:style>
-  <w:style w:styleId="Caption" w:type="paragraph">
-    <w:name w:val="Caption"/>
+  </w:style>
+  <w:style w:type="paragraph" w:styleId="Caption">
+    <w:name w:val="caption"/>
     <w:basedOn w:val="Normal"/>
-    <w:link w:val="BodyTextChar"/>
-    <w:pPr>
-      <w:spacing w:after="120" w:before="0"/>
-    </w:pPr>
+    <w:link w:val="CaptionChar"/>
     <w:rPr>
       <w:i/>
-      <w:color w:val="1D252C"/>
-    </w:rPr>
-  </w:style>
-  <w:style w:customStyle="1" w:styleId="TableCaption" w:type="paragraph">
+    </w:rPr>
+  </w:style>
+  <w:style w:type="paragraph" w:customStyle="1" w:styleId="TableCaption">
     <w:name w:val="Table Caption"/>
     <w:basedOn w:val="Caption"/>
     <w:pPr>
       <w:keepNext/>
     </w:pPr>
-    <w:rPr>
-      <w:color w:val="1D252C"/>
-    </w:rPr>
-  </w:style>
-  <w:style w:customStyle="1" w:styleId="ImageCaption" w:type="paragraph">
+  </w:style>
+  <w:style w:type="paragraph" w:customStyle="1" w:styleId="ImageCaption">
     <w:name w:val="Image Caption"/>
     <w:basedOn w:val="Caption"/>
-    <w:rPr>
-      <w:color w:val="1D252C"/>
-    </w:rPr>
-  </w:style>
-  <w:style w:customStyle="1" w:styleId="Figure" w:type="paragraph">
+  </w:style>
+  <w:style w:type="paragraph" w:customStyle="1" w:styleId="Figure">
     <w:name w:val="Figure"/>
     <w:basedOn w:val="Normal"/>
-    <w:rPr>
-      <w:color w:val="1D252C"/>
-    </w:rPr>
-  </w:style>
-  <w:style w:customStyle="1" w:styleId="CaptionedFigure" w:type="paragraph">
+  </w:style>
+  <w:style w:type="paragraph" w:customStyle="1" w:styleId="CaptionedFigure">
     <w:name w:val="Captioned Figure"/>
     <w:basedOn w:val="Figure"/>
     <w:pPr>
       <w:keepNext/>
     </w:pPr>
-    <w:rPr>
-      <w:color w:val="1D252C"/>
-    </w:rPr>
-  </w:style>
-  <w:style w:customStyle="1" w:styleId="BodyTextChar" w:type="character">
-    <w:name w:val="Body Text Char"/>
+  </w:style>
+  <w:style w:type="character" w:customStyle="1" w:styleId="CaptionChar">
+    <w:name w:val="Caption Char"/>
     <w:basedOn w:val="DefaultParagraphFont"/>
-    <w:link w:val="BodyText"/>
-    <w:rPr>
-      <w:color w:val="1D252C"/>
-    </w:rPr>
-  </w:style>
-  <w:style w:customStyle="1" w:styleId="VerbatimChar" w:type="character">
+    <w:link w:val="Caption"/>
+    <w:rPr>
+      <w:color w:val="1D252C"/>
+    </w:rPr>
+  </w:style>
+  <w:style w:type="character" w:customStyle="1" w:styleId="VerbatimChar">
     <w:name w:val="Verbatim Char"/>
-    <w:basedOn w:val="BodyTextChar"/>
+    <w:basedOn w:val="CaptionChar"/>
+    <w:link w:val="SourceCode"/>
     <w:rPr>
       <w:rFonts w:ascii="Consolas" w:hAnsi="Consolas"/>
       <w:color w:val="1D252C"/>
       <w:sz w:val="22"/>
     </w:rPr>
   </w:style>
-  <w:style w:customStyle="1" w:styleId="SectionNumber" w:type="character">
+  <w:style w:type="character" w:customStyle="1" w:styleId="SectionNumber">
     <w:name w:val="Section Number"/>
-    <w:basedOn w:val="BodyTextChar"/>
-    <w:rPr>
-      <w:color w:val="1D252C"/>
-    </w:rPr>
-  </w:style>
-  <w:style w:styleId="FootnoteReference" w:type="character">
-    <w:name w:val="Footnote Reference"/>
-    <w:basedOn w:val="BodyTextChar"/>
+    <w:basedOn w:val="CaptionChar"/>
+    <w:rPr>
+      <w:color w:val="1D252C"/>
+    </w:rPr>
+  </w:style>
+  <w:style w:type="character" w:styleId="FootnoteReference">
+    <w:name w:val="footnote reference"/>
+    <w:basedOn w:val="CaptionChar"/>
     <w:rPr>
       <w:color w:val="1D252C"/>
       <w:vertAlign w:val="superscript"/>
     </w:rPr>
   </w:style>
-  <w:style w:styleId="Hyperlink" w:type="character">
+  <w:style w:type="character" w:styleId="Hyperlink">
     <w:name w:val="Hyperlink"/>
-    <w:basedOn w:val="BodyTextChar"/>
-    <w:rPr>
-      <w:color w:val="1D252C"/>
-    </w:rPr>
-  </w:style>
-  <w:style w:styleId="TOCHeading" w:type="paragraph">
+    <w:basedOn w:val="CaptionChar"/>
+    <w:rPr>
+      <w:color w:val="1D252C"/>
+    </w:rPr>
+  </w:style>
+  <w:style w:type="paragraph" w:styleId="TOCHeading">
     <w:name w:val="TOC Heading"/>
     <w:basedOn w:val="Heading1"/>
     <w:next w:val="BodyText"/>
@@ -2452,7 +3309,6 @@
       <w:outlineLvl w:val="9"/>
     </w:pPr>
     <w:rPr>
-      <w:rFonts w:asciiTheme="majorHAnsi" w:cstheme="majorBidi" w:eastAsiaTheme="majorEastAsia" w:hAnsiTheme="majorHAnsi"/>
       <w:b w:val="0"/>
       <w:bCs w:val="0"/>
       <w:color w:val="1D252C"/>
@@ -2463,242 +3319,383 @@
     <w:basedOn w:val="Normal"/>
     <w:link w:val="VerbatimChar"/>
     <w:pPr>
-      <w:wordWrap w:val="off"/>
+      <w:wordWrap w:val="0"/>
     </w:pPr>
-    <w:rPr>
-      <w:color w:val="1D252C"/>
-    </w:rPr>
   </w:style>
   <w:style w:type="character" w:customStyle="1" w:styleId="KeywordTok">
     <w:name w:val="KeywordTok"/>
     <w:basedOn w:val="VerbatimChar"/>
     <w:rPr>
+      <w:rFonts w:ascii="Consolas" w:hAnsi="Consolas"/>
       <w:b/>
       <w:color w:val="1D252C"/>
+      <w:sz w:val="22"/>
     </w:rPr>
   </w:style>
   <w:style w:type="character" w:customStyle="1" w:styleId="DataTypeTok">
     <w:name w:val="DataTypeTok"/>
     <w:basedOn w:val="VerbatimChar"/>
     <w:rPr>
-      <w:color w:val="1D252C"/>
+      <w:rFonts w:ascii="Consolas" w:hAnsi="Consolas"/>
+      <w:color w:val="1D252C"/>
+      <w:sz w:val="22"/>
     </w:rPr>
   </w:style>
   <w:style w:type="character" w:customStyle="1" w:styleId="DecValTok">
     <w:name w:val="DecValTok"/>
     <w:basedOn w:val="VerbatimChar"/>
     <w:rPr>
-      <w:color w:val="1D252C"/>
+      <w:rFonts w:ascii="Consolas" w:hAnsi="Consolas"/>
+      <w:color w:val="1D252C"/>
+      <w:sz w:val="22"/>
     </w:rPr>
   </w:style>
   <w:style w:type="character" w:customStyle="1" w:styleId="BaseNTok">
     <w:name w:val="BaseNTok"/>
     <w:basedOn w:val="VerbatimChar"/>
     <w:rPr>
-      <w:color w:val="1D252C"/>
+      <w:rFonts w:ascii="Consolas" w:hAnsi="Consolas"/>
+      <w:color w:val="1D252C"/>
+      <w:sz w:val="22"/>
     </w:rPr>
   </w:style>
   <w:style w:type="character" w:customStyle="1" w:styleId="FloatTok">
     <w:name w:val="FloatTok"/>
     <w:basedOn w:val="VerbatimChar"/>
     <w:rPr>
-      <w:color w:val="1D252C"/>
+      <w:rFonts w:ascii="Consolas" w:hAnsi="Consolas"/>
+      <w:color w:val="1D252C"/>
+      <w:sz w:val="22"/>
     </w:rPr>
   </w:style>
   <w:style w:type="character" w:customStyle="1" w:styleId="ConstantTok">
     <w:name w:val="ConstantTok"/>
     <w:basedOn w:val="VerbatimChar"/>
     <w:rPr>
-      <w:color w:val="1D252C"/>
+      <w:rFonts w:ascii="Consolas" w:hAnsi="Consolas"/>
+      <w:color w:val="1D252C"/>
+      <w:sz w:val="22"/>
     </w:rPr>
   </w:style>
   <w:style w:type="character" w:customStyle="1" w:styleId="CharTok">
     <w:name w:val="CharTok"/>
     <w:basedOn w:val="VerbatimChar"/>
     <w:rPr>
-      <w:color w:val="1D252C"/>
+      <w:rFonts w:ascii="Consolas" w:hAnsi="Consolas"/>
+      <w:color w:val="1D252C"/>
+      <w:sz w:val="22"/>
     </w:rPr>
   </w:style>
   <w:style w:type="character" w:customStyle="1" w:styleId="SpecialCharTok">
     <w:name w:val="SpecialCharTok"/>
     <w:basedOn w:val="VerbatimChar"/>
     <w:rPr>
-      <w:color w:val="1D252C"/>
+      <w:rFonts w:ascii="Consolas" w:hAnsi="Consolas"/>
+      <w:color w:val="1D252C"/>
+      <w:sz w:val="22"/>
     </w:rPr>
   </w:style>
   <w:style w:type="character" w:customStyle="1" w:styleId="StringTok">
     <w:name w:val="StringTok"/>
     <w:basedOn w:val="VerbatimChar"/>
     <w:rPr>
-      <w:color w:val="1D252C"/>
+      <w:rFonts w:ascii="Consolas" w:hAnsi="Consolas"/>
+      <w:color w:val="1D252C"/>
+      <w:sz w:val="22"/>
     </w:rPr>
   </w:style>
   <w:style w:type="character" w:customStyle="1" w:styleId="VerbatimStringTok">
     <w:name w:val="VerbatimStringTok"/>
     <w:basedOn w:val="VerbatimChar"/>
     <w:rPr>
-      <w:color w:val="1D252C"/>
+      <w:rFonts w:ascii="Consolas" w:hAnsi="Consolas"/>
+      <w:color w:val="1D252C"/>
+      <w:sz w:val="22"/>
     </w:rPr>
   </w:style>
   <w:style w:type="character" w:customStyle="1" w:styleId="SpecialStringTok">
     <w:name w:val="SpecialStringTok"/>
     <w:basedOn w:val="VerbatimChar"/>
     <w:rPr>
-      <w:color w:val="1D252C"/>
+      <w:rFonts w:ascii="Consolas" w:hAnsi="Consolas"/>
+      <w:color w:val="1D252C"/>
+      <w:sz w:val="22"/>
     </w:rPr>
   </w:style>
   <w:style w:type="character" w:customStyle="1" w:styleId="ImportTok">
     <w:name w:val="ImportTok"/>
     <w:basedOn w:val="VerbatimChar"/>
     <w:rPr>
+      <w:rFonts w:ascii="Consolas" w:hAnsi="Consolas"/>
       <w:b/>
       <w:color w:val="1D252C"/>
+      <w:sz w:val="22"/>
     </w:rPr>
   </w:style>
   <w:style w:type="character" w:customStyle="1" w:styleId="CommentTok">
     <w:name w:val="CommentTok"/>
     <w:basedOn w:val="VerbatimChar"/>
     <w:rPr>
+      <w:rFonts w:ascii="Consolas" w:hAnsi="Consolas"/>
       <w:i/>
       <w:color w:val="1D252C"/>
+      <w:sz w:val="22"/>
     </w:rPr>
   </w:style>
   <w:style w:type="character" w:customStyle="1" w:styleId="DocumentationTok">
     <w:name w:val="DocumentationTok"/>
     <w:basedOn w:val="VerbatimChar"/>
     <w:rPr>
+      <w:rFonts w:ascii="Consolas" w:hAnsi="Consolas"/>
       <w:i/>
       <w:color w:val="1D252C"/>
+      <w:sz w:val="22"/>
     </w:rPr>
   </w:style>
   <w:style w:type="character" w:customStyle="1" w:styleId="AnnotationTok">
     <w:name w:val="AnnotationTok"/>
     <w:basedOn w:val="VerbatimChar"/>
     <w:rPr>
+      <w:rFonts w:ascii="Consolas" w:hAnsi="Consolas"/>
       <w:b/>
       <w:i/>
       <w:color w:val="1D252C"/>
+      <w:sz w:val="22"/>
     </w:rPr>
   </w:style>
   <w:style w:type="character" w:customStyle="1" w:styleId="CommentVarTok">
     <w:name w:val="CommentVarTok"/>
     <w:basedOn w:val="VerbatimChar"/>
     <w:rPr>
+      <w:rFonts w:ascii="Consolas" w:hAnsi="Consolas"/>
       <w:b/>
       <w:i/>
       <w:color w:val="1D252C"/>
+      <w:sz w:val="22"/>
     </w:rPr>
   </w:style>
   <w:style w:type="character" w:customStyle="1" w:styleId="OtherTok">
     <w:name w:val="OtherTok"/>
     <w:basedOn w:val="VerbatimChar"/>
     <w:rPr>
-      <w:color w:val="1D252C"/>
+      <w:rFonts w:ascii="Consolas" w:hAnsi="Consolas"/>
+      <w:color w:val="1D252C"/>
+      <w:sz w:val="22"/>
     </w:rPr>
   </w:style>
   <w:style w:type="character" w:customStyle="1" w:styleId="FunctionTok">
     <w:name w:val="FunctionTok"/>
     <w:basedOn w:val="VerbatimChar"/>
     <w:rPr>
-      <w:color w:val="1D252C"/>
+      <w:rFonts w:ascii="Consolas" w:hAnsi="Consolas"/>
+      <w:color w:val="1D252C"/>
+      <w:sz w:val="22"/>
     </w:rPr>
   </w:style>
   <w:style w:type="character" w:customStyle="1" w:styleId="VariableTok">
     <w:name w:val="VariableTok"/>
     <w:basedOn w:val="VerbatimChar"/>
     <w:rPr>
-      <w:color w:val="1D252C"/>
+      <w:rFonts w:ascii="Consolas" w:hAnsi="Consolas"/>
+      <w:color w:val="1D252C"/>
+      <w:sz w:val="22"/>
     </w:rPr>
   </w:style>
   <w:style w:type="character" w:customStyle="1" w:styleId="ControlFlowTok">
     <w:name w:val="ControlFlowTok"/>
     <w:basedOn w:val="VerbatimChar"/>
     <w:rPr>
+      <w:rFonts w:ascii="Consolas" w:hAnsi="Consolas"/>
       <w:b/>
       <w:color w:val="1D252C"/>
+      <w:sz w:val="22"/>
     </w:rPr>
   </w:style>
   <w:style w:type="character" w:customStyle="1" w:styleId="OperatorTok">
     <w:name w:val="OperatorTok"/>
     <w:basedOn w:val="VerbatimChar"/>
     <w:rPr>
-      <w:color w:val="1D252C"/>
+      <w:rFonts w:ascii="Consolas" w:hAnsi="Consolas"/>
+      <w:color w:val="1D252C"/>
+      <w:sz w:val="22"/>
     </w:rPr>
   </w:style>
   <w:style w:type="character" w:customStyle="1" w:styleId="BuiltInTok">
     <w:name w:val="BuiltInTok"/>
     <w:basedOn w:val="VerbatimChar"/>
     <w:rPr>
-      <w:color w:val="1D252C"/>
+      <w:rFonts w:ascii="Consolas" w:hAnsi="Consolas"/>
+      <w:color w:val="1D252C"/>
+      <w:sz w:val="22"/>
     </w:rPr>
   </w:style>
   <w:style w:type="character" w:customStyle="1" w:styleId="ExtensionTok">
     <w:name w:val="ExtensionTok"/>
     <w:basedOn w:val="VerbatimChar"/>
     <w:rPr>
-      <w:color w:val="1D252C"/>
+      <w:rFonts w:ascii="Consolas" w:hAnsi="Consolas"/>
+      <w:color w:val="1D252C"/>
+      <w:sz w:val="22"/>
     </w:rPr>
   </w:style>
   <w:style w:type="character" w:customStyle="1" w:styleId="PreprocessorTok">
     <w:name w:val="PreprocessorTok"/>
     <w:basedOn w:val="VerbatimChar"/>
     <w:rPr>
-      <w:color w:val="1D252C"/>
+      <w:rFonts w:ascii="Consolas" w:hAnsi="Consolas"/>
+      <w:color w:val="1D252C"/>
+      <w:sz w:val="22"/>
     </w:rPr>
   </w:style>
   <w:style w:type="character" w:customStyle="1" w:styleId="AttributeTok">
     <w:name w:val="AttributeTok"/>
     <w:basedOn w:val="VerbatimChar"/>
     <w:rPr>
-      <w:color w:val="1D252C"/>
+      <w:rFonts w:ascii="Consolas" w:hAnsi="Consolas"/>
+      <w:color w:val="1D252C"/>
+      <w:sz w:val="22"/>
     </w:rPr>
   </w:style>
   <w:style w:type="character" w:customStyle="1" w:styleId="RegionMarkerTok">
     <w:name w:val="RegionMarkerTok"/>
     <w:basedOn w:val="VerbatimChar"/>
     <w:rPr>
-      <w:color w:val="1D252C"/>
+      <w:rFonts w:ascii="Consolas" w:hAnsi="Consolas"/>
+      <w:color w:val="1D252C"/>
+      <w:sz w:val="22"/>
     </w:rPr>
   </w:style>
   <w:style w:type="character" w:customStyle="1" w:styleId="InformationTok">
     <w:name w:val="InformationTok"/>
     <w:basedOn w:val="VerbatimChar"/>
     <w:rPr>
+      <w:rFonts w:ascii="Consolas" w:hAnsi="Consolas"/>
       <w:b/>
       <w:i/>
       <w:color w:val="1D252C"/>
+      <w:sz w:val="22"/>
     </w:rPr>
   </w:style>
   <w:style w:type="character" w:customStyle="1" w:styleId="WarningTok">
     <w:name w:val="WarningTok"/>
     <w:basedOn w:val="VerbatimChar"/>
     <w:rPr>
+      <w:rFonts w:ascii="Consolas" w:hAnsi="Consolas"/>
       <w:b/>
       <w:i/>
       <w:color w:val="1D252C"/>
+      <w:sz w:val="22"/>
     </w:rPr>
   </w:style>
   <w:style w:type="character" w:customStyle="1" w:styleId="AlertTok">
     <w:name w:val="AlertTok"/>
     <w:basedOn w:val="VerbatimChar"/>
     <w:rPr>
+      <w:rFonts w:ascii="Consolas" w:hAnsi="Consolas"/>
       <w:b/>
       <w:color w:val="1D252C"/>
+      <w:sz w:val="22"/>
     </w:rPr>
   </w:style>
   <w:style w:type="character" w:customStyle="1" w:styleId="ErrorTok">
     <w:name w:val="ErrorTok"/>
     <w:basedOn w:val="VerbatimChar"/>
     <w:rPr>
+      <w:rFonts w:ascii="Consolas" w:hAnsi="Consolas"/>
       <w:b/>
       <w:color w:val="1D252C"/>
+      <w:sz w:val="22"/>
     </w:rPr>
   </w:style>
   <w:style w:type="character" w:customStyle="1" w:styleId="NormalTok">
     <w:name w:val="NormalTok"/>
     <w:basedOn w:val="VerbatimChar"/>
     <w:rPr>
-      <w:color w:val="1D252C"/>
+      <w:rFonts w:ascii="Consolas" w:hAnsi="Consolas"/>
+      <w:color w:val="1D252C"/>
+      <w:sz w:val="22"/>
+    </w:rPr>
+  </w:style>
+  <w:style w:type="paragraph" w:styleId="Footer">
+    <w:name w:val="footer"/>
+    <w:basedOn w:val="Normal"/>
+    <w:link w:val="FooterChar"/>
+    <w:rsid w:val="00794616"/>
+    <w:pPr>
+      <w:tabs>
+        <w:tab w:val="center" w:pos="4513"/>
+        <w:tab w:val="right" w:pos="9026"/>
+      </w:tabs>
+      <w:spacing w:after="0" w:line="240" w:lineRule="auto"/>
+    </w:pPr>
+  </w:style>
+  <w:style w:type="character" w:customStyle="1" w:styleId="FooterChar">
+    <w:name w:val="Footer Char"/>
+    <w:basedOn w:val="DefaultParagraphFont"/>
+    <w:link w:val="Footer"/>
+    <w:rsid w:val="00794616"/>
+    <w:rPr>
+      <w:rFonts w:ascii="Calibri" w:hAnsi="Calibri"/>
+      <w:color w:val="1D252C"/>
+      <w:sz w:val="20"/>
+    </w:rPr>
+  </w:style>
+  <w:style w:type="character" w:styleId="CommentReference">
+    <w:name w:val="annotation reference"/>
+    <w:basedOn w:val="DefaultParagraphFont"/>
+    <w:rsid w:val="00C55A2F"/>
+    <w:rPr>
+      <w:sz w:val="16"/>
+      <w:szCs w:val="16"/>
+    </w:rPr>
+  </w:style>
+  <w:style w:type="paragraph" w:styleId="CommentText">
+    <w:name w:val="annotation text"/>
+    <w:basedOn w:val="Normal"/>
+    <w:link w:val="CommentTextChar"/>
+    <w:rsid w:val="00C55A2F"/>
+    <w:pPr>
+      <w:spacing w:line="240" w:lineRule="auto"/>
+    </w:pPr>
+    <w:rPr>
+      <w:szCs w:val="20"/>
+    </w:rPr>
+  </w:style>
+  <w:style w:type="character" w:customStyle="1" w:styleId="CommentTextChar">
+    <w:name w:val="Comment Text Char"/>
+    <w:basedOn w:val="DefaultParagraphFont"/>
+    <w:link w:val="CommentText"/>
+    <w:rsid w:val="00C55A2F"/>
+    <w:rPr>
+      <w:rFonts w:ascii="Calibri" w:hAnsi="Calibri"/>
+      <w:color w:val="1D252C"/>
+      <w:sz w:val="20"/>
+      <w:szCs w:val="20"/>
+    </w:rPr>
+  </w:style>
+  <w:style w:type="paragraph" w:styleId="CommentSubject">
+    <w:name w:val="annotation subject"/>
+    <w:basedOn w:val="CommentText"/>
+    <w:next w:val="CommentText"/>
+    <w:link w:val="CommentSubjectChar"/>
+    <w:rsid w:val="00C55A2F"/>
+    <w:rPr>
+      <w:b/>
+      <w:bCs/>
+    </w:rPr>
+  </w:style>
+  <w:style w:type="character" w:customStyle="1" w:styleId="CommentSubjectChar">
+    <w:name w:val="Comment Subject Char"/>
+    <w:basedOn w:val="CommentTextChar"/>
+    <w:link w:val="CommentSubject"/>
+    <w:rsid w:val="00C55A2F"/>
+    <w:rPr>
+      <w:rFonts w:ascii="Calibri" w:hAnsi="Calibri"/>
+      <w:b/>
+      <w:bCs/>
+      <w:color w:val="1D252C"/>
+      <w:sz w:val="20"/>
+      <w:szCs w:val="20"/>
     </w:rPr>
   </w:style>
 </w:styles>
@@ -3020,4 +4017,10 @@
   </a:objectDefaults>
   <a:extraClrSchemeLst/>
 </a:theme>
+</file>
+
+<file path=docMetadata/LabelInfo.xml><?xml version="1.0" encoding="utf-8"?>
+<clbl:labelList xmlns:clbl="http://schemas.microsoft.com/office/2020/mipLabelMetadata">
+  <clbl:label id="{45149c40-6634-4ccb-8351-f65e48058dbc}" enabled="1" method="Standard" siteId="{2b70841c-0d13-41c1-b3ac-15ef3536c49a}" contentBits="2" removed="0"/>
+</clbl:labelList>
 </file>